--- a/ProjectDetailDocument.docx
+++ b/ProjectDetailDocument.docx
@@ -98,558 +98,515 @@
           <w:sz w:val="32"/>
           <w:szCs w:val="32"/>
         </w:rPr>
-        <w:t>Objectives</w:t>
-      </w:r>
-      <w:r>
+        <w:t>Objectives:</w:t>
+      </w:r>
+    </w:p>
+    <w:p>
+      <w:pPr>
+        <w:pStyle w:val="NormalWeb"/>
+        <w:numPr>
+          <w:ilvl w:val="0"/>
+          <w:numId w:val="2"/>
+        </w:numPr>
+        <w:rPr>
+          <w:rFonts w:asciiTheme="minorHAnsi" w:hAnsiTheme="minorHAnsi" w:cstheme="minorHAnsi"/>
+        </w:rPr>
+      </w:pPr>
+      <w:r>
+        <w:rPr>
+          <w:rFonts w:asciiTheme="minorHAnsi" w:hAnsiTheme="minorHAnsi" w:cstheme="minorHAnsi"/>
+        </w:rPr>
+        <w:t>Detect whether a rider is wearing a helmet</w:t>
+      </w:r>
+    </w:p>
+    <w:p>
+      <w:pPr>
+        <w:pStyle w:val="NormalWeb"/>
+        <w:numPr>
+          <w:ilvl w:val="0"/>
+          <w:numId w:val="2"/>
+        </w:numPr>
+        <w:rPr>
+          <w:rFonts w:asciiTheme="minorHAnsi" w:hAnsiTheme="minorHAnsi" w:cstheme="minorHAnsi"/>
+        </w:rPr>
+      </w:pPr>
+      <w:r>
+        <w:rPr>
+          <w:rFonts w:asciiTheme="minorHAnsi" w:hAnsiTheme="minorHAnsi" w:cstheme="minorHAnsi"/>
+        </w:rPr>
+        <w:t>Identify number plates of violating vehicles</w:t>
+      </w:r>
+    </w:p>
+    <w:p>
+      <w:pPr>
+        <w:pStyle w:val="NormalWeb"/>
+        <w:numPr>
+          <w:ilvl w:val="0"/>
+          <w:numId w:val="2"/>
+        </w:numPr>
+        <w:rPr>
+          <w:rFonts w:asciiTheme="minorHAnsi" w:hAnsiTheme="minorHAnsi" w:cstheme="minorHAnsi"/>
+        </w:rPr>
+      </w:pPr>
+      <w:r>
+        <w:rPr>
+          <w:rFonts w:asciiTheme="minorHAnsi" w:hAnsiTheme="minorHAnsi" w:cstheme="minorHAnsi"/>
+        </w:rPr>
+        <w:t>Extract plate numbers using OCR</w:t>
+      </w:r>
+    </w:p>
+    <w:p>
+      <w:pPr>
+        <w:pStyle w:val="NormalWeb"/>
+        <w:numPr>
+          <w:ilvl w:val="0"/>
+          <w:numId w:val="2"/>
+        </w:numPr>
+        <w:rPr>
+          <w:rFonts w:asciiTheme="minorHAnsi" w:hAnsiTheme="minorHAnsi" w:cstheme="minorHAnsi"/>
+        </w:rPr>
+      </w:pPr>
+      <w:r>
+        <w:rPr>
+          <w:rFonts w:asciiTheme="minorHAnsi" w:hAnsiTheme="minorHAnsi" w:cstheme="minorHAnsi"/>
+        </w:rPr>
+        <w:t>Store violation records with timestamp</w:t>
+      </w:r>
+    </w:p>
+    <w:p>
+      <w:pPr>
+        <w:pStyle w:val="NormalWeb"/>
+        <w:numPr>
+          <w:ilvl w:val="0"/>
+          <w:numId w:val="2"/>
+        </w:numPr>
+        <w:rPr>
+          <w:rFonts w:asciiTheme="minorHAnsi" w:hAnsiTheme="minorHAnsi" w:cstheme="minorHAnsi"/>
+        </w:rPr>
+      </w:pPr>
+      <w:r>
+        <w:rPr>
+          <w:rFonts w:asciiTheme="minorHAnsi" w:hAnsiTheme="minorHAnsi" w:cstheme="minorHAnsi"/>
+        </w:rPr>
+        <w:t>Provide a user-friendly interface using a web application</w:t>
+      </w:r>
+    </w:p>
+    <w:p>
+      <w:pPr>
         <w:rPr>
           <w:rFonts w:cstheme="minorHAnsi"/>
           <w:b/>
           <w:sz w:val="32"/>
           <w:szCs w:val="32"/>
         </w:rPr>
-        <w:t>:</w:t>
-      </w:r>
-    </w:p>
-    <w:p>
-      <w:pPr>
-        <w:pStyle w:val="NormalWeb"/>
-        <w:numPr>
-          <w:ilvl w:val="0"/>
-          <w:numId w:val="2"/>
-        </w:numPr>
-        <w:rPr>
-          <w:rFonts w:asciiTheme="minorHAnsi" w:hAnsiTheme="minorHAnsi" w:cstheme="minorHAnsi"/>
-        </w:rPr>
-      </w:pPr>
-      <w:r>
-        <w:rPr>
-          <w:rFonts w:asciiTheme="minorHAnsi" w:hAnsiTheme="minorHAnsi" w:cstheme="minorHAnsi"/>
-        </w:rPr>
-        <w:t>Detect whether a rider is wearing a helmet</w:t>
-      </w:r>
-    </w:p>
-    <w:p>
-      <w:pPr>
-        <w:pStyle w:val="NormalWeb"/>
-        <w:numPr>
-          <w:ilvl w:val="0"/>
-          <w:numId w:val="2"/>
-        </w:numPr>
-        <w:rPr>
-          <w:rFonts w:asciiTheme="minorHAnsi" w:hAnsiTheme="minorHAnsi" w:cstheme="minorHAnsi"/>
-        </w:rPr>
-      </w:pPr>
-      <w:r>
-        <w:rPr>
-          <w:rFonts w:asciiTheme="minorHAnsi" w:hAnsiTheme="minorHAnsi" w:cstheme="minorHAnsi"/>
-        </w:rPr>
-        <w:t>Identify number plates of violating vehicles</w:t>
-      </w:r>
-    </w:p>
-    <w:p>
-      <w:pPr>
-        <w:pStyle w:val="NormalWeb"/>
-        <w:numPr>
-          <w:ilvl w:val="0"/>
-          <w:numId w:val="2"/>
-        </w:numPr>
-        <w:rPr>
-          <w:rFonts w:asciiTheme="minorHAnsi" w:hAnsiTheme="minorHAnsi" w:cstheme="minorHAnsi"/>
-        </w:rPr>
-      </w:pPr>
-      <w:r>
-        <w:rPr>
-          <w:rFonts w:asciiTheme="minorHAnsi" w:hAnsiTheme="minorHAnsi" w:cstheme="minorHAnsi"/>
-        </w:rPr>
-        <w:t>Extract plate numbers using OCR</w:t>
-      </w:r>
-    </w:p>
-    <w:p>
-      <w:pPr>
-        <w:pStyle w:val="NormalWeb"/>
-        <w:numPr>
-          <w:ilvl w:val="0"/>
-          <w:numId w:val="2"/>
-        </w:numPr>
-        <w:rPr>
-          <w:rFonts w:asciiTheme="minorHAnsi" w:hAnsiTheme="minorHAnsi" w:cstheme="minorHAnsi"/>
-        </w:rPr>
-      </w:pPr>
-      <w:r>
-        <w:rPr>
-          <w:rFonts w:asciiTheme="minorHAnsi" w:hAnsiTheme="minorHAnsi" w:cstheme="minorHAnsi"/>
-        </w:rPr>
-        <w:t>Store violation records with timestamp</w:t>
-      </w:r>
-    </w:p>
-    <w:p>
-      <w:pPr>
-        <w:pStyle w:val="NormalWeb"/>
-        <w:numPr>
-          <w:ilvl w:val="0"/>
-          <w:numId w:val="2"/>
-        </w:numPr>
-        <w:rPr>
-          <w:rFonts w:asciiTheme="minorHAnsi" w:hAnsiTheme="minorHAnsi" w:cstheme="minorHAnsi"/>
-        </w:rPr>
-      </w:pPr>
-      <w:r>
-        <w:rPr>
-          <w:rFonts w:asciiTheme="minorHAnsi" w:hAnsiTheme="minorHAnsi" w:cstheme="minorHAnsi"/>
-        </w:rPr>
-        <w:t>Provide a user-friendly interface using a web application</w:t>
-      </w:r>
-    </w:p>
-    <w:p>
-      <w:pPr>
+      </w:pPr>
+      <w:r>
         <w:rPr>
           <w:rFonts w:cstheme="minorHAnsi"/>
           <w:b/>
           <w:sz w:val="32"/>
           <w:szCs w:val="32"/>
         </w:rPr>
-      </w:pPr>
-      <w:r>
+        <w:t>System Overview:</w:t>
+      </w:r>
+    </w:p>
+    <w:p>
+      <w:pPr>
+        <w:spacing w:before="100" w:beforeAutospacing="1" w:after="100" w:afterAutospacing="1" w:line="240" w:lineRule="auto"/>
+        <w:rPr>
+          <w:rFonts w:eastAsia="Times New Roman" w:cstheme="minorHAnsi"/>
+          <w:sz w:val="24"/>
+          <w:szCs w:val="24"/>
+          <w:lang w:eastAsia="en-IN"/>
+        </w:rPr>
+      </w:pPr>
+      <w:r>
+        <w:rPr>
+          <w:rFonts w:eastAsia="Times New Roman" w:cstheme="minorHAnsi"/>
+          <w:sz w:val="24"/>
+          <w:szCs w:val="24"/>
+          <w:lang w:eastAsia="en-IN"/>
+        </w:rPr>
+        <w:t>The system consists of three main components:</w:t>
+      </w:r>
+    </w:p>
+    <w:p>
+      <w:pPr>
+        <w:numPr>
+          <w:ilvl w:val="0"/>
+          <w:numId w:val="3"/>
+        </w:numPr>
+        <w:spacing w:before="100" w:beforeAutospacing="1" w:after="100" w:afterAutospacing="1" w:line="240" w:lineRule="auto"/>
+        <w:rPr>
+          <w:rFonts w:eastAsia="Times New Roman" w:cstheme="minorHAnsi"/>
+          <w:sz w:val="24"/>
+          <w:szCs w:val="24"/>
+          <w:lang w:eastAsia="en-IN"/>
+        </w:rPr>
+      </w:pPr>
+      <w:r>
+        <w:rPr>
+          <w:rFonts w:eastAsia="Times New Roman" w:cstheme="minorHAnsi"/>
+          <w:bCs/>
+          <w:sz w:val="24"/>
+          <w:szCs w:val="24"/>
+          <w:lang w:eastAsia="en-IN"/>
+        </w:rPr>
+        <w:t>Object Detection (YOLO Model)</w:t>
+      </w:r>
+    </w:p>
+    <w:p>
+      <w:pPr>
+        <w:numPr>
+          <w:ilvl w:val="0"/>
+          <w:numId w:val="3"/>
+        </w:numPr>
+        <w:spacing w:before="100" w:beforeAutospacing="1" w:after="100" w:afterAutospacing="1" w:line="240" w:lineRule="auto"/>
+        <w:rPr>
+          <w:rFonts w:eastAsia="Times New Roman" w:cstheme="minorHAnsi"/>
+          <w:sz w:val="24"/>
+          <w:szCs w:val="24"/>
+          <w:lang w:eastAsia="en-IN"/>
+        </w:rPr>
+      </w:pPr>
+      <w:r>
+        <w:rPr>
+          <w:rFonts w:eastAsia="Times New Roman" w:cstheme="minorHAnsi"/>
+          <w:bCs/>
+          <w:sz w:val="24"/>
+          <w:szCs w:val="24"/>
+          <w:lang w:eastAsia="en-IN"/>
+        </w:rPr>
+        <w:t>OCR (Tesseract)</w:t>
+      </w:r>
+    </w:p>
+    <w:p>
+      <w:pPr>
+        <w:numPr>
+          <w:ilvl w:val="0"/>
+          <w:numId w:val="3"/>
+        </w:numPr>
+        <w:spacing w:before="100" w:beforeAutospacing="1" w:after="100" w:afterAutospacing="1" w:line="240" w:lineRule="auto"/>
+        <w:rPr>
+          <w:rFonts w:eastAsia="Times New Roman" w:cstheme="minorHAnsi"/>
+          <w:sz w:val="24"/>
+          <w:szCs w:val="24"/>
+          <w:lang w:eastAsia="en-IN"/>
+        </w:rPr>
+      </w:pPr>
+      <w:r>
+        <w:rPr>
+          <w:rFonts w:eastAsia="Times New Roman" w:cstheme="minorHAnsi"/>
+          <w:bCs/>
+          <w:sz w:val="24"/>
+          <w:szCs w:val="24"/>
+          <w:lang w:eastAsia="en-IN"/>
+        </w:rPr>
+        <w:t>User Interface (Streamlit App)</w:t>
+      </w:r>
+    </w:p>
+    <w:p>
+      <w:pPr>
+        <w:spacing w:before="100" w:beforeAutospacing="1" w:after="100" w:afterAutospacing="1" w:line="240" w:lineRule="auto"/>
+        <w:rPr>
+          <w:rFonts w:eastAsia="Times New Roman" w:cstheme="minorHAnsi"/>
+          <w:sz w:val="24"/>
+          <w:szCs w:val="24"/>
+          <w:lang w:eastAsia="en-IN"/>
+        </w:rPr>
+      </w:pPr>
+      <w:r>
+        <w:rPr>
+          <w:rFonts w:eastAsia="Times New Roman" w:cstheme="minorHAnsi"/>
+          <w:sz w:val="24"/>
+          <w:szCs w:val="24"/>
+          <w:lang w:eastAsia="en-IN"/>
+        </w:rPr>
+        <w:t>Workflow:</w:t>
+      </w:r>
+    </w:p>
+    <w:p>
+      <w:pPr>
+        <w:numPr>
+          <w:ilvl w:val="0"/>
+          <w:numId w:val="4"/>
+        </w:numPr>
+        <w:spacing w:before="100" w:beforeAutospacing="1" w:after="100" w:afterAutospacing="1" w:line="240" w:lineRule="auto"/>
+        <w:rPr>
+          <w:rFonts w:eastAsia="Times New Roman" w:cstheme="minorHAnsi"/>
+          <w:sz w:val="24"/>
+          <w:szCs w:val="24"/>
+          <w:lang w:eastAsia="en-IN"/>
+        </w:rPr>
+      </w:pPr>
+      <w:r>
+        <w:rPr>
+          <w:rFonts w:eastAsia="Times New Roman" w:cstheme="minorHAnsi"/>
+          <w:sz w:val="24"/>
+          <w:szCs w:val="24"/>
+          <w:lang w:eastAsia="en-IN"/>
+        </w:rPr>
+        <w:t>Input image uploaded</w:t>
+      </w:r>
+    </w:p>
+    <w:p>
+      <w:pPr>
+        <w:numPr>
+          <w:ilvl w:val="0"/>
+          <w:numId w:val="4"/>
+        </w:numPr>
+        <w:spacing w:before="100" w:beforeAutospacing="1" w:after="100" w:afterAutospacing="1" w:line="240" w:lineRule="auto"/>
+        <w:rPr>
+          <w:rFonts w:eastAsia="Times New Roman" w:cstheme="minorHAnsi"/>
+          <w:sz w:val="24"/>
+          <w:szCs w:val="24"/>
+          <w:lang w:eastAsia="en-IN"/>
+        </w:rPr>
+      </w:pPr>
+      <w:r>
+        <w:rPr>
+          <w:rFonts w:eastAsia="Times New Roman" w:cstheme="minorHAnsi"/>
+          <w:sz w:val="24"/>
+          <w:szCs w:val="24"/>
+          <w:lang w:eastAsia="en-IN"/>
+        </w:rPr>
+        <w:t>YOLO detects:</w:t>
+      </w:r>
+    </w:p>
+    <w:p>
+      <w:pPr>
+        <w:numPr>
+          <w:ilvl w:val="1"/>
+          <w:numId w:val="4"/>
+        </w:numPr>
+        <w:spacing w:before="100" w:beforeAutospacing="1" w:after="100" w:afterAutospacing="1" w:line="240" w:lineRule="auto"/>
+        <w:rPr>
+          <w:rFonts w:eastAsia="Times New Roman" w:cstheme="minorHAnsi"/>
+          <w:sz w:val="24"/>
+          <w:szCs w:val="24"/>
+          <w:lang w:eastAsia="en-IN"/>
+        </w:rPr>
+      </w:pPr>
+      <w:r>
+        <w:rPr>
+          <w:rFonts w:eastAsia="Times New Roman" w:cstheme="minorHAnsi"/>
+          <w:sz w:val="24"/>
+          <w:szCs w:val="24"/>
+          <w:lang w:eastAsia="en-IN"/>
+        </w:rPr>
+        <w:t>Rider</w:t>
+      </w:r>
+    </w:p>
+    <w:p>
+      <w:pPr>
+        <w:numPr>
+          <w:ilvl w:val="1"/>
+          <w:numId w:val="4"/>
+        </w:numPr>
+        <w:spacing w:before="100" w:beforeAutospacing="1" w:after="100" w:afterAutospacing="1" w:line="240" w:lineRule="auto"/>
+        <w:rPr>
+          <w:rFonts w:eastAsia="Times New Roman" w:cstheme="minorHAnsi"/>
+          <w:sz w:val="24"/>
+          <w:szCs w:val="24"/>
+          <w:lang w:eastAsia="en-IN"/>
+        </w:rPr>
+      </w:pPr>
+      <w:r>
+        <w:rPr>
+          <w:rFonts w:eastAsia="Times New Roman" w:cstheme="minorHAnsi"/>
+          <w:sz w:val="24"/>
+          <w:szCs w:val="24"/>
+          <w:lang w:eastAsia="en-IN"/>
+        </w:rPr>
+        <w:t>Helmet / No Helmet</w:t>
+      </w:r>
+    </w:p>
+    <w:p>
+      <w:pPr>
+        <w:numPr>
+          <w:ilvl w:val="1"/>
+          <w:numId w:val="4"/>
+        </w:numPr>
+        <w:spacing w:before="100" w:beforeAutospacing="1" w:after="100" w:afterAutospacing="1" w:line="240" w:lineRule="auto"/>
+        <w:rPr>
+          <w:rFonts w:eastAsia="Times New Roman" w:cstheme="minorHAnsi"/>
+          <w:sz w:val="24"/>
+          <w:szCs w:val="24"/>
+          <w:lang w:eastAsia="en-IN"/>
+        </w:rPr>
+      </w:pPr>
+      <w:r>
+        <w:rPr>
+          <w:rFonts w:eastAsia="Times New Roman" w:cstheme="minorHAnsi"/>
+          <w:sz w:val="24"/>
+          <w:szCs w:val="24"/>
+          <w:lang w:eastAsia="en-IN"/>
+        </w:rPr>
+        <w:t>Number Plate</w:t>
+      </w:r>
+    </w:p>
+    <w:p>
+      <w:pPr>
+        <w:numPr>
+          <w:ilvl w:val="0"/>
+          <w:numId w:val="4"/>
+        </w:numPr>
+        <w:spacing w:before="100" w:beforeAutospacing="1" w:after="100" w:afterAutospacing="1" w:line="240" w:lineRule="auto"/>
+        <w:rPr>
+          <w:rFonts w:eastAsia="Times New Roman" w:cstheme="minorHAnsi"/>
+          <w:sz w:val="24"/>
+          <w:szCs w:val="24"/>
+          <w:lang w:eastAsia="en-IN"/>
+        </w:rPr>
+      </w:pPr>
+      <w:r>
+        <w:rPr>
+          <w:rFonts w:eastAsia="Times New Roman" w:cstheme="minorHAnsi"/>
+          <w:sz w:val="24"/>
+          <w:szCs w:val="24"/>
+          <w:lang w:eastAsia="en-IN"/>
+        </w:rPr>
+        <w:t>If "No Helmet" detected:</w:t>
+      </w:r>
+    </w:p>
+    <w:p>
+      <w:pPr>
+        <w:numPr>
+          <w:ilvl w:val="1"/>
+          <w:numId w:val="4"/>
+        </w:numPr>
+        <w:spacing w:before="100" w:beforeAutospacing="1" w:after="100" w:afterAutospacing="1" w:line="240" w:lineRule="auto"/>
+        <w:rPr>
+          <w:rFonts w:eastAsia="Times New Roman" w:cstheme="minorHAnsi"/>
+          <w:sz w:val="24"/>
+          <w:szCs w:val="24"/>
+          <w:lang w:eastAsia="en-IN"/>
+        </w:rPr>
+      </w:pPr>
+      <w:r>
+        <w:rPr>
+          <w:rFonts w:eastAsia="Times New Roman" w:cstheme="minorHAnsi"/>
+          <w:sz w:val="24"/>
+          <w:szCs w:val="24"/>
+          <w:lang w:eastAsia="en-IN"/>
+        </w:rPr>
+        <w:t>Crop number plate</w:t>
+      </w:r>
+    </w:p>
+    <w:p>
+      <w:pPr>
+        <w:numPr>
+          <w:ilvl w:val="1"/>
+          <w:numId w:val="4"/>
+        </w:numPr>
+        <w:spacing w:before="100" w:beforeAutospacing="1" w:after="100" w:afterAutospacing="1" w:line="240" w:lineRule="auto"/>
+        <w:rPr>
+          <w:rFonts w:eastAsia="Times New Roman" w:cstheme="minorHAnsi"/>
+          <w:sz w:val="24"/>
+          <w:szCs w:val="24"/>
+          <w:lang w:eastAsia="en-IN"/>
+        </w:rPr>
+      </w:pPr>
+      <w:r>
+        <w:rPr>
+          <w:rFonts w:eastAsia="Times New Roman" w:cstheme="minorHAnsi"/>
+          <w:sz w:val="24"/>
+          <w:szCs w:val="24"/>
+          <w:lang w:eastAsia="en-IN"/>
+        </w:rPr>
+        <w:t xml:space="preserve">Apply </w:t>
+      </w:r>
+      <w:r>
+        <w:rPr>
+          <w:rFonts w:eastAsia="Times New Roman" w:cstheme="minorHAnsi"/>
+          <w:sz w:val="24"/>
+          <w:szCs w:val="24"/>
+          <w:lang w:eastAsia="en-IN"/>
+        </w:rPr>
+        <w:t>pre-processing</w:t>
+      </w:r>
+    </w:p>
+    <w:p>
+      <w:pPr>
+        <w:numPr>
+          <w:ilvl w:val="1"/>
+          <w:numId w:val="4"/>
+        </w:numPr>
+        <w:spacing w:before="100" w:beforeAutospacing="1" w:after="100" w:afterAutospacing="1" w:line="240" w:lineRule="auto"/>
+        <w:rPr>
+          <w:rFonts w:eastAsia="Times New Roman" w:cstheme="minorHAnsi"/>
+          <w:sz w:val="24"/>
+          <w:szCs w:val="24"/>
+          <w:lang w:eastAsia="en-IN"/>
+        </w:rPr>
+      </w:pPr>
+      <w:r>
+        <w:rPr>
+          <w:rFonts w:eastAsia="Times New Roman" w:cstheme="minorHAnsi"/>
+          <w:sz w:val="24"/>
+          <w:szCs w:val="24"/>
+          <w:lang w:eastAsia="en-IN"/>
+        </w:rPr>
+        <w:t>Extract text using OCR</w:t>
+      </w:r>
+    </w:p>
+    <w:p>
+      <w:pPr>
+        <w:numPr>
+          <w:ilvl w:val="0"/>
+          <w:numId w:val="4"/>
+        </w:numPr>
+        <w:spacing w:before="100" w:beforeAutospacing="1" w:after="100" w:afterAutospacing="1" w:line="240" w:lineRule="auto"/>
+        <w:rPr>
+          <w:rFonts w:eastAsia="Times New Roman" w:cstheme="minorHAnsi"/>
+          <w:sz w:val="24"/>
+          <w:szCs w:val="24"/>
+          <w:lang w:eastAsia="en-IN"/>
+        </w:rPr>
+      </w:pPr>
+      <w:r>
+        <w:rPr>
+          <w:rFonts w:eastAsia="Times New Roman" w:cstheme="minorHAnsi"/>
+          <w:sz w:val="24"/>
+          <w:szCs w:val="24"/>
+          <w:lang w:eastAsia="en-IN"/>
+        </w:rPr>
+        <w:t>Store result in CSV file</w:t>
+      </w:r>
+    </w:p>
+    <w:p>
+      <w:pPr>
+        <w:numPr>
+          <w:ilvl w:val="0"/>
+          <w:numId w:val="4"/>
+        </w:numPr>
+        <w:spacing w:before="100" w:beforeAutospacing="1" w:after="100" w:afterAutospacing="1" w:line="240" w:lineRule="auto"/>
+        <w:rPr>
+          <w:rFonts w:eastAsia="Times New Roman" w:cstheme="minorHAnsi"/>
+          <w:sz w:val="24"/>
+          <w:szCs w:val="24"/>
+          <w:lang w:eastAsia="en-IN"/>
+        </w:rPr>
+      </w:pPr>
+      <w:r>
+        <w:rPr>
+          <w:rFonts w:eastAsia="Times New Roman" w:cstheme="minorHAnsi"/>
+          <w:sz w:val="24"/>
+          <w:szCs w:val="24"/>
+          <w:lang w:eastAsia="en-IN"/>
+        </w:rPr>
+        <w:t>Display output with bounding boxes</w:t>
+      </w:r>
+    </w:p>
+    <w:p>
+      <w:pPr>
         <w:rPr>
           <w:rFonts w:cstheme="minorHAnsi"/>
           <w:b/>
           <w:sz w:val="32"/>
           <w:szCs w:val="32"/>
         </w:rPr>
-        <w:t>System Overview:</w:t>
-      </w:r>
-    </w:p>
-    <w:p>
-      <w:pPr>
-        <w:spacing w:before="100" w:beforeAutospacing="1" w:after="100" w:afterAutospacing="1" w:line="240" w:lineRule="auto"/>
-        <w:rPr>
-          <w:rFonts w:eastAsia="Times New Roman" w:cstheme="minorHAnsi"/>
-          <w:sz w:val="24"/>
-          <w:szCs w:val="24"/>
-          <w:lang w:eastAsia="en-IN"/>
-        </w:rPr>
-      </w:pPr>
-      <w:r>
-        <w:rPr>
-          <w:rFonts w:eastAsia="Times New Roman" w:cstheme="minorHAnsi"/>
-          <w:sz w:val="24"/>
-          <w:szCs w:val="24"/>
-          <w:lang w:eastAsia="en-IN"/>
-        </w:rPr>
-        <w:t>The system consists of three main components:</w:t>
-      </w:r>
-    </w:p>
-    <w:p>
-      <w:pPr>
-        <w:numPr>
-          <w:ilvl w:val="0"/>
-          <w:numId w:val="3"/>
-        </w:numPr>
-        <w:spacing w:before="100" w:beforeAutospacing="1" w:after="100" w:afterAutospacing="1" w:line="240" w:lineRule="auto"/>
-        <w:rPr>
-          <w:rFonts w:eastAsia="Times New Roman" w:cstheme="minorHAnsi"/>
-          <w:sz w:val="24"/>
-          <w:szCs w:val="24"/>
-          <w:lang w:eastAsia="en-IN"/>
-        </w:rPr>
-      </w:pPr>
-      <w:r>
-        <w:rPr>
-          <w:rFonts w:eastAsia="Times New Roman" w:cstheme="minorHAnsi"/>
-          <w:bCs/>
-          <w:sz w:val="24"/>
-          <w:szCs w:val="24"/>
-          <w:lang w:eastAsia="en-IN"/>
-        </w:rPr>
-        <w:t>Object Detection (YOLO Model)</w:t>
-      </w:r>
-    </w:p>
-    <w:p>
-      <w:pPr>
-        <w:numPr>
-          <w:ilvl w:val="0"/>
-          <w:numId w:val="3"/>
-        </w:numPr>
-        <w:spacing w:before="100" w:beforeAutospacing="1" w:after="100" w:afterAutospacing="1" w:line="240" w:lineRule="auto"/>
-        <w:rPr>
-          <w:rFonts w:eastAsia="Times New Roman" w:cstheme="minorHAnsi"/>
-          <w:sz w:val="24"/>
-          <w:szCs w:val="24"/>
-          <w:lang w:eastAsia="en-IN"/>
-        </w:rPr>
-      </w:pPr>
-      <w:r>
-        <w:rPr>
-          <w:rFonts w:eastAsia="Times New Roman" w:cstheme="minorHAnsi"/>
-          <w:bCs/>
-          <w:sz w:val="24"/>
-          <w:szCs w:val="24"/>
-          <w:lang w:eastAsia="en-IN"/>
-        </w:rPr>
-        <w:t>OCR (</w:t>
-      </w:r>
-      <w:proofErr w:type="spellStart"/>
-      <w:r>
-        <w:rPr>
-          <w:rFonts w:eastAsia="Times New Roman" w:cstheme="minorHAnsi"/>
-          <w:bCs/>
-          <w:sz w:val="24"/>
-          <w:szCs w:val="24"/>
-          <w:lang w:eastAsia="en-IN"/>
-        </w:rPr>
-        <w:t>Tesseract</w:t>
-      </w:r>
-      <w:proofErr w:type="spellEnd"/>
-      <w:r>
-        <w:rPr>
-          <w:rFonts w:eastAsia="Times New Roman" w:cstheme="minorHAnsi"/>
-          <w:bCs/>
-          <w:sz w:val="24"/>
-          <w:szCs w:val="24"/>
-          <w:lang w:eastAsia="en-IN"/>
-        </w:rPr>
-        <w:t>)</w:t>
-      </w:r>
-    </w:p>
-    <w:p>
-      <w:pPr>
-        <w:numPr>
-          <w:ilvl w:val="0"/>
-          <w:numId w:val="3"/>
-        </w:numPr>
-        <w:spacing w:before="100" w:beforeAutospacing="1" w:after="100" w:afterAutospacing="1" w:line="240" w:lineRule="auto"/>
-        <w:rPr>
-          <w:rFonts w:eastAsia="Times New Roman" w:cstheme="minorHAnsi"/>
-          <w:sz w:val="24"/>
-          <w:szCs w:val="24"/>
-          <w:lang w:eastAsia="en-IN"/>
-        </w:rPr>
-      </w:pPr>
-      <w:r>
-        <w:rPr>
-          <w:rFonts w:eastAsia="Times New Roman" w:cstheme="minorHAnsi"/>
-          <w:bCs/>
-          <w:sz w:val="24"/>
-          <w:szCs w:val="24"/>
-          <w:lang w:eastAsia="en-IN"/>
-        </w:rPr>
-        <w:t>User Interface (</w:t>
-      </w:r>
-      <w:proofErr w:type="spellStart"/>
-      <w:r>
-        <w:rPr>
-          <w:rFonts w:eastAsia="Times New Roman" w:cstheme="minorHAnsi"/>
-          <w:bCs/>
-          <w:sz w:val="24"/>
-          <w:szCs w:val="24"/>
-          <w:lang w:eastAsia="en-IN"/>
-        </w:rPr>
-        <w:t>Streamlit</w:t>
-      </w:r>
-      <w:proofErr w:type="spellEnd"/>
-      <w:r>
-        <w:rPr>
-          <w:rFonts w:eastAsia="Times New Roman" w:cstheme="minorHAnsi"/>
-          <w:bCs/>
-          <w:sz w:val="24"/>
-          <w:szCs w:val="24"/>
-          <w:lang w:eastAsia="en-IN"/>
-        </w:rPr>
-        <w:t xml:space="preserve"> App)</w:t>
-      </w:r>
-    </w:p>
-    <w:p>
-      <w:pPr>
-        <w:spacing w:before="100" w:beforeAutospacing="1" w:after="100" w:afterAutospacing="1" w:line="240" w:lineRule="auto"/>
-        <w:rPr>
-          <w:rFonts w:eastAsia="Times New Roman" w:cstheme="minorHAnsi"/>
-          <w:sz w:val="24"/>
-          <w:szCs w:val="24"/>
-          <w:lang w:eastAsia="en-IN"/>
-        </w:rPr>
-      </w:pPr>
-      <w:r>
-        <w:rPr>
-          <w:rFonts w:eastAsia="Times New Roman" w:cstheme="minorHAnsi"/>
-          <w:sz w:val="24"/>
-          <w:szCs w:val="24"/>
-          <w:lang w:eastAsia="en-IN"/>
-        </w:rPr>
-        <w:t>Workflow:</w:t>
-      </w:r>
-    </w:p>
-    <w:p>
-      <w:pPr>
-        <w:numPr>
-          <w:ilvl w:val="0"/>
-          <w:numId w:val="4"/>
-        </w:numPr>
-        <w:spacing w:before="100" w:beforeAutospacing="1" w:after="100" w:afterAutospacing="1" w:line="240" w:lineRule="auto"/>
-        <w:rPr>
-          <w:rFonts w:eastAsia="Times New Roman" w:cstheme="minorHAnsi"/>
-          <w:sz w:val="24"/>
-          <w:szCs w:val="24"/>
-          <w:lang w:eastAsia="en-IN"/>
-        </w:rPr>
-      </w:pPr>
-      <w:r>
-        <w:rPr>
-          <w:rFonts w:eastAsia="Times New Roman" w:cstheme="minorHAnsi"/>
-          <w:sz w:val="24"/>
-          <w:szCs w:val="24"/>
-          <w:lang w:eastAsia="en-IN"/>
-        </w:rPr>
-        <w:t>Input image/video uploaded</w:t>
-      </w:r>
-    </w:p>
-    <w:p>
-      <w:pPr>
-        <w:numPr>
-          <w:ilvl w:val="0"/>
-          <w:numId w:val="4"/>
-        </w:numPr>
-        <w:spacing w:before="100" w:beforeAutospacing="1" w:after="100" w:afterAutospacing="1" w:line="240" w:lineRule="auto"/>
-        <w:rPr>
-          <w:rFonts w:eastAsia="Times New Roman" w:cstheme="minorHAnsi"/>
-          <w:sz w:val="24"/>
-          <w:szCs w:val="24"/>
-          <w:lang w:eastAsia="en-IN"/>
-        </w:rPr>
-      </w:pPr>
-      <w:r>
-        <w:rPr>
-          <w:rFonts w:eastAsia="Times New Roman" w:cstheme="minorHAnsi"/>
-          <w:sz w:val="24"/>
-          <w:szCs w:val="24"/>
-          <w:lang w:eastAsia="en-IN"/>
-        </w:rPr>
-        <w:t>YOLO detects:</w:t>
-      </w:r>
-    </w:p>
-    <w:p>
-      <w:pPr>
-        <w:numPr>
-          <w:ilvl w:val="1"/>
-          <w:numId w:val="4"/>
-        </w:numPr>
-        <w:spacing w:before="100" w:beforeAutospacing="1" w:after="100" w:afterAutospacing="1" w:line="240" w:lineRule="auto"/>
-        <w:rPr>
-          <w:rFonts w:eastAsia="Times New Roman" w:cstheme="minorHAnsi"/>
-          <w:sz w:val="24"/>
-          <w:szCs w:val="24"/>
-          <w:lang w:eastAsia="en-IN"/>
-        </w:rPr>
-      </w:pPr>
-      <w:r>
-        <w:rPr>
-          <w:rFonts w:eastAsia="Times New Roman" w:cstheme="minorHAnsi"/>
-          <w:sz w:val="24"/>
-          <w:szCs w:val="24"/>
-          <w:lang w:eastAsia="en-IN"/>
-        </w:rPr>
-        <w:t>Rider</w:t>
-      </w:r>
-    </w:p>
-    <w:p>
-      <w:pPr>
-        <w:numPr>
-          <w:ilvl w:val="1"/>
-          <w:numId w:val="4"/>
-        </w:numPr>
-        <w:spacing w:before="100" w:beforeAutospacing="1" w:after="100" w:afterAutospacing="1" w:line="240" w:lineRule="auto"/>
-        <w:rPr>
-          <w:rFonts w:eastAsia="Times New Roman" w:cstheme="minorHAnsi"/>
-          <w:sz w:val="24"/>
-          <w:szCs w:val="24"/>
-          <w:lang w:eastAsia="en-IN"/>
-        </w:rPr>
-      </w:pPr>
-      <w:r>
-        <w:rPr>
-          <w:rFonts w:eastAsia="Times New Roman" w:cstheme="minorHAnsi"/>
-          <w:sz w:val="24"/>
-          <w:szCs w:val="24"/>
-          <w:lang w:eastAsia="en-IN"/>
-        </w:rPr>
-        <w:t>Helmet / No Helmet</w:t>
-      </w:r>
-    </w:p>
-    <w:p>
-      <w:pPr>
-        <w:numPr>
-          <w:ilvl w:val="1"/>
-          <w:numId w:val="4"/>
-        </w:numPr>
-        <w:spacing w:before="100" w:beforeAutospacing="1" w:after="100" w:afterAutospacing="1" w:line="240" w:lineRule="auto"/>
-        <w:rPr>
-          <w:rFonts w:eastAsia="Times New Roman" w:cstheme="minorHAnsi"/>
-          <w:sz w:val="24"/>
-          <w:szCs w:val="24"/>
-          <w:lang w:eastAsia="en-IN"/>
-        </w:rPr>
-      </w:pPr>
-      <w:r>
-        <w:rPr>
-          <w:rFonts w:eastAsia="Times New Roman" w:cstheme="minorHAnsi"/>
-          <w:sz w:val="24"/>
-          <w:szCs w:val="24"/>
-          <w:lang w:eastAsia="en-IN"/>
-        </w:rPr>
-        <w:t>Number Plate</w:t>
-      </w:r>
-    </w:p>
-    <w:p>
-      <w:pPr>
-        <w:numPr>
-          <w:ilvl w:val="0"/>
-          <w:numId w:val="4"/>
-        </w:numPr>
-        <w:spacing w:before="100" w:beforeAutospacing="1" w:after="100" w:afterAutospacing="1" w:line="240" w:lineRule="auto"/>
-        <w:rPr>
-          <w:rFonts w:eastAsia="Times New Roman" w:cstheme="minorHAnsi"/>
-          <w:sz w:val="24"/>
-          <w:szCs w:val="24"/>
-          <w:lang w:eastAsia="en-IN"/>
-        </w:rPr>
-      </w:pPr>
-      <w:r>
-        <w:rPr>
-          <w:rFonts w:eastAsia="Times New Roman" w:cstheme="minorHAnsi"/>
-          <w:sz w:val="24"/>
-          <w:szCs w:val="24"/>
-          <w:lang w:eastAsia="en-IN"/>
-        </w:rPr>
-        <w:t>If "No Helmet" detected:</w:t>
-      </w:r>
-    </w:p>
-    <w:p>
-      <w:pPr>
-        <w:numPr>
-          <w:ilvl w:val="1"/>
-          <w:numId w:val="4"/>
-        </w:numPr>
-        <w:spacing w:before="100" w:beforeAutospacing="1" w:after="100" w:afterAutospacing="1" w:line="240" w:lineRule="auto"/>
-        <w:rPr>
-          <w:rFonts w:eastAsia="Times New Roman" w:cstheme="minorHAnsi"/>
-          <w:sz w:val="24"/>
-          <w:szCs w:val="24"/>
-          <w:lang w:eastAsia="en-IN"/>
-        </w:rPr>
-      </w:pPr>
-      <w:r>
-        <w:rPr>
-          <w:rFonts w:eastAsia="Times New Roman" w:cstheme="minorHAnsi"/>
-          <w:sz w:val="24"/>
-          <w:szCs w:val="24"/>
-          <w:lang w:eastAsia="en-IN"/>
-        </w:rPr>
-        <w:t>Crop number plate</w:t>
-      </w:r>
-    </w:p>
-    <w:p>
-      <w:pPr>
-        <w:numPr>
-          <w:ilvl w:val="1"/>
-          <w:numId w:val="4"/>
-        </w:numPr>
-        <w:spacing w:before="100" w:beforeAutospacing="1" w:after="100" w:afterAutospacing="1" w:line="240" w:lineRule="auto"/>
-        <w:rPr>
-          <w:rFonts w:eastAsia="Times New Roman" w:cstheme="minorHAnsi"/>
-          <w:sz w:val="24"/>
-          <w:szCs w:val="24"/>
-          <w:lang w:eastAsia="en-IN"/>
-        </w:rPr>
-      </w:pPr>
-      <w:r>
-        <w:rPr>
-          <w:rFonts w:eastAsia="Times New Roman" w:cstheme="minorHAnsi"/>
-          <w:sz w:val="24"/>
-          <w:szCs w:val="24"/>
-          <w:lang w:eastAsia="en-IN"/>
-        </w:rPr>
-        <w:t xml:space="preserve">Apply </w:t>
-      </w:r>
-      <w:r>
-        <w:rPr>
-          <w:rFonts w:eastAsia="Times New Roman" w:cstheme="minorHAnsi"/>
-          <w:sz w:val="24"/>
-          <w:szCs w:val="24"/>
-          <w:lang w:eastAsia="en-IN"/>
-        </w:rPr>
-        <w:t>pre-processing</w:t>
-      </w:r>
-    </w:p>
-    <w:p>
-      <w:pPr>
-        <w:numPr>
-          <w:ilvl w:val="1"/>
-          <w:numId w:val="4"/>
-        </w:numPr>
-        <w:spacing w:before="100" w:beforeAutospacing="1" w:after="100" w:afterAutospacing="1" w:line="240" w:lineRule="auto"/>
-        <w:rPr>
-          <w:rFonts w:eastAsia="Times New Roman" w:cstheme="minorHAnsi"/>
-          <w:sz w:val="24"/>
-          <w:szCs w:val="24"/>
-          <w:lang w:eastAsia="en-IN"/>
-        </w:rPr>
-      </w:pPr>
-      <w:r>
-        <w:rPr>
-          <w:rFonts w:eastAsia="Times New Roman" w:cstheme="minorHAnsi"/>
-          <w:sz w:val="24"/>
-          <w:szCs w:val="24"/>
-          <w:lang w:eastAsia="en-IN"/>
-        </w:rPr>
-        <w:t>Extract text using OCR</w:t>
-      </w:r>
-    </w:p>
-    <w:p>
-      <w:pPr>
-        <w:numPr>
-          <w:ilvl w:val="0"/>
-          <w:numId w:val="4"/>
-        </w:numPr>
-        <w:spacing w:before="100" w:beforeAutospacing="1" w:after="100" w:afterAutospacing="1" w:line="240" w:lineRule="auto"/>
-        <w:rPr>
-          <w:rFonts w:eastAsia="Times New Roman" w:cstheme="minorHAnsi"/>
-          <w:sz w:val="24"/>
-          <w:szCs w:val="24"/>
-          <w:lang w:eastAsia="en-IN"/>
-        </w:rPr>
-      </w:pPr>
-      <w:r>
-        <w:rPr>
-          <w:rFonts w:eastAsia="Times New Roman" w:cstheme="minorHAnsi"/>
-          <w:sz w:val="24"/>
-          <w:szCs w:val="24"/>
-          <w:lang w:eastAsia="en-IN"/>
-        </w:rPr>
-        <w:t>Store result in CSV file</w:t>
-      </w:r>
-    </w:p>
-    <w:p>
-      <w:pPr>
-        <w:numPr>
-          <w:ilvl w:val="0"/>
-          <w:numId w:val="4"/>
-        </w:numPr>
-        <w:spacing w:before="100" w:beforeAutospacing="1" w:after="100" w:afterAutospacing="1" w:line="240" w:lineRule="auto"/>
-        <w:rPr>
-          <w:rFonts w:eastAsia="Times New Roman" w:cstheme="minorHAnsi"/>
-          <w:sz w:val="24"/>
-          <w:szCs w:val="24"/>
-          <w:lang w:eastAsia="en-IN"/>
-        </w:rPr>
-      </w:pPr>
-      <w:r>
-        <w:rPr>
-          <w:rFonts w:eastAsia="Times New Roman" w:cstheme="minorHAnsi"/>
-          <w:sz w:val="24"/>
-          <w:szCs w:val="24"/>
-          <w:lang w:eastAsia="en-IN"/>
-        </w:rPr>
-        <w:t>Display output with bounding boxes</w:t>
-      </w:r>
+      </w:pPr>
     </w:p>
     <w:p>
       <w:pPr>
@@ -670,815 +627,851 @@
           <w:szCs w:val="32"/>
         </w:rPr>
       </w:pPr>
-    </w:p>
-    <w:p>
-      <w:pPr>
+      <w:r>
         <w:rPr>
           <w:rFonts w:cstheme="minorHAnsi"/>
           <w:b/>
           <w:sz w:val="32"/>
           <w:szCs w:val="32"/>
         </w:rPr>
-      </w:pPr>
-      <w:r>
+        <w:lastRenderedPageBreak/>
+        <w:t>Technologies Used:</w:t>
+      </w:r>
+    </w:p>
+    <w:p>
+      <w:pPr>
+        <w:pStyle w:val="ListParagraph"/>
+        <w:numPr>
+          <w:ilvl w:val="0"/>
+          <w:numId w:val="2"/>
+        </w:numPr>
+        <w:spacing w:before="100" w:beforeAutospacing="1" w:after="100" w:afterAutospacing="1" w:line="240" w:lineRule="auto"/>
+        <w:rPr>
+          <w:rFonts w:eastAsia="Times New Roman" w:cstheme="minorHAnsi"/>
+          <w:sz w:val="24"/>
+          <w:szCs w:val="24"/>
+          <w:lang w:eastAsia="en-IN"/>
+        </w:rPr>
+      </w:pPr>
+      <w:r>
+        <w:rPr>
+          <w:rFonts w:eastAsia="Times New Roman" w:cstheme="minorHAnsi"/>
+          <w:b/>
+          <w:bCs/>
+          <w:sz w:val="24"/>
+          <w:szCs w:val="24"/>
+          <w:lang w:eastAsia="en-IN"/>
+        </w:rPr>
+        <w:t>Programming Language:</w:t>
+      </w:r>
+      <w:r>
+        <w:rPr>
+          <w:rFonts w:eastAsia="Times New Roman" w:cstheme="minorHAnsi"/>
+          <w:sz w:val="24"/>
+          <w:szCs w:val="24"/>
+          <w:lang w:eastAsia="en-IN"/>
+        </w:rPr>
+        <w:t xml:space="preserve"> Python</w:t>
+      </w:r>
+    </w:p>
+    <w:p>
+      <w:pPr>
+        <w:pStyle w:val="ListParagraph"/>
+        <w:numPr>
+          <w:ilvl w:val="0"/>
+          <w:numId w:val="2"/>
+        </w:numPr>
+        <w:spacing w:before="100" w:beforeAutospacing="1" w:after="100" w:afterAutospacing="1" w:line="240" w:lineRule="auto"/>
+        <w:rPr>
+          <w:rFonts w:eastAsia="Times New Roman" w:cstheme="minorHAnsi"/>
+          <w:sz w:val="24"/>
+          <w:szCs w:val="24"/>
+          <w:lang w:eastAsia="en-IN"/>
+        </w:rPr>
+      </w:pPr>
+      <w:r>
+        <w:rPr>
+          <w:rFonts w:eastAsia="Times New Roman" w:cstheme="minorHAnsi"/>
+          <w:b/>
+          <w:bCs/>
+          <w:sz w:val="24"/>
+          <w:szCs w:val="24"/>
+          <w:lang w:eastAsia="en-IN"/>
+        </w:rPr>
+        <w:t>Deep Learning Framework:</w:t>
+      </w:r>
+      <w:r>
+        <w:rPr>
+          <w:rFonts w:eastAsia="Times New Roman" w:cstheme="minorHAnsi"/>
+          <w:sz w:val="24"/>
+          <w:szCs w:val="24"/>
+          <w:lang w:eastAsia="en-IN"/>
+        </w:rPr>
+        <w:t xml:space="preserve"> Ultralytics YOLO</w:t>
+      </w:r>
+    </w:p>
+    <w:p>
+      <w:pPr>
+        <w:pStyle w:val="ListParagraph"/>
+        <w:numPr>
+          <w:ilvl w:val="0"/>
+          <w:numId w:val="2"/>
+        </w:numPr>
+        <w:spacing w:before="100" w:beforeAutospacing="1" w:after="100" w:afterAutospacing="1" w:line="240" w:lineRule="auto"/>
+        <w:rPr>
+          <w:rFonts w:eastAsia="Times New Roman" w:cstheme="minorHAnsi"/>
+          <w:sz w:val="24"/>
+          <w:szCs w:val="24"/>
+          <w:lang w:eastAsia="en-IN"/>
+        </w:rPr>
+      </w:pPr>
+      <w:r>
+        <w:rPr>
+          <w:rFonts w:eastAsia="Times New Roman" w:cstheme="minorHAnsi"/>
+          <w:b/>
+          <w:bCs/>
+          <w:sz w:val="24"/>
+          <w:szCs w:val="24"/>
+          <w:lang w:eastAsia="en-IN"/>
+        </w:rPr>
+        <w:t>Image Processing:</w:t>
+      </w:r>
+      <w:r>
+        <w:rPr>
+          <w:rFonts w:eastAsia="Times New Roman" w:cstheme="minorHAnsi"/>
+          <w:sz w:val="24"/>
+          <w:szCs w:val="24"/>
+          <w:lang w:eastAsia="en-IN"/>
+        </w:rPr>
+        <w:t xml:space="preserve"> OpenCV</w:t>
+      </w:r>
+    </w:p>
+    <w:p>
+      <w:pPr>
+        <w:pStyle w:val="ListParagraph"/>
+        <w:numPr>
+          <w:ilvl w:val="0"/>
+          <w:numId w:val="2"/>
+        </w:numPr>
+        <w:spacing w:before="100" w:beforeAutospacing="1" w:after="100" w:afterAutospacing="1" w:line="240" w:lineRule="auto"/>
+        <w:rPr>
+          <w:rFonts w:eastAsia="Times New Roman" w:cstheme="minorHAnsi"/>
+          <w:sz w:val="24"/>
+          <w:szCs w:val="24"/>
+          <w:lang w:eastAsia="en-IN"/>
+        </w:rPr>
+      </w:pPr>
+      <w:r>
+        <w:rPr>
+          <w:rFonts w:eastAsia="Times New Roman" w:cstheme="minorHAnsi"/>
+          <w:b/>
+          <w:bCs/>
+          <w:sz w:val="24"/>
+          <w:szCs w:val="24"/>
+          <w:lang w:eastAsia="en-IN"/>
+        </w:rPr>
+        <w:t>OCR Engine:</w:t>
+      </w:r>
+      <w:r>
+        <w:rPr>
+          <w:rFonts w:eastAsia="Times New Roman" w:cstheme="minorHAnsi"/>
+          <w:sz w:val="24"/>
+          <w:szCs w:val="24"/>
+          <w:lang w:eastAsia="en-IN"/>
+        </w:rPr>
+        <w:t xml:space="preserve"> Tesseract OCR</w:t>
+      </w:r>
+    </w:p>
+    <w:p>
+      <w:pPr>
+        <w:pStyle w:val="ListParagraph"/>
+        <w:numPr>
+          <w:ilvl w:val="0"/>
+          <w:numId w:val="2"/>
+        </w:numPr>
+        <w:spacing w:before="100" w:beforeAutospacing="1" w:after="100" w:afterAutospacing="1" w:line="240" w:lineRule="auto"/>
+        <w:rPr>
+          <w:rFonts w:eastAsia="Times New Roman" w:cstheme="minorHAnsi"/>
+          <w:sz w:val="24"/>
+          <w:szCs w:val="24"/>
+          <w:lang w:eastAsia="en-IN"/>
+        </w:rPr>
+      </w:pPr>
+      <w:r>
+        <w:rPr>
+          <w:rFonts w:eastAsia="Times New Roman" w:cstheme="minorHAnsi"/>
+          <w:b/>
+          <w:bCs/>
+          <w:sz w:val="24"/>
+          <w:szCs w:val="24"/>
+          <w:lang w:eastAsia="en-IN"/>
+        </w:rPr>
+        <w:t>Web Framework:</w:t>
+      </w:r>
+      <w:r>
+        <w:rPr>
+          <w:rFonts w:eastAsia="Times New Roman" w:cstheme="minorHAnsi"/>
+          <w:sz w:val="24"/>
+          <w:szCs w:val="24"/>
+          <w:lang w:eastAsia="en-IN"/>
+        </w:rPr>
+        <w:t xml:space="preserve"> Streamlit</w:t>
+      </w:r>
+    </w:p>
+    <w:p>
+      <w:pPr>
+        <w:pStyle w:val="ListParagraph"/>
+        <w:numPr>
+          <w:ilvl w:val="0"/>
+          <w:numId w:val="5"/>
+        </w:numPr>
+        <w:spacing w:before="100" w:beforeAutospacing="1" w:after="100" w:afterAutospacing="1" w:line="240" w:lineRule="auto"/>
+        <w:rPr>
+          <w:rFonts w:eastAsia="Times New Roman" w:cstheme="minorHAnsi"/>
+          <w:sz w:val="24"/>
+          <w:szCs w:val="24"/>
+          <w:lang w:eastAsia="en-IN"/>
+        </w:rPr>
+      </w:pPr>
+      <w:r>
+        <w:rPr>
+          <w:rFonts w:eastAsia="Times New Roman" w:cstheme="minorHAnsi"/>
+          <w:b/>
+          <w:bCs/>
+          <w:sz w:val="24"/>
+          <w:szCs w:val="24"/>
+          <w:lang w:eastAsia="en-IN"/>
+        </w:rPr>
+        <w:t>Libraries:</w:t>
+      </w:r>
+    </w:p>
+    <w:p>
+      <w:pPr>
+        <w:numPr>
+          <w:ilvl w:val="0"/>
+          <w:numId w:val="6"/>
+        </w:numPr>
+        <w:spacing w:before="100" w:beforeAutospacing="1" w:after="100" w:afterAutospacing="1" w:line="240" w:lineRule="auto"/>
+        <w:rPr>
+          <w:rFonts w:eastAsia="Times New Roman" w:cstheme="minorHAnsi"/>
+          <w:sz w:val="24"/>
+          <w:szCs w:val="24"/>
+          <w:lang w:eastAsia="en-IN"/>
+        </w:rPr>
+      </w:pPr>
+      <w:r>
+        <w:rPr>
+          <w:rFonts w:eastAsia="Times New Roman" w:cstheme="minorHAnsi"/>
+          <w:sz w:val="24"/>
+          <w:szCs w:val="24"/>
+          <w:lang w:eastAsia="en-IN"/>
+        </w:rPr>
+        <w:t>NumPy</w:t>
+      </w:r>
+    </w:p>
+    <w:p>
+      <w:pPr>
+        <w:numPr>
+          <w:ilvl w:val="0"/>
+          <w:numId w:val="6"/>
+        </w:numPr>
+        <w:spacing w:before="100" w:beforeAutospacing="1" w:after="100" w:afterAutospacing="1" w:line="240" w:lineRule="auto"/>
+        <w:rPr>
+          <w:rFonts w:eastAsia="Times New Roman" w:cstheme="minorHAnsi"/>
+          <w:sz w:val="24"/>
+          <w:szCs w:val="24"/>
+          <w:lang w:eastAsia="en-IN"/>
+        </w:rPr>
+      </w:pPr>
+      <w:r>
+        <w:rPr>
+          <w:rFonts w:eastAsia="Times New Roman" w:cstheme="minorHAnsi"/>
+          <w:sz w:val="24"/>
+          <w:szCs w:val="24"/>
+          <w:lang w:eastAsia="en-IN"/>
+        </w:rPr>
+        <w:t>CSV</w:t>
+      </w:r>
+    </w:p>
+    <w:p>
+      <w:pPr>
+        <w:numPr>
+          <w:ilvl w:val="0"/>
+          <w:numId w:val="6"/>
+        </w:numPr>
+        <w:spacing w:before="100" w:beforeAutospacing="1" w:after="100" w:afterAutospacing="1" w:line="240" w:lineRule="auto"/>
+        <w:rPr>
+          <w:rFonts w:eastAsia="Times New Roman" w:cstheme="minorHAnsi"/>
+          <w:sz w:val="24"/>
+          <w:szCs w:val="24"/>
+          <w:lang w:eastAsia="en-IN"/>
+        </w:rPr>
+      </w:pPr>
+      <w:r>
+        <w:rPr>
+          <w:rFonts w:eastAsia="Times New Roman" w:cstheme="minorHAnsi"/>
+          <w:sz w:val="24"/>
+          <w:szCs w:val="24"/>
+          <w:lang w:eastAsia="en-IN"/>
+        </w:rPr>
+        <w:t>Regex</w:t>
+      </w:r>
+    </w:p>
+    <w:p>
+      <w:pPr>
         <w:rPr>
           <w:rFonts w:cstheme="minorHAnsi"/>
           <w:b/>
           <w:sz w:val="32"/>
           <w:szCs w:val="32"/>
         </w:rPr>
-        <w:lastRenderedPageBreak/>
-        <w:t>Technologies Used:</w:t>
-      </w:r>
-    </w:p>
-    <w:p>
-      <w:pPr>
-        <w:pStyle w:val="ListParagraph"/>
-        <w:numPr>
-          <w:ilvl w:val="0"/>
-          <w:numId w:val="2"/>
-        </w:numPr>
-        <w:spacing w:before="100" w:beforeAutospacing="1" w:after="100" w:afterAutospacing="1" w:line="240" w:lineRule="auto"/>
-        <w:rPr>
-          <w:rFonts w:eastAsia="Times New Roman" w:cstheme="minorHAnsi"/>
-          <w:sz w:val="24"/>
-          <w:szCs w:val="24"/>
-          <w:lang w:eastAsia="en-IN"/>
-        </w:rPr>
-      </w:pPr>
-      <w:r>
-        <w:rPr>
-          <w:rFonts w:eastAsia="Times New Roman" w:cstheme="minorHAnsi"/>
-          <w:b/>
-          <w:bCs/>
-          <w:sz w:val="24"/>
-          <w:szCs w:val="24"/>
-          <w:lang w:eastAsia="en-IN"/>
-        </w:rPr>
-        <w:t>Programming Language:</w:t>
-      </w:r>
-      <w:r>
-        <w:rPr>
-          <w:rFonts w:eastAsia="Times New Roman" w:cstheme="minorHAnsi"/>
-          <w:sz w:val="24"/>
-          <w:szCs w:val="24"/>
-          <w:lang w:eastAsia="en-IN"/>
-        </w:rPr>
-        <w:t xml:space="preserve"> Python</w:t>
-      </w:r>
-    </w:p>
-    <w:p>
-      <w:pPr>
-        <w:pStyle w:val="ListParagraph"/>
-        <w:numPr>
-          <w:ilvl w:val="0"/>
-          <w:numId w:val="2"/>
-        </w:numPr>
-        <w:spacing w:before="100" w:beforeAutospacing="1" w:after="100" w:afterAutospacing="1" w:line="240" w:lineRule="auto"/>
-        <w:rPr>
-          <w:rFonts w:eastAsia="Times New Roman" w:cstheme="minorHAnsi"/>
-          <w:sz w:val="24"/>
-          <w:szCs w:val="24"/>
-          <w:lang w:eastAsia="en-IN"/>
-        </w:rPr>
-      </w:pPr>
-      <w:r>
-        <w:rPr>
-          <w:rFonts w:eastAsia="Times New Roman" w:cstheme="minorHAnsi"/>
-          <w:b/>
-          <w:bCs/>
-          <w:sz w:val="24"/>
-          <w:szCs w:val="24"/>
-          <w:lang w:eastAsia="en-IN"/>
-        </w:rPr>
-        <w:t>Deep Learning Framework:</w:t>
-      </w:r>
-      <w:r>
-        <w:rPr>
-          <w:rFonts w:eastAsia="Times New Roman" w:cstheme="minorHAnsi"/>
-          <w:sz w:val="24"/>
-          <w:szCs w:val="24"/>
-          <w:lang w:eastAsia="en-IN"/>
-        </w:rPr>
-        <w:t xml:space="preserve"> </w:t>
-      </w:r>
-      <w:proofErr w:type="spellStart"/>
-      <w:r>
-        <w:rPr>
-          <w:rFonts w:eastAsia="Times New Roman" w:cstheme="minorHAnsi"/>
-          <w:sz w:val="24"/>
-          <w:szCs w:val="24"/>
-          <w:lang w:eastAsia="en-IN"/>
-        </w:rPr>
-        <w:t>Ultralytics</w:t>
-      </w:r>
-      <w:proofErr w:type="spellEnd"/>
-      <w:r>
-        <w:rPr>
-          <w:rFonts w:eastAsia="Times New Roman" w:cstheme="minorHAnsi"/>
-          <w:sz w:val="24"/>
-          <w:szCs w:val="24"/>
-          <w:lang w:eastAsia="en-IN"/>
-        </w:rPr>
-        <w:t xml:space="preserve"> YOLO</w:t>
-      </w:r>
-    </w:p>
-    <w:p>
-      <w:pPr>
-        <w:pStyle w:val="ListParagraph"/>
-        <w:numPr>
-          <w:ilvl w:val="0"/>
-          <w:numId w:val="2"/>
-        </w:numPr>
-        <w:spacing w:before="100" w:beforeAutospacing="1" w:after="100" w:afterAutospacing="1" w:line="240" w:lineRule="auto"/>
-        <w:rPr>
-          <w:rFonts w:eastAsia="Times New Roman" w:cstheme="minorHAnsi"/>
-          <w:sz w:val="24"/>
-          <w:szCs w:val="24"/>
-          <w:lang w:eastAsia="en-IN"/>
-        </w:rPr>
-      </w:pPr>
-      <w:r>
-        <w:rPr>
-          <w:rFonts w:eastAsia="Times New Roman" w:cstheme="minorHAnsi"/>
-          <w:b/>
-          <w:bCs/>
-          <w:sz w:val="24"/>
-          <w:szCs w:val="24"/>
-          <w:lang w:eastAsia="en-IN"/>
-        </w:rPr>
-        <w:t>Image Processing:</w:t>
-      </w:r>
-      <w:r>
-        <w:rPr>
-          <w:rFonts w:eastAsia="Times New Roman" w:cstheme="minorHAnsi"/>
-          <w:sz w:val="24"/>
-          <w:szCs w:val="24"/>
-          <w:lang w:eastAsia="en-IN"/>
-        </w:rPr>
-        <w:t xml:space="preserve"> </w:t>
-      </w:r>
-      <w:proofErr w:type="spellStart"/>
-      <w:r>
-        <w:rPr>
-          <w:rFonts w:eastAsia="Times New Roman" w:cstheme="minorHAnsi"/>
-          <w:sz w:val="24"/>
-          <w:szCs w:val="24"/>
-          <w:lang w:eastAsia="en-IN"/>
-        </w:rPr>
-        <w:t>OpenCV</w:t>
-      </w:r>
-      <w:proofErr w:type="spellEnd"/>
-    </w:p>
-    <w:p>
-      <w:pPr>
-        <w:pStyle w:val="ListParagraph"/>
-        <w:numPr>
-          <w:ilvl w:val="0"/>
-          <w:numId w:val="2"/>
-        </w:numPr>
-        <w:spacing w:before="100" w:beforeAutospacing="1" w:after="100" w:afterAutospacing="1" w:line="240" w:lineRule="auto"/>
-        <w:rPr>
-          <w:rFonts w:eastAsia="Times New Roman" w:cstheme="minorHAnsi"/>
-          <w:sz w:val="24"/>
-          <w:szCs w:val="24"/>
-          <w:lang w:eastAsia="en-IN"/>
-        </w:rPr>
-      </w:pPr>
-      <w:r>
-        <w:rPr>
-          <w:rFonts w:eastAsia="Times New Roman" w:cstheme="minorHAnsi"/>
-          <w:b/>
-          <w:bCs/>
-          <w:sz w:val="24"/>
-          <w:szCs w:val="24"/>
-          <w:lang w:eastAsia="en-IN"/>
-        </w:rPr>
-        <w:t>OCR Engine:</w:t>
-      </w:r>
-      <w:r>
-        <w:rPr>
-          <w:rFonts w:eastAsia="Times New Roman" w:cstheme="minorHAnsi"/>
-          <w:sz w:val="24"/>
-          <w:szCs w:val="24"/>
-          <w:lang w:eastAsia="en-IN"/>
-        </w:rPr>
-        <w:t xml:space="preserve"> </w:t>
-      </w:r>
-      <w:proofErr w:type="spellStart"/>
-      <w:r>
-        <w:rPr>
-          <w:rFonts w:eastAsia="Times New Roman" w:cstheme="minorHAnsi"/>
-          <w:sz w:val="24"/>
-          <w:szCs w:val="24"/>
-          <w:lang w:eastAsia="en-IN"/>
-        </w:rPr>
-        <w:t>Tesseract</w:t>
-      </w:r>
-      <w:proofErr w:type="spellEnd"/>
-      <w:r>
-        <w:rPr>
-          <w:rFonts w:eastAsia="Times New Roman" w:cstheme="minorHAnsi"/>
-          <w:sz w:val="24"/>
-          <w:szCs w:val="24"/>
-          <w:lang w:eastAsia="en-IN"/>
-        </w:rPr>
-        <w:t xml:space="preserve"> OCR</w:t>
-      </w:r>
-    </w:p>
-    <w:p>
-      <w:pPr>
-        <w:pStyle w:val="ListParagraph"/>
-        <w:numPr>
-          <w:ilvl w:val="0"/>
-          <w:numId w:val="2"/>
-        </w:numPr>
-        <w:spacing w:before="100" w:beforeAutospacing="1" w:after="100" w:afterAutospacing="1" w:line="240" w:lineRule="auto"/>
-        <w:rPr>
-          <w:rFonts w:eastAsia="Times New Roman" w:cstheme="minorHAnsi"/>
-          <w:sz w:val="24"/>
-          <w:szCs w:val="24"/>
-          <w:lang w:eastAsia="en-IN"/>
-        </w:rPr>
-      </w:pPr>
-      <w:r>
-        <w:rPr>
-          <w:rFonts w:eastAsia="Times New Roman" w:cstheme="minorHAnsi"/>
-          <w:b/>
-          <w:bCs/>
-          <w:sz w:val="24"/>
-          <w:szCs w:val="24"/>
-          <w:lang w:eastAsia="en-IN"/>
-        </w:rPr>
-        <w:t>Web Framework:</w:t>
-      </w:r>
-      <w:r>
-        <w:rPr>
-          <w:rFonts w:eastAsia="Times New Roman" w:cstheme="minorHAnsi"/>
-          <w:sz w:val="24"/>
-          <w:szCs w:val="24"/>
-          <w:lang w:eastAsia="en-IN"/>
-        </w:rPr>
-        <w:t xml:space="preserve"> </w:t>
-      </w:r>
-      <w:proofErr w:type="spellStart"/>
-      <w:r>
-        <w:rPr>
-          <w:rFonts w:eastAsia="Times New Roman" w:cstheme="minorHAnsi"/>
-          <w:sz w:val="24"/>
-          <w:szCs w:val="24"/>
-          <w:lang w:eastAsia="en-IN"/>
-        </w:rPr>
-        <w:t>Streamlit</w:t>
-      </w:r>
-      <w:proofErr w:type="spellEnd"/>
-    </w:p>
-    <w:p>
-      <w:pPr>
-        <w:pStyle w:val="ListParagraph"/>
-        <w:numPr>
-          <w:ilvl w:val="0"/>
-          <w:numId w:val="5"/>
-        </w:numPr>
-        <w:spacing w:before="100" w:beforeAutospacing="1" w:after="100" w:afterAutospacing="1" w:line="240" w:lineRule="auto"/>
-        <w:rPr>
-          <w:rFonts w:eastAsia="Times New Roman" w:cstheme="minorHAnsi"/>
-          <w:sz w:val="24"/>
-          <w:szCs w:val="24"/>
-          <w:lang w:eastAsia="en-IN"/>
-        </w:rPr>
-      </w:pPr>
-      <w:r>
-        <w:rPr>
-          <w:rFonts w:eastAsia="Times New Roman" w:cstheme="minorHAnsi"/>
-          <w:b/>
-          <w:bCs/>
-          <w:sz w:val="24"/>
-          <w:szCs w:val="24"/>
-          <w:lang w:eastAsia="en-IN"/>
-        </w:rPr>
-        <w:t>Libraries:</w:t>
-      </w:r>
-    </w:p>
-    <w:p>
-      <w:pPr>
-        <w:numPr>
-          <w:ilvl w:val="0"/>
-          <w:numId w:val="6"/>
-        </w:numPr>
-        <w:spacing w:before="100" w:beforeAutospacing="1" w:after="100" w:afterAutospacing="1" w:line="240" w:lineRule="auto"/>
-        <w:rPr>
-          <w:rFonts w:eastAsia="Times New Roman" w:cstheme="minorHAnsi"/>
-          <w:sz w:val="24"/>
-          <w:szCs w:val="24"/>
-          <w:lang w:eastAsia="en-IN"/>
-        </w:rPr>
-      </w:pPr>
-      <w:proofErr w:type="spellStart"/>
-      <w:r>
-        <w:rPr>
-          <w:rFonts w:eastAsia="Times New Roman" w:cstheme="minorHAnsi"/>
-          <w:sz w:val="24"/>
-          <w:szCs w:val="24"/>
-          <w:lang w:eastAsia="en-IN"/>
-        </w:rPr>
-        <w:t>NumPy</w:t>
-      </w:r>
-      <w:proofErr w:type="spellEnd"/>
-    </w:p>
-    <w:p>
-      <w:pPr>
-        <w:numPr>
-          <w:ilvl w:val="0"/>
-          <w:numId w:val="6"/>
-        </w:numPr>
-        <w:spacing w:before="100" w:beforeAutospacing="1" w:after="100" w:afterAutospacing="1" w:line="240" w:lineRule="auto"/>
-        <w:rPr>
-          <w:rFonts w:eastAsia="Times New Roman" w:cstheme="minorHAnsi"/>
-          <w:sz w:val="24"/>
-          <w:szCs w:val="24"/>
-          <w:lang w:eastAsia="en-IN"/>
-        </w:rPr>
-      </w:pPr>
-      <w:r>
-        <w:rPr>
-          <w:rFonts w:eastAsia="Times New Roman" w:cstheme="minorHAnsi"/>
-          <w:sz w:val="24"/>
-          <w:szCs w:val="24"/>
-          <w:lang w:eastAsia="en-IN"/>
-        </w:rPr>
-        <w:t>CSV</w:t>
-      </w:r>
-    </w:p>
-    <w:p>
-      <w:pPr>
-        <w:numPr>
-          <w:ilvl w:val="0"/>
-          <w:numId w:val="6"/>
-        </w:numPr>
-        <w:spacing w:before="100" w:beforeAutospacing="1" w:after="100" w:afterAutospacing="1" w:line="240" w:lineRule="auto"/>
-        <w:rPr>
-          <w:rFonts w:eastAsia="Times New Roman" w:cstheme="minorHAnsi"/>
-          <w:sz w:val="24"/>
-          <w:szCs w:val="24"/>
-          <w:lang w:eastAsia="en-IN"/>
-        </w:rPr>
-      </w:pPr>
-      <w:r>
-        <w:rPr>
-          <w:rFonts w:eastAsia="Times New Roman" w:cstheme="minorHAnsi"/>
-          <w:sz w:val="24"/>
-          <w:szCs w:val="24"/>
-          <w:lang w:eastAsia="en-IN"/>
-        </w:rPr>
-        <w:t>Regex</w:t>
-      </w:r>
-    </w:p>
-    <w:p>
-      <w:pPr>
+      </w:pPr>
+      <w:r>
         <w:rPr>
           <w:rFonts w:cstheme="minorHAnsi"/>
           <w:b/>
           <w:sz w:val="32"/>
           <w:szCs w:val="32"/>
         </w:rPr>
-      </w:pPr>
-      <w:r>
+        <w:t>Dataset Description:</w:t>
+      </w:r>
+    </w:p>
+    <w:p>
+      <w:pPr>
+        <w:spacing w:before="100" w:beforeAutospacing="1" w:after="100" w:afterAutospacing="1" w:line="240" w:lineRule="auto"/>
+        <w:rPr>
+          <w:rFonts w:eastAsia="Times New Roman" w:cstheme="minorHAnsi"/>
+          <w:sz w:val="24"/>
+          <w:szCs w:val="24"/>
+          <w:lang w:eastAsia="en-IN"/>
+        </w:rPr>
+      </w:pPr>
+      <w:r>
+        <w:rPr>
+          <w:rFonts w:eastAsia="Times New Roman" w:cstheme="minorHAnsi"/>
+          <w:sz w:val="24"/>
+          <w:szCs w:val="24"/>
+          <w:lang w:eastAsia="en-IN"/>
+        </w:rPr>
+        <w:t>The dataset contains annotated images with the following classes:</w:t>
+      </w:r>
+    </w:p>
+    <w:p>
+      <w:pPr>
+        <w:numPr>
+          <w:ilvl w:val="0"/>
+          <w:numId w:val="7"/>
+        </w:numPr>
+        <w:spacing w:before="100" w:beforeAutospacing="1" w:after="100" w:afterAutospacing="1" w:line="240" w:lineRule="auto"/>
+        <w:rPr>
+          <w:rFonts w:eastAsia="Times New Roman" w:cstheme="minorHAnsi"/>
+          <w:sz w:val="24"/>
+          <w:szCs w:val="24"/>
+          <w:lang w:eastAsia="en-IN"/>
+        </w:rPr>
+      </w:pPr>
+      <w:r>
+        <w:rPr>
+          <w:rFonts w:eastAsia="Times New Roman" w:cstheme="minorHAnsi"/>
+          <w:sz w:val="24"/>
+          <w:szCs w:val="24"/>
+          <w:lang w:eastAsia="en-IN"/>
+        </w:rPr>
+        <w:t>Number Plate</w:t>
+      </w:r>
+    </w:p>
+    <w:p>
+      <w:pPr>
+        <w:numPr>
+          <w:ilvl w:val="0"/>
+          <w:numId w:val="7"/>
+        </w:numPr>
+        <w:spacing w:before="100" w:beforeAutospacing="1" w:after="100" w:afterAutospacing="1" w:line="240" w:lineRule="auto"/>
+        <w:rPr>
+          <w:rFonts w:eastAsia="Times New Roman" w:cstheme="minorHAnsi"/>
+          <w:sz w:val="24"/>
+          <w:szCs w:val="24"/>
+          <w:lang w:eastAsia="en-IN"/>
+        </w:rPr>
+      </w:pPr>
+      <w:r>
+        <w:rPr>
+          <w:rFonts w:eastAsia="Times New Roman" w:cstheme="minorHAnsi"/>
+          <w:sz w:val="24"/>
+          <w:szCs w:val="24"/>
+          <w:lang w:eastAsia="en-IN"/>
+        </w:rPr>
+        <w:t>Rider</w:t>
+      </w:r>
+    </w:p>
+    <w:p>
+      <w:pPr>
+        <w:numPr>
+          <w:ilvl w:val="0"/>
+          <w:numId w:val="7"/>
+        </w:numPr>
+        <w:spacing w:before="100" w:beforeAutospacing="1" w:after="100" w:afterAutospacing="1" w:line="240" w:lineRule="auto"/>
+        <w:rPr>
+          <w:rFonts w:eastAsia="Times New Roman" w:cstheme="minorHAnsi"/>
+          <w:sz w:val="24"/>
+          <w:szCs w:val="24"/>
+          <w:lang w:eastAsia="en-IN"/>
+        </w:rPr>
+      </w:pPr>
+      <w:r>
+        <w:rPr>
+          <w:rFonts w:eastAsia="Times New Roman" w:cstheme="minorHAnsi"/>
+          <w:sz w:val="24"/>
+          <w:szCs w:val="24"/>
+          <w:lang w:eastAsia="en-IN"/>
+        </w:rPr>
+        <w:t>With Helmet</w:t>
+      </w:r>
+    </w:p>
+    <w:p>
+      <w:pPr>
+        <w:numPr>
+          <w:ilvl w:val="0"/>
+          <w:numId w:val="7"/>
+        </w:numPr>
+        <w:spacing w:before="100" w:beforeAutospacing="1" w:after="100" w:afterAutospacing="1" w:line="240" w:lineRule="auto"/>
+        <w:rPr>
+          <w:rFonts w:eastAsia="Times New Roman" w:cstheme="minorHAnsi"/>
+          <w:sz w:val="24"/>
+          <w:szCs w:val="24"/>
+          <w:lang w:eastAsia="en-IN"/>
+        </w:rPr>
+      </w:pPr>
+      <w:r>
+        <w:rPr>
+          <w:rFonts w:eastAsia="Times New Roman" w:cstheme="minorHAnsi"/>
+          <w:sz w:val="24"/>
+          <w:szCs w:val="24"/>
+          <w:lang w:eastAsia="en-IN"/>
+        </w:rPr>
+        <w:t>Without Helmet</w:t>
+      </w:r>
+    </w:p>
+    <w:p>
+      <w:pPr>
+        <w:spacing w:before="100" w:beforeAutospacing="1" w:after="100" w:afterAutospacing="1" w:line="240" w:lineRule="auto"/>
+        <w:rPr>
+          <w:rFonts w:eastAsia="Times New Roman" w:cstheme="minorHAnsi"/>
+          <w:sz w:val="24"/>
+          <w:szCs w:val="24"/>
+          <w:lang w:eastAsia="en-IN"/>
+        </w:rPr>
+      </w:pPr>
+      <w:r>
+        <w:rPr>
+          <w:rFonts w:eastAsia="Times New Roman" w:cstheme="minorHAnsi"/>
+          <w:sz w:val="24"/>
+          <w:szCs w:val="24"/>
+          <w:lang w:eastAsia="en-IN"/>
+        </w:rPr>
+        <w:t>Annotations were prepared in YOLO format using bounding boxes.</w:t>
+      </w:r>
+    </w:p>
+    <w:p>
+      <w:pPr>
         <w:rPr>
           <w:rFonts w:cstheme="minorHAnsi"/>
           <w:b/>
           <w:sz w:val="32"/>
           <w:szCs w:val="32"/>
         </w:rPr>
-        <w:t>Dataset Description:</w:t>
-      </w:r>
-    </w:p>
-    <w:p>
-      <w:pPr>
-        <w:spacing w:before="100" w:beforeAutospacing="1" w:after="100" w:afterAutospacing="1" w:line="240" w:lineRule="auto"/>
-        <w:rPr>
-          <w:rFonts w:eastAsia="Times New Roman" w:cstheme="minorHAnsi"/>
-          <w:sz w:val="24"/>
-          <w:szCs w:val="24"/>
-          <w:lang w:eastAsia="en-IN"/>
-        </w:rPr>
-      </w:pPr>
-      <w:r>
-        <w:rPr>
-          <w:rFonts w:eastAsia="Times New Roman" w:cstheme="minorHAnsi"/>
-          <w:sz w:val="24"/>
-          <w:szCs w:val="24"/>
-          <w:lang w:eastAsia="en-IN"/>
-        </w:rPr>
-        <w:t>The dataset contains annotated images with the following classes:</w:t>
-      </w:r>
-    </w:p>
-    <w:p>
-      <w:pPr>
-        <w:numPr>
-          <w:ilvl w:val="0"/>
-          <w:numId w:val="7"/>
-        </w:numPr>
-        <w:spacing w:before="100" w:beforeAutospacing="1" w:after="100" w:afterAutospacing="1" w:line="240" w:lineRule="auto"/>
-        <w:rPr>
-          <w:rFonts w:eastAsia="Times New Roman" w:cstheme="minorHAnsi"/>
-          <w:sz w:val="24"/>
-          <w:szCs w:val="24"/>
-          <w:lang w:eastAsia="en-IN"/>
-        </w:rPr>
-      </w:pPr>
-      <w:r>
-        <w:rPr>
-          <w:rFonts w:eastAsia="Times New Roman" w:cstheme="minorHAnsi"/>
-          <w:sz w:val="24"/>
-          <w:szCs w:val="24"/>
-          <w:lang w:eastAsia="en-IN"/>
-        </w:rPr>
-        <w:t>Number Plate</w:t>
-      </w:r>
-    </w:p>
-    <w:p>
-      <w:pPr>
-        <w:numPr>
-          <w:ilvl w:val="0"/>
-          <w:numId w:val="7"/>
-        </w:numPr>
-        <w:spacing w:before="100" w:beforeAutospacing="1" w:after="100" w:afterAutospacing="1" w:line="240" w:lineRule="auto"/>
-        <w:rPr>
-          <w:rFonts w:eastAsia="Times New Roman" w:cstheme="minorHAnsi"/>
-          <w:sz w:val="24"/>
-          <w:szCs w:val="24"/>
-          <w:lang w:eastAsia="en-IN"/>
-        </w:rPr>
-      </w:pPr>
-      <w:r>
-        <w:rPr>
-          <w:rFonts w:eastAsia="Times New Roman" w:cstheme="minorHAnsi"/>
-          <w:sz w:val="24"/>
-          <w:szCs w:val="24"/>
-          <w:lang w:eastAsia="en-IN"/>
-        </w:rPr>
-        <w:t>Rider</w:t>
-      </w:r>
-    </w:p>
-    <w:p>
-      <w:pPr>
-        <w:numPr>
-          <w:ilvl w:val="0"/>
-          <w:numId w:val="7"/>
-        </w:numPr>
-        <w:spacing w:before="100" w:beforeAutospacing="1" w:after="100" w:afterAutospacing="1" w:line="240" w:lineRule="auto"/>
-        <w:rPr>
-          <w:rFonts w:eastAsia="Times New Roman" w:cstheme="minorHAnsi"/>
-          <w:sz w:val="24"/>
-          <w:szCs w:val="24"/>
-          <w:lang w:eastAsia="en-IN"/>
-        </w:rPr>
-      </w:pPr>
-      <w:r>
-        <w:rPr>
-          <w:rFonts w:eastAsia="Times New Roman" w:cstheme="minorHAnsi"/>
-          <w:sz w:val="24"/>
-          <w:szCs w:val="24"/>
-          <w:lang w:eastAsia="en-IN"/>
-        </w:rPr>
-        <w:t>With Helmet</w:t>
-      </w:r>
-    </w:p>
-    <w:p>
-      <w:pPr>
-        <w:numPr>
-          <w:ilvl w:val="0"/>
-          <w:numId w:val="7"/>
-        </w:numPr>
-        <w:spacing w:before="100" w:beforeAutospacing="1" w:after="100" w:afterAutospacing="1" w:line="240" w:lineRule="auto"/>
-        <w:rPr>
-          <w:rFonts w:eastAsia="Times New Roman" w:cstheme="minorHAnsi"/>
-          <w:sz w:val="24"/>
-          <w:szCs w:val="24"/>
-          <w:lang w:eastAsia="en-IN"/>
-        </w:rPr>
-      </w:pPr>
-      <w:r>
-        <w:rPr>
-          <w:rFonts w:eastAsia="Times New Roman" w:cstheme="minorHAnsi"/>
-          <w:sz w:val="24"/>
-          <w:szCs w:val="24"/>
-          <w:lang w:eastAsia="en-IN"/>
-        </w:rPr>
-        <w:t>Without Helmet</w:t>
-      </w:r>
-    </w:p>
-    <w:p>
-      <w:pPr>
-        <w:spacing w:before="100" w:beforeAutospacing="1" w:after="100" w:afterAutospacing="1" w:line="240" w:lineRule="auto"/>
-        <w:rPr>
-          <w:rFonts w:eastAsia="Times New Roman" w:cstheme="minorHAnsi"/>
-          <w:sz w:val="24"/>
-          <w:szCs w:val="24"/>
-          <w:lang w:eastAsia="en-IN"/>
-        </w:rPr>
-      </w:pPr>
-      <w:r>
-        <w:rPr>
-          <w:rFonts w:eastAsia="Times New Roman" w:cstheme="minorHAnsi"/>
-          <w:sz w:val="24"/>
-          <w:szCs w:val="24"/>
-          <w:lang w:eastAsia="en-IN"/>
-        </w:rPr>
-        <w:t>Annotations were prepared in YOLO format using bounding boxes.</w:t>
-      </w:r>
-    </w:p>
-    <w:p>
-      <w:pPr>
+      </w:pPr>
+      <w:r>
         <w:rPr>
           <w:rFonts w:cstheme="minorHAnsi"/>
           <w:b/>
           <w:sz w:val="32"/>
           <w:szCs w:val="32"/>
         </w:rPr>
-      </w:pPr>
-      <w:r>
+        <w:t>Model Training:</w:t>
+      </w:r>
+    </w:p>
+    <w:p>
+      <w:pPr>
+        <w:numPr>
+          <w:ilvl w:val="0"/>
+          <w:numId w:val="8"/>
+        </w:numPr>
+        <w:spacing w:before="100" w:beforeAutospacing="1" w:after="100" w:afterAutospacing="1" w:line="240" w:lineRule="auto"/>
+        <w:rPr>
+          <w:rFonts w:eastAsia="Times New Roman" w:cstheme="minorHAnsi"/>
+          <w:sz w:val="24"/>
+          <w:szCs w:val="24"/>
+          <w:lang w:eastAsia="en-IN"/>
+        </w:rPr>
+      </w:pPr>
+      <w:r>
+        <w:rPr>
+          <w:rFonts w:eastAsia="Times New Roman" w:cstheme="minorHAnsi"/>
+          <w:sz w:val="24"/>
+          <w:szCs w:val="24"/>
+          <w:lang w:eastAsia="en-IN"/>
+        </w:rPr>
+        <w:t>Model: YOLO (custom trained)</w:t>
+      </w:r>
+    </w:p>
+    <w:p>
+      <w:pPr>
+        <w:numPr>
+          <w:ilvl w:val="0"/>
+          <w:numId w:val="8"/>
+        </w:numPr>
+        <w:spacing w:before="100" w:beforeAutospacing="1" w:after="100" w:afterAutospacing="1" w:line="240" w:lineRule="auto"/>
+        <w:rPr>
+          <w:rFonts w:eastAsia="Times New Roman" w:cstheme="minorHAnsi"/>
+          <w:sz w:val="24"/>
+          <w:szCs w:val="24"/>
+          <w:lang w:eastAsia="en-IN"/>
+        </w:rPr>
+      </w:pPr>
+      <w:r>
+        <w:rPr>
+          <w:rFonts w:eastAsia="Times New Roman" w:cstheme="minorHAnsi"/>
+          <w:sz w:val="24"/>
+          <w:szCs w:val="24"/>
+          <w:lang w:eastAsia="en-IN"/>
+        </w:rPr>
+        <w:t>Input size: 640x640</w:t>
+      </w:r>
+    </w:p>
+    <w:p>
+      <w:pPr>
+        <w:numPr>
+          <w:ilvl w:val="0"/>
+          <w:numId w:val="8"/>
+        </w:numPr>
+        <w:spacing w:before="100" w:beforeAutospacing="1" w:after="100" w:afterAutospacing="1" w:line="240" w:lineRule="auto"/>
+        <w:rPr>
+          <w:rFonts w:eastAsia="Times New Roman" w:cstheme="minorHAnsi"/>
+          <w:sz w:val="24"/>
+          <w:szCs w:val="24"/>
+          <w:lang w:eastAsia="en-IN"/>
+        </w:rPr>
+      </w:pPr>
+      <w:r>
+        <w:rPr>
+          <w:rFonts w:eastAsia="Times New Roman" w:cstheme="minorHAnsi"/>
+          <w:sz w:val="24"/>
+          <w:szCs w:val="24"/>
+          <w:lang w:eastAsia="en-IN"/>
+        </w:rPr>
+        <w:t>Classes: 4</w:t>
+      </w:r>
+    </w:p>
+    <w:p>
+      <w:pPr>
+        <w:numPr>
+          <w:ilvl w:val="0"/>
+          <w:numId w:val="8"/>
+        </w:numPr>
+        <w:spacing w:before="100" w:beforeAutospacing="1" w:after="100" w:afterAutospacing="1" w:line="240" w:lineRule="auto"/>
+        <w:rPr>
+          <w:rFonts w:eastAsia="Times New Roman" w:cstheme="minorHAnsi"/>
+          <w:sz w:val="24"/>
+          <w:szCs w:val="24"/>
+          <w:lang w:eastAsia="en-IN"/>
+        </w:rPr>
+      </w:pPr>
+      <w:r>
+        <w:rPr>
+          <w:rFonts w:eastAsia="Times New Roman" w:cstheme="minorHAnsi"/>
+          <w:sz w:val="24"/>
+          <w:szCs w:val="24"/>
+          <w:lang w:eastAsia="en-IN"/>
+        </w:rPr>
+        <w:t xml:space="preserve">Output: </w:t>
+      </w:r>
+      <w:r>
+        <w:rPr>
+          <w:rFonts w:eastAsia="Times New Roman" w:cstheme="minorHAnsi"/>
+          <w:sz w:val="20"/>
+          <w:szCs w:val="20"/>
+          <w:lang w:eastAsia="en-IN"/>
+        </w:rPr>
+        <w:t>best.pt</w:t>
+      </w:r>
+    </w:p>
+    <w:p>
+      <w:pPr>
+        <w:spacing w:before="100" w:beforeAutospacing="1" w:after="100" w:afterAutospacing="1" w:line="240" w:lineRule="auto"/>
+        <w:rPr>
+          <w:rFonts w:eastAsia="Times New Roman" w:cstheme="minorHAnsi"/>
+          <w:sz w:val="24"/>
+          <w:szCs w:val="24"/>
+          <w:lang w:eastAsia="en-IN"/>
+        </w:rPr>
+      </w:pPr>
+      <w:r>
+        <w:rPr>
+          <w:rFonts w:eastAsia="Times New Roman" w:cstheme="minorHAnsi"/>
+          <w:sz w:val="24"/>
+          <w:szCs w:val="24"/>
+          <w:lang w:eastAsia="en-IN"/>
+        </w:rPr>
+        <w:t>Training includes:</w:t>
+      </w:r>
+    </w:p>
+    <w:p>
+      <w:pPr>
+        <w:numPr>
+          <w:ilvl w:val="0"/>
+          <w:numId w:val="9"/>
+        </w:numPr>
+        <w:spacing w:before="100" w:beforeAutospacing="1" w:after="100" w:afterAutospacing="1" w:line="240" w:lineRule="auto"/>
+        <w:rPr>
+          <w:rFonts w:eastAsia="Times New Roman" w:cstheme="minorHAnsi"/>
+          <w:sz w:val="24"/>
+          <w:szCs w:val="24"/>
+          <w:lang w:eastAsia="en-IN"/>
+        </w:rPr>
+      </w:pPr>
+      <w:r>
+        <w:rPr>
+          <w:rFonts w:eastAsia="Times New Roman" w:cstheme="minorHAnsi"/>
+          <w:sz w:val="24"/>
+          <w:szCs w:val="24"/>
+          <w:lang w:eastAsia="en-IN"/>
+        </w:rPr>
+        <w:t>Data labeling</w:t>
+      </w:r>
+    </w:p>
+    <w:p>
+      <w:pPr>
+        <w:numPr>
+          <w:ilvl w:val="0"/>
+          <w:numId w:val="9"/>
+        </w:numPr>
+        <w:spacing w:before="100" w:beforeAutospacing="1" w:after="100" w:afterAutospacing="1" w:line="240" w:lineRule="auto"/>
+        <w:rPr>
+          <w:rFonts w:eastAsia="Times New Roman" w:cstheme="minorHAnsi"/>
+          <w:sz w:val="24"/>
+          <w:szCs w:val="24"/>
+          <w:lang w:eastAsia="en-IN"/>
+        </w:rPr>
+      </w:pPr>
+      <w:r>
+        <w:rPr>
+          <w:rFonts w:eastAsia="Times New Roman" w:cstheme="minorHAnsi"/>
+          <w:sz w:val="24"/>
+          <w:szCs w:val="24"/>
+          <w:lang w:eastAsia="en-IN"/>
+        </w:rPr>
+        <w:t>Model training</w:t>
+      </w:r>
+    </w:p>
+    <w:p>
+      <w:pPr>
+        <w:numPr>
+          <w:ilvl w:val="0"/>
+          <w:numId w:val="9"/>
+        </w:numPr>
+        <w:spacing w:before="100" w:beforeAutospacing="1" w:after="100" w:afterAutospacing="1" w:line="240" w:lineRule="auto"/>
+        <w:rPr>
+          <w:rFonts w:eastAsia="Times New Roman" w:cstheme="minorHAnsi"/>
+          <w:sz w:val="24"/>
+          <w:szCs w:val="24"/>
+          <w:lang w:eastAsia="en-IN"/>
+        </w:rPr>
+      </w:pPr>
+      <w:r>
+        <w:rPr>
+          <w:rFonts w:eastAsia="Times New Roman" w:cstheme="minorHAnsi"/>
+          <w:sz w:val="24"/>
+          <w:szCs w:val="24"/>
+          <w:lang w:eastAsia="en-IN"/>
+        </w:rPr>
+        <w:t>Validation</w:t>
+      </w:r>
+    </w:p>
+    <w:p>
+      <w:pPr>
+        <w:numPr>
+          <w:ilvl w:val="0"/>
+          <w:numId w:val="9"/>
+        </w:numPr>
+        <w:spacing w:before="100" w:beforeAutospacing="1" w:after="100" w:afterAutospacing="1" w:line="240" w:lineRule="auto"/>
+        <w:rPr>
+          <w:rFonts w:eastAsia="Times New Roman" w:cstheme="minorHAnsi"/>
+          <w:sz w:val="24"/>
+          <w:szCs w:val="24"/>
+          <w:lang w:eastAsia="en-IN"/>
+        </w:rPr>
+      </w:pPr>
+      <w:r>
+        <w:rPr>
+          <w:rFonts w:eastAsia="Times New Roman" w:cstheme="minorHAnsi"/>
+          <w:sz w:val="24"/>
+          <w:szCs w:val="24"/>
+          <w:lang w:eastAsia="en-IN"/>
+        </w:rPr>
+        <w:t>Exporting trained weights</w:t>
+      </w:r>
+    </w:p>
+    <w:p>
+      <w:pPr>
         <w:rPr>
           <w:rFonts w:cstheme="minorHAnsi"/>
           <w:b/>
           <w:sz w:val="32"/>
           <w:szCs w:val="32"/>
         </w:rPr>
-        <w:t>Model Training:</w:t>
-      </w:r>
-    </w:p>
-    <w:p>
-      <w:pPr>
-        <w:numPr>
-          <w:ilvl w:val="0"/>
-          <w:numId w:val="8"/>
-        </w:numPr>
-        <w:spacing w:before="100" w:beforeAutospacing="1" w:after="100" w:afterAutospacing="1" w:line="240" w:lineRule="auto"/>
-        <w:rPr>
-          <w:rFonts w:eastAsia="Times New Roman" w:cstheme="minorHAnsi"/>
-          <w:sz w:val="24"/>
-          <w:szCs w:val="24"/>
-          <w:lang w:eastAsia="en-IN"/>
-        </w:rPr>
-      </w:pPr>
-      <w:r>
-        <w:rPr>
-          <w:rFonts w:eastAsia="Times New Roman" w:cstheme="minorHAnsi"/>
-          <w:sz w:val="24"/>
-          <w:szCs w:val="24"/>
-          <w:lang w:eastAsia="en-IN"/>
-        </w:rPr>
-        <w:t>Model: YOLO (custom trained)</w:t>
-      </w:r>
-    </w:p>
-    <w:p>
-      <w:pPr>
-        <w:numPr>
-          <w:ilvl w:val="0"/>
-          <w:numId w:val="8"/>
-        </w:numPr>
-        <w:spacing w:before="100" w:beforeAutospacing="1" w:after="100" w:afterAutospacing="1" w:line="240" w:lineRule="auto"/>
-        <w:rPr>
-          <w:rFonts w:eastAsia="Times New Roman" w:cstheme="minorHAnsi"/>
-          <w:sz w:val="24"/>
-          <w:szCs w:val="24"/>
-          <w:lang w:eastAsia="en-IN"/>
-        </w:rPr>
-      </w:pPr>
-      <w:r>
-        <w:rPr>
-          <w:rFonts w:eastAsia="Times New Roman" w:cstheme="minorHAnsi"/>
-          <w:sz w:val="24"/>
-          <w:szCs w:val="24"/>
-          <w:lang w:eastAsia="en-IN"/>
-        </w:rPr>
-        <w:t>Input size: 640x640</w:t>
-      </w:r>
-    </w:p>
-    <w:p>
-      <w:pPr>
-        <w:numPr>
-          <w:ilvl w:val="0"/>
-          <w:numId w:val="8"/>
-        </w:numPr>
-        <w:spacing w:before="100" w:beforeAutospacing="1" w:after="100" w:afterAutospacing="1" w:line="240" w:lineRule="auto"/>
-        <w:rPr>
-          <w:rFonts w:eastAsia="Times New Roman" w:cstheme="minorHAnsi"/>
-          <w:sz w:val="24"/>
-          <w:szCs w:val="24"/>
-          <w:lang w:eastAsia="en-IN"/>
-        </w:rPr>
-      </w:pPr>
-      <w:r>
-        <w:rPr>
-          <w:rFonts w:eastAsia="Times New Roman" w:cstheme="minorHAnsi"/>
-          <w:sz w:val="24"/>
-          <w:szCs w:val="24"/>
-          <w:lang w:eastAsia="en-IN"/>
-        </w:rPr>
-        <w:t>Classes: 4</w:t>
-      </w:r>
-    </w:p>
-    <w:p>
-      <w:pPr>
-        <w:numPr>
-          <w:ilvl w:val="0"/>
-          <w:numId w:val="8"/>
-        </w:numPr>
-        <w:spacing w:before="100" w:beforeAutospacing="1" w:after="100" w:afterAutospacing="1" w:line="240" w:lineRule="auto"/>
-        <w:rPr>
-          <w:rFonts w:eastAsia="Times New Roman" w:cstheme="minorHAnsi"/>
-          <w:sz w:val="24"/>
-          <w:szCs w:val="24"/>
-          <w:lang w:eastAsia="en-IN"/>
-        </w:rPr>
-      </w:pPr>
-      <w:r>
-        <w:rPr>
-          <w:rFonts w:eastAsia="Times New Roman" w:cstheme="minorHAnsi"/>
-          <w:sz w:val="24"/>
-          <w:szCs w:val="24"/>
-          <w:lang w:eastAsia="en-IN"/>
-        </w:rPr>
-        <w:t xml:space="preserve">Output: </w:t>
-      </w:r>
-      <w:r>
-        <w:rPr>
-          <w:rFonts w:eastAsia="Times New Roman" w:cstheme="minorHAnsi"/>
-          <w:sz w:val="20"/>
-          <w:szCs w:val="20"/>
-          <w:lang w:eastAsia="en-IN"/>
-        </w:rPr>
-        <w:t>best.pt</w:t>
-      </w:r>
-    </w:p>
-    <w:p>
-      <w:pPr>
-        <w:spacing w:before="100" w:beforeAutospacing="1" w:after="100" w:afterAutospacing="1" w:line="240" w:lineRule="auto"/>
-        <w:rPr>
-          <w:rFonts w:eastAsia="Times New Roman" w:cstheme="minorHAnsi"/>
-          <w:sz w:val="24"/>
-          <w:szCs w:val="24"/>
-          <w:lang w:eastAsia="en-IN"/>
-        </w:rPr>
-      </w:pPr>
-      <w:r>
-        <w:rPr>
-          <w:rFonts w:eastAsia="Times New Roman" w:cstheme="minorHAnsi"/>
-          <w:sz w:val="24"/>
-          <w:szCs w:val="24"/>
-          <w:lang w:eastAsia="en-IN"/>
-        </w:rPr>
-        <w:t>Training includes:</w:t>
-      </w:r>
-    </w:p>
-    <w:p>
-      <w:pPr>
-        <w:numPr>
-          <w:ilvl w:val="0"/>
-          <w:numId w:val="9"/>
-        </w:numPr>
-        <w:spacing w:before="100" w:beforeAutospacing="1" w:after="100" w:afterAutospacing="1" w:line="240" w:lineRule="auto"/>
-        <w:rPr>
-          <w:rFonts w:eastAsia="Times New Roman" w:cstheme="minorHAnsi"/>
-          <w:sz w:val="24"/>
-          <w:szCs w:val="24"/>
-          <w:lang w:eastAsia="en-IN"/>
-        </w:rPr>
-      </w:pPr>
-      <w:r>
-        <w:rPr>
-          <w:rFonts w:eastAsia="Times New Roman" w:cstheme="minorHAnsi"/>
-          <w:sz w:val="24"/>
-          <w:szCs w:val="24"/>
-          <w:lang w:eastAsia="en-IN"/>
-        </w:rPr>
-        <w:t xml:space="preserve">Data </w:t>
-      </w:r>
-      <w:proofErr w:type="spellStart"/>
-      <w:r>
-        <w:rPr>
-          <w:rFonts w:eastAsia="Times New Roman" w:cstheme="minorHAnsi"/>
-          <w:sz w:val="24"/>
-          <w:szCs w:val="24"/>
-          <w:lang w:eastAsia="en-IN"/>
-        </w:rPr>
-        <w:t>labeling</w:t>
-      </w:r>
-      <w:proofErr w:type="spellEnd"/>
-    </w:p>
-    <w:p>
-      <w:pPr>
-        <w:numPr>
-          <w:ilvl w:val="0"/>
-          <w:numId w:val="9"/>
-        </w:numPr>
-        <w:spacing w:before="100" w:beforeAutospacing="1" w:after="100" w:afterAutospacing="1" w:line="240" w:lineRule="auto"/>
-        <w:rPr>
-          <w:rFonts w:eastAsia="Times New Roman" w:cstheme="minorHAnsi"/>
-          <w:sz w:val="24"/>
-          <w:szCs w:val="24"/>
-          <w:lang w:eastAsia="en-IN"/>
-        </w:rPr>
-      </w:pPr>
-      <w:r>
-        <w:rPr>
-          <w:rFonts w:eastAsia="Times New Roman" w:cstheme="minorHAnsi"/>
-          <w:sz w:val="24"/>
-          <w:szCs w:val="24"/>
-          <w:lang w:eastAsia="en-IN"/>
-        </w:rPr>
-        <w:t>Model training</w:t>
-      </w:r>
-    </w:p>
-    <w:p>
-      <w:pPr>
-        <w:numPr>
-          <w:ilvl w:val="0"/>
-          <w:numId w:val="9"/>
-        </w:numPr>
-        <w:spacing w:before="100" w:beforeAutospacing="1" w:after="100" w:afterAutospacing="1" w:line="240" w:lineRule="auto"/>
-        <w:rPr>
-          <w:rFonts w:eastAsia="Times New Roman" w:cstheme="minorHAnsi"/>
-          <w:sz w:val="24"/>
-          <w:szCs w:val="24"/>
-          <w:lang w:eastAsia="en-IN"/>
-        </w:rPr>
-      </w:pPr>
-      <w:r>
-        <w:rPr>
-          <w:rFonts w:eastAsia="Times New Roman" w:cstheme="minorHAnsi"/>
-          <w:sz w:val="24"/>
-          <w:szCs w:val="24"/>
-          <w:lang w:eastAsia="en-IN"/>
-        </w:rPr>
-        <w:t>Validation</w:t>
-      </w:r>
-    </w:p>
-    <w:p>
-      <w:pPr>
-        <w:numPr>
-          <w:ilvl w:val="0"/>
-          <w:numId w:val="9"/>
-        </w:numPr>
-        <w:spacing w:before="100" w:beforeAutospacing="1" w:after="100" w:afterAutospacing="1" w:line="240" w:lineRule="auto"/>
-        <w:rPr>
-          <w:rFonts w:eastAsia="Times New Roman" w:cstheme="minorHAnsi"/>
-          <w:sz w:val="24"/>
-          <w:szCs w:val="24"/>
-          <w:lang w:eastAsia="en-IN"/>
-        </w:rPr>
-      </w:pPr>
-      <w:r>
-        <w:rPr>
-          <w:rFonts w:eastAsia="Times New Roman" w:cstheme="minorHAnsi"/>
-          <w:sz w:val="24"/>
-          <w:szCs w:val="24"/>
-          <w:lang w:eastAsia="en-IN"/>
-        </w:rPr>
-        <w:t>Exporting trained weights</w:t>
-      </w:r>
-    </w:p>
-    <w:p>
-      <w:pPr>
+      </w:pPr>
+      <w:r>
         <w:rPr>
           <w:rFonts w:cstheme="minorHAnsi"/>
           <w:b/>
           <w:sz w:val="32"/>
           <w:szCs w:val="32"/>
         </w:rPr>
-      </w:pPr>
-      <w:r>
+        <w:t>Methodology:</w:t>
+      </w:r>
+    </w:p>
+    <w:p>
+      <w:pPr>
         <w:rPr>
           <w:rFonts w:cstheme="minorHAnsi"/>
           <w:b/>
           <w:sz w:val="32"/>
           <w:szCs w:val="32"/>
         </w:rPr>
-        <w:t>Methodology:</w:t>
-      </w:r>
-    </w:p>
-    <w:p>
-      <w:pPr>
+      </w:pPr>
+      <w:r>
         <w:rPr>
           <w:rFonts w:cstheme="minorHAnsi"/>
           <w:b/>
           <w:sz w:val="32"/>
           <w:szCs w:val="32"/>
         </w:rPr>
-      </w:pPr>
-      <w:proofErr w:type="gramStart"/>
-      <w:r>
+        <w:t>1.Object Detection:</w:t>
+      </w:r>
+    </w:p>
+    <w:p>
+      <w:pPr>
+        <w:spacing w:before="100" w:beforeAutospacing="1" w:after="100" w:afterAutospacing="1" w:line="240" w:lineRule="auto"/>
+        <w:rPr>
+          <w:rFonts w:eastAsia="Times New Roman" w:cstheme="minorHAnsi"/>
+          <w:sz w:val="24"/>
+          <w:szCs w:val="24"/>
+          <w:lang w:eastAsia="en-IN"/>
+        </w:rPr>
+      </w:pPr>
+      <w:r>
+        <w:rPr>
+          <w:rFonts w:eastAsia="Times New Roman" w:cstheme="minorHAnsi"/>
+          <w:sz w:val="24"/>
+          <w:szCs w:val="24"/>
+          <w:lang w:eastAsia="en-IN"/>
+        </w:rPr>
+        <w:t>YOLO model detects objects in the image:</w:t>
+      </w:r>
+    </w:p>
+    <w:p>
+      <w:pPr>
+        <w:numPr>
+          <w:ilvl w:val="0"/>
+          <w:numId w:val="11"/>
+        </w:numPr>
+        <w:spacing w:before="100" w:beforeAutospacing="1" w:after="100" w:afterAutospacing="1" w:line="240" w:lineRule="auto"/>
+        <w:rPr>
+          <w:rFonts w:eastAsia="Times New Roman" w:cstheme="minorHAnsi"/>
+          <w:sz w:val="24"/>
+          <w:szCs w:val="24"/>
+          <w:lang w:eastAsia="en-IN"/>
+        </w:rPr>
+      </w:pPr>
+      <w:r>
+        <w:rPr>
+          <w:rFonts w:eastAsia="Times New Roman" w:cstheme="minorHAnsi"/>
+          <w:sz w:val="24"/>
+          <w:szCs w:val="24"/>
+          <w:lang w:eastAsia="en-IN"/>
+        </w:rPr>
+        <w:t>Rider</w:t>
+      </w:r>
+    </w:p>
+    <w:p>
+      <w:pPr>
+        <w:numPr>
+          <w:ilvl w:val="0"/>
+          <w:numId w:val="11"/>
+        </w:numPr>
+        <w:spacing w:before="100" w:beforeAutospacing="1" w:after="100" w:afterAutospacing="1" w:line="240" w:lineRule="auto"/>
+        <w:rPr>
+          <w:rFonts w:eastAsia="Times New Roman" w:cstheme="minorHAnsi"/>
+          <w:sz w:val="24"/>
+          <w:szCs w:val="24"/>
+          <w:lang w:eastAsia="en-IN"/>
+        </w:rPr>
+      </w:pPr>
+      <w:r>
+        <w:rPr>
+          <w:rFonts w:eastAsia="Times New Roman" w:cstheme="minorHAnsi"/>
+          <w:sz w:val="24"/>
+          <w:szCs w:val="24"/>
+          <w:lang w:eastAsia="en-IN"/>
+        </w:rPr>
+        <w:t>Helmet status</w:t>
+      </w:r>
+    </w:p>
+    <w:p>
+      <w:pPr>
+        <w:numPr>
+          <w:ilvl w:val="0"/>
+          <w:numId w:val="11"/>
+        </w:numPr>
+        <w:spacing w:before="100" w:beforeAutospacing="1" w:after="100" w:afterAutospacing="1" w:line="240" w:lineRule="auto"/>
+        <w:rPr>
+          <w:rFonts w:eastAsia="Times New Roman" w:cstheme="minorHAnsi"/>
+          <w:sz w:val="24"/>
+          <w:szCs w:val="24"/>
+          <w:lang w:eastAsia="en-IN"/>
+        </w:rPr>
+      </w:pPr>
+      <w:r>
+        <w:rPr>
+          <w:rFonts w:eastAsia="Times New Roman" w:cstheme="minorHAnsi"/>
+          <w:sz w:val="24"/>
+          <w:szCs w:val="24"/>
+          <w:lang w:eastAsia="en-IN"/>
+        </w:rPr>
+        <w:lastRenderedPageBreak/>
+        <w:t>Number plate</w:t>
+      </w:r>
+    </w:p>
+    <w:p>
+      <w:pPr>
+        <w:spacing w:before="100" w:beforeAutospacing="1" w:after="100" w:afterAutospacing="1" w:line="240" w:lineRule="auto"/>
+        <w:rPr>
+          <w:rFonts w:eastAsia="Times New Roman" w:cstheme="minorHAnsi"/>
+          <w:sz w:val="24"/>
+          <w:szCs w:val="24"/>
+          <w:lang w:eastAsia="en-IN"/>
+        </w:rPr>
+      </w:pPr>
+      <w:r>
+        <w:rPr>
+          <w:rFonts w:eastAsia="Times New Roman" w:cstheme="minorHAnsi"/>
+          <w:sz w:val="24"/>
+          <w:szCs w:val="24"/>
+          <w:lang w:eastAsia="en-IN"/>
+        </w:rPr>
+        <w:t>Bounding boxes are drawn around detected objects.</w:t>
+      </w:r>
+    </w:p>
+    <w:p>
+      <w:pPr>
         <w:rPr>
           <w:rFonts w:cstheme="minorHAnsi"/>
           <w:b/>
           <w:sz w:val="32"/>
           <w:szCs w:val="32"/>
         </w:rPr>
-        <w:t>1.Object</w:t>
-      </w:r>
-      <w:proofErr w:type="gramEnd"/>
+      </w:pPr>
       <w:r>
         <w:rPr>
           <w:rFonts w:cstheme="minorHAnsi"/>
@@ -1486,120 +1479,75 @@
           <w:sz w:val="32"/>
           <w:szCs w:val="32"/>
         </w:rPr>
-        <w:t xml:space="preserve"> Detection:</w:t>
-      </w:r>
-    </w:p>
-    <w:p>
-      <w:pPr>
-        <w:spacing w:before="100" w:beforeAutospacing="1" w:after="100" w:afterAutospacing="1" w:line="240" w:lineRule="auto"/>
-        <w:rPr>
-          <w:rFonts w:eastAsia="Times New Roman" w:cstheme="minorHAnsi"/>
-          <w:sz w:val="24"/>
-          <w:szCs w:val="24"/>
-          <w:lang w:eastAsia="en-IN"/>
-        </w:rPr>
-      </w:pPr>
-      <w:r>
-        <w:rPr>
-          <w:rFonts w:eastAsia="Times New Roman" w:cstheme="minorHAnsi"/>
-          <w:sz w:val="24"/>
-          <w:szCs w:val="24"/>
-          <w:lang w:eastAsia="en-IN"/>
-        </w:rPr>
-        <w:t>YOLO model detects objects in the image:</w:t>
-      </w:r>
-    </w:p>
-    <w:p>
-      <w:pPr>
-        <w:numPr>
-          <w:ilvl w:val="0"/>
-          <w:numId w:val="11"/>
-        </w:numPr>
-        <w:spacing w:before="100" w:beforeAutospacing="1" w:after="100" w:afterAutospacing="1" w:line="240" w:lineRule="auto"/>
-        <w:rPr>
-          <w:rFonts w:eastAsia="Times New Roman" w:cstheme="minorHAnsi"/>
-          <w:sz w:val="24"/>
-          <w:szCs w:val="24"/>
-          <w:lang w:eastAsia="en-IN"/>
-        </w:rPr>
-      </w:pPr>
-      <w:r>
-        <w:rPr>
-          <w:rFonts w:eastAsia="Times New Roman" w:cstheme="minorHAnsi"/>
-          <w:sz w:val="24"/>
-          <w:szCs w:val="24"/>
-          <w:lang w:eastAsia="en-IN"/>
-        </w:rPr>
-        <w:t>Rider</w:t>
-      </w:r>
-    </w:p>
-    <w:p>
-      <w:pPr>
-        <w:numPr>
-          <w:ilvl w:val="0"/>
-          <w:numId w:val="11"/>
-        </w:numPr>
-        <w:spacing w:before="100" w:beforeAutospacing="1" w:after="100" w:afterAutospacing="1" w:line="240" w:lineRule="auto"/>
-        <w:rPr>
-          <w:rFonts w:eastAsia="Times New Roman" w:cstheme="minorHAnsi"/>
-          <w:sz w:val="24"/>
-          <w:szCs w:val="24"/>
-          <w:lang w:eastAsia="en-IN"/>
-        </w:rPr>
-      </w:pPr>
-      <w:r>
-        <w:rPr>
-          <w:rFonts w:eastAsia="Times New Roman" w:cstheme="minorHAnsi"/>
-          <w:sz w:val="24"/>
-          <w:szCs w:val="24"/>
-          <w:lang w:eastAsia="en-IN"/>
-        </w:rPr>
-        <w:t>Helmet status</w:t>
-      </w:r>
-    </w:p>
-    <w:p>
-      <w:pPr>
-        <w:numPr>
-          <w:ilvl w:val="0"/>
-          <w:numId w:val="11"/>
-        </w:numPr>
-        <w:spacing w:before="100" w:beforeAutospacing="1" w:after="100" w:afterAutospacing="1" w:line="240" w:lineRule="auto"/>
-        <w:rPr>
-          <w:rFonts w:eastAsia="Times New Roman" w:cstheme="minorHAnsi"/>
-          <w:sz w:val="24"/>
-          <w:szCs w:val="24"/>
-          <w:lang w:eastAsia="en-IN"/>
-        </w:rPr>
-      </w:pPr>
-      <w:r>
-        <w:rPr>
-          <w:rFonts w:eastAsia="Times New Roman" w:cstheme="minorHAnsi"/>
-          <w:sz w:val="24"/>
-          <w:szCs w:val="24"/>
-          <w:lang w:eastAsia="en-IN"/>
-        </w:rPr>
-        <w:lastRenderedPageBreak/>
-        <w:t>Number plate</w:t>
-      </w:r>
-    </w:p>
-    <w:p>
-      <w:pPr>
-        <w:spacing w:before="100" w:beforeAutospacing="1" w:after="100" w:afterAutospacing="1" w:line="240" w:lineRule="auto"/>
-        <w:rPr>
-          <w:rFonts w:eastAsia="Times New Roman" w:cstheme="minorHAnsi"/>
-          <w:sz w:val="24"/>
-          <w:szCs w:val="24"/>
-          <w:lang w:eastAsia="en-IN"/>
-        </w:rPr>
-      </w:pPr>
-      <w:r>
-        <w:rPr>
-          <w:rFonts w:eastAsia="Times New Roman" w:cstheme="minorHAnsi"/>
-          <w:sz w:val="24"/>
-          <w:szCs w:val="24"/>
-          <w:lang w:eastAsia="en-IN"/>
-        </w:rPr>
-        <w:t>Bounding boxes are drawn around detected objects.</w:t>
+        <w:t>2.Violation Detection Logic</w:t>
+      </w:r>
+    </w:p>
+    <w:p>
+      <w:pPr>
+        <w:rPr>
+          <w:rFonts w:cstheme="minorHAnsi"/>
+          <w:sz w:val="24"/>
+          <w:szCs w:val="24"/>
+        </w:rPr>
+      </w:pPr>
+      <w:r>
+        <w:rPr>
+          <w:rFonts w:cstheme="minorHAnsi"/>
+          <w:sz w:val="24"/>
+          <w:szCs w:val="24"/>
+        </w:rPr>
+        <w:t>IF "without helmet" detected:</w:t>
+      </w:r>
+    </w:p>
+    <w:p>
+      <w:pPr>
+        <w:rPr>
+          <w:rFonts w:cstheme="minorHAnsi"/>
+          <w:sz w:val="24"/>
+          <w:szCs w:val="24"/>
+        </w:rPr>
+      </w:pPr>
+      <w:r>
+        <w:rPr>
+          <w:rFonts w:cstheme="minorHAnsi"/>
+          <w:sz w:val="24"/>
+          <w:szCs w:val="24"/>
+        </w:rPr>
+        <w:t xml:space="preserve">    violation = True</w:t>
+      </w:r>
+    </w:p>
+    <w:p>
+      <w:pPr>
+        <w:rPr>
+          <w:rFonts w:cstheme="minorHAnsi"/>
+          <w:sz w:val="24"/>
+          <w:szCs w:val="24"/>
+        </w:rPr>
+      </w:pPr>
+      <w:r>
+        <w:rPr>
+          <w:rFonts w:cstheme="minorHAnsi"/>
+          <w:sz w:val="24"/>
+          <w:szCs w:val="24"/>
+        </w:rPr>
+        <w:t>ELSE:</w:t>
+      </w:r>
+    </w:p>
+    <w:p>
+      <w:pPr>
+        <w:rPr>
+          <w:rFonts w:cstheme="minorHAnsi"/>
+          <w:sz w:val="24"/>
+          <w:szCs w:val="24"/>
+        </w:rPr>
+      </w:pPr>
+      <w:r>
+        <w:rPr>
+          <w:rFonts w:cstheme="minorHAnsi"/>
+          <w:sz w:val="24"/>
+          <w:szCs w:val="24"/>
+        </w:rPr>
+        <w:t xml:space="preserve">    No violation</w:t>
       </w:r>
     </w:p>
     <w:p>
@@ -1611,7 +1559,6 @@
           <w:szCs w:val="32"/>
         </w:rPr>
       </w:pPr>
-      <w:proofErr w:type="gramStart"/>
       <w:r>
         <w:rPr>
           <w:rFonts w:cstheme="minorHAnsi"/>
@@ -1619,1268 +1566,1025 @@
           <w:sz w:val="32"/>
           <w:szCs w:val="32"/>
         </w:rPr>
-        <w:t>2.Violation</w:t>
-      </w:r>
-      <w:proofErr w:type="gramEnd"/>
-      <w:r>
+        <w:t>3.Number Plate Extraction</w:t>
+      </w:r>
+    </w:p>
+    <w:p>
+      <w:pPr>
+        <w:pStyle w:val="NormalWeb"/>
+        <w:numPr>
+          <w:ilvl w:val="0"/>
+          <w:numId w:val="12"/>
+        </w:numPr>
+        <w:rPr>
+          <w:rFonts w:asciiTheme="minorHAnsi" w:hAnsiTheme="minorHAnsi" w:cstheme="minorHAnsi"/>
+        </w:rPr>
+      </w:pPr>
+      <w:r>
+        <w:rPr>
+          <w:rFonts w:asciiTheme="minorHAnsi" w:hAnsiTheme="minorHAnsi" w:cstheme="minorHAnsi"/>
+        </w:rPr>
+        <w:t>Crop number plate region</w:t>
+      </w:r>
+    </w:p>
+    <w:p>
+      <w:pPr>
+        <w:pStyle w:val="NormalWeb"/>
+        <w:numPr>
+          <w:ilvl w:val="0"/>
+          <w:numId w:val="12"/>
+        </w:numPr>
+        <w:rPr>
+          <w:rFonts w:asciiTheme="minorHAnsi" w:hAnsiTheme="minorHAnsi" w:cstheme="minorHAnsi"/>
+        </w:rPr>
+      </w:pPr>
+      <w:r>
+        <w:rPr>
+          <w:rFonts w:asciiTheme="minorHAnsi" w:hAnsiTheme="minorHAnsi" w:cstheme="minorHAnsi"/>
+        </w:rPr>
+        <w:t>Convert to grayscale</w:t>
+      </w:r>
+    </w:p>
+    <w:p>
+      <w:pPr>
+        <w:pStyle w:val="NormalWeb"/>
+        <w:numPr>
+          <w:ilvl w:val="0"/>
+          <w:numId w:val="12"/>
+        </w:numPr>
+        <w:rPr>
+          <w:rFonts w:asciiTheme="minorHAnsi" w:hAnsiTheme="minorHAnsi" w:cstheme="minorHAnsi"/>
+        </w:rPr>
+      </w:pPr>
+      <w:r>
+        <w:rPr>
+          <w:rFonts w:asciiTheme="minorHAnsi" w:hAnsiTheme="minorHAnsi" w:cstheme="minorHAnsi"/>
+        </w:rPr>
+        <w:t>Apply CLAHE (contrast enhancement)</w:t>
+      </w:r>
+    </w:p>
+    <w:p>
+      <w:pPr>
+        <w:pStyle w:val="NormalWeb"/>
+        <w:numPr>
+          <w:ilvl w:val="0"/>
+          <w:numId w:val="12"/>
+        </w:numPr>
+        <w:rPr>
+          <w:rFonts w:asciiTheme="minorHAnsi" w:hAnsiTheme="minorHAnsi" w:cstheme="minorHAnsi"/>
+        </w:rPr>
+      </w:pPr>
+      <w:r>
+        <w:rPr>
+          <w:rFonts w:asciiTheme="minorHAnsi" w:hAnsiTheme="minorHAnsi" w:cstheme="minorHAnsi"/>
+        </w:rPr>
+        <w:t>Apply thresholding</w:t>
+      </w:r>
+    </w:p>
+    <w:p>
+      <w:pPr>
+        <w:pStyle w:val="NormalWeb"/>
+        <w:numPr>
+          <w:ilvl w:val="0"/>
+          <w:numId w:val="12"/>
+        </w:numPr>
+        <w:rPr>
+          <w:rFonts w:asciiTheme="minorHAnsi" w:hAnsiTheme="minorHAnsi" w:cstheme="minorHAnsi"/>
+        </w:rPr>
+      </w:pPr>
+      <w:r>
+        <w:rPr>
+          <w:rFonts w:asciiTheme="minorHAnsi" w:hAnsiTheme="minorHAnsi" w:cstheme="minorHAnsi"/>
+        </w:rPr>
+        <w:t>Perform OCR</w:t>
+      </w:r>
+    </w:p>
+    <w:p>
+      <w:pPr>
+        <w:pStyle w:val="NormalWeb"/>
+        <w:rPr>
+          <w:rFonts w:asciiTheme="minorHAnsi" w:eastAsiaTheme="minorHAnsi" w:hAnsiTheme="minorHAnsi" w:cstheme="minorHAnsi"/>
+          <w:b/>
+          <w:sz w:val="32"/>
+          <w:szCs w:val="32"/>
+          <w:lang w:eastAsia="en-US"/>
+        </w:rPr>
+      </w:pPr>
+      <w:r>
+        <w:rPr>
+          <w:rFonts w:asciiTheme="minorHAnsi" w:eastAsiaTheme="minorHAnsi" w:hAnsiTheme="minorHAnsi" w:cstheme="minorHAnsi"/>
+          <w:b/>
+          <w:sz w:val="32"/>
+          <w:szCs w:val="32"/>
+          <w:lang w:eastAsia="en-US"/>
+        </w:rPr>
+        <w:t>4.OCR Post-processing</w:t>
+      </w:r>
+    </w:p>
+    <w:p>
+      <w:pPr>
+        <w:pStyle w:val="NormalWeb"/>
+        <w:rPr>
+          <w:rFonts w:asciiTheme="minorHAnsi" w:hAnsiTheme="minorHAnsi" w:cstheme="minorHAnsi"/>
+        </w:rPr>
+      </w:pPr>
+      <w:r>
+        <w:rPr>
+          <w:rFonts w:asciiTheme="minorHAnsi" w:hAnsiTheme="minorHAnsi" w:cstheme="minorHAnsi"/>
+        </w:rPr>
+        <w:t>OCR errors are corrected using character mapping:</w:t>
+      </w:r>
+    </w:p>
+    <w:p>
+      <w:pPr>
+        <w:pStyle w:val="NormalWeb"/>
+        <w:rPr>
+          <w:rFonts w:asciiTheme="minorHAnsi" w:hAnsiTheme="minorHAnsi" w:cstheme="minorHAnsi"/>
+        </w:rPr>
+      </w:pPr>
+      <w:r>
+        <w:rPr>
+          <w:rFonts w:asciiTheme="minorHAnsi" w:hAnsiTheme="minorHAnsi" w:cstheme="minorHAnsi"/>
+        </w:rPr>
+        <w:t>Example:</w:t>
+      </w:r>
+    </w:p>
+    <w:p>
+      <w:pPr>
+        <w:pStyle w:val="NormalWeb"/>
+        <w:rPr>
+          <w:rFonts w:asciiTheme="minorHAnsi" w:eastAsiaTheme="minorHAnsi" w:hAnsiTheme="minorHAnsi" w:cstheme="minorHAnsi"/>
+          <w:lang w:eastAsia="en-US"/>
+        </w:rPr>
+      </w:pPr>
+      <w:r>
+        <w:rPr>
+          <w:rFonts w:asciiTheme="minorHAnsi" w:eastAsiaTheme="minorHAnsi" w:hAnsiTheme="minorHAnsi" w:cstheme="minorHAnsi"/>
+          <w:lang w:eastAsia="en-US"/>
+        </w:rPr>
+        <w:t>O → 0</w:t>
+      </w:r>
+    </w:p>
+    <w:p>
+      <w:pPr>
+        <w:pStyle w:val="NormalWeb"/>
+        <w:rPr>
+          <w:rFonts w:asciiTheme="minorHAnsi" w:eastAsiaTheme="minorHAnsi" w:hAnsiTheme="minorHAnsi" w:cstheme="minorHAnsi"/>
+          <w:lang w:eastAsia="en-US"/>
+        </w:rPr>
+      </w:pPr>
+      <w:r>
+        <w:rPr>
+          <w:rFonts w:asciiTheme="minorHAnsi" w:eastAsiaTheme="minorHAnsi" w:hAnsiTheme="minorHAnsi" w:cstheme="minorHAnsi"/>
+          <w:lang w:eastAsia="en-US"/>
+        </w:rPr>
+        <w:t>S → 5</w:t>
+      </w:r>
+    </w:p>
+    <w:p>
+      <w:pPr>
+        <w:pStyle w:val="NormalWeb"/>
+        <w:rPr>
+          <w:rFonts w:asciiTheme="minorHAnsi" w:eastAsiaTheme="minorHAnsi" w:hAnsiTheme="minorHAnsi" w:cstheme="minorHAnsi"/>
+          <w:lang w:eastAsia="en-US"/>
+        </w:rPr>
+      </w:pPr>
+      <w:r>
+        <w:rPr>
+          <w:rFonts w:asciiTheme="minorHAnsi" w:eastAsiaTheme="minorHAnsi" w:hAnsiTheme="minorHAnsi" w:cstheme="minorHAnsi"/>
+          <w:lang w:eastAsia="en-US"/>
+        </w:rPr>
+        <w:t>B → 8</w:t>
+      </w:r>
+    </w:p>
+    <w:p>
+      <w:pPr>
+        <w:pStyle w:val="NormalWeb"/>
+        <w:rPr>
+          <w:rFonts w:asciiTheme="minorHAnsi" w:eastAsiaTheme="minorHAnsi" w:hAnsiTheme="minorHAnsi" w:cstheme="minorHAnsi"/>
+          <w:lang w:eastAsia="en-US"/>
+        </w:rPr>
+      </w:pPr>
+      <w:r>
+        <w:rPr>
+          <w:rFonts w:asciiTheme="minorHAnsi" w:eastAsiaTheme="minorHAnsi" w:hAnsiTheme="minorHAnsi" w:cstheme="minorHAnsi"/>
+          <w:lang w:eastAsia="en-US"/>
+        </w:rPr>
+        <w:t>G → 6</w:t>
+      </w:r>
+    </w:p>
+    <w:p>
+      <w:pPr>
+        <w:pStyle w:val="NormalWeb"/>
+        <w:rPr>
+          <w:rFonts w:asciiTheme="minorHAnsi" w:eastAsiaTheme="minorHAnsi" w:hAnsiTheme="minorHAnsi" w:cstheme="minorHAnsi"/>
+          <w:lang w:eastAsia="en-US"/>
+        </w:rPr>
+      </w:pPr>
+      <w:r>
+        <w:rPr>
+          <w:rFonts w:asciiTheme="minorHAnsi" w:eastAsiaTheme="minorHAnsi" w:hAnsiTheme="minorHAnsi" w:cstheme="minorHAnsi"/>
+          <w:lang w:eastAsia="en-US"/>
+        </w:rPr>
+        <w:t>Example Correction:</w:t>
+      </w:r>
+    </w:p>
+    <w:p>
+      <w:pPr>
+        <w:pStyle w:val="NormalWeb"/>
+        <w:rPr>
+          <w:rFonts w:asciiTheme="minorHAnsi" w:eastAsiaTheme="minorHAnsi" w:hAnsiTheme="minorHAnsi" w:cstheme="minorHAnsi"/>
+          <w:lang w:eastAsia="en-US"/>
+        </w:rPr>
+      </w:pPr>
+      <w:r>
+        <w:rPr>
+          <w:rFonts w:asciiTheme="minorHAnsi" w:eastAsiaTheme="minorHAnsi" w:hAnsiTheme="minorHAnsi" w:cstheme="minorHAnsi"/>
+          <w:lang w:eastAsia="en-US"/>
+        </w:rPr>
+        <w:t>Raw OCR: UPGSAESTICS</w:t>
+      </w:r>
+    </w:p>
+    <w:p>
+      <w:pPr>
+        <w:pStyle w:val="NormalWeb"/>
+        <w:rPr>
+          <w:rFonts w:asciiTheme="minorHAnsi" w:eastAsiaTheme="minorHAnsi" w:hAnsiTheme="minorHAnsi" w:cstheme="minorHAnsi"/>
+          <w:lang w:eastAsia="en-US"/>
+        </w:rPr>
+      </w:pPr>
+      <w:r>
+        <w:rPr>
+          <w:rFonts w:asciiTheme="minorHAnsi" w:eastAsiaTheme="minorHAnsi" w:hAnsiTheme="minorHAnsi" w:cstheme="minorHAnsi"/>
+          <w:lang w:eastAsia="en-US"/>
+        </w:rPr>
+        <w:t>Cleaned: UPGSAESTICS</w:t>
+      </w:r>
+    </w:p>
+    <w:p>
+      <w:pPr>
+        <w:pStyle w:val="NormalWeb"/>
+        <w:rPr>
+          <w:rFonts w:asciiTheme="minorHAnsi" w:eastAsiaTheme="minorHAnsi" w:hAnsiTheme="minorHAnsi" w:cstheme="minorHAnsi"/>
+          <w:lang w:eastAsia="en-US"/>
+        </w:rPr>
+      </w:pPr>
+      <w:r>
+        <w:rPr>
+          <w:rFonts w:asciiTheme="minorHAnsi" w:eastAsiaTheme="minorHAnsi" w:hAnsiTheme="minorHAnsi" w:cstheme="minorHAnsi"/>
+          <w:lang w:eastAsia="en-US"/>
+        </w:rPr>
+        <w:t>Corrected: UP65AE7169</w:t>
+      </w:r>
+    </w:p>
+    <w:p>
+      <w:pPr>
+        <w:pStyle w:val="NormalWeb"/>
+        <w:rPr>
+          <w:rFonts w:asciiTheme="minorHAnsi" w:eastAsiaTheme="minorHAnsi" w:hAnsiTheme="minorHAnsi" w:cstheme="minorHAnsi"/>
+          <w:b/>
+          <w:sz w:val="32"/>
+          <w:szCs w:val="32"/>
+          <w:lang w:eastAsia="en-US"/>
+        </w:rPr>
+      </w:pPr>
+      <w:r>
+        <w:rPr>
+          <w:rFonts w:asciiTheme="minorHAnsi" w:eastAsiaTheme="minorHAnsi" w:hAnsiTheme="minorHAnsi" w:cstheme="minorHAnsi"/>
+          <w:b/>
+          <w:sz w:val="32"/>
+          <w:szCs w:val="32"/>
+          <w:lang w:eastAsia="en-US"/>
+        </w:rPr>
+        <w:t>5.Data Logging</w:t>
+      </w:r>
+    </w:p>
+    <w:p>
+      <w:pPr>
+        <w:pStyle w:val="NormalWeb"/>
+        <w:rPr>
+          <w:rFonts w:asciiTheme="minorHAnsi" w:eastAsiaTheme="minorHAnsi" w:hAnsiTheme="minorHAnsi" w:cstheme="minorHAnsi"/>
+          <w:lang w:eastAsia="en-US"/>
+        </w:rPr>
+      </w:pPr>
+      <w:r>
+        <w:rPr>
+          <w:rFonts w:asciiTheme="minorHAnsi" w:eastAsiaTheme="minorHAnsi" w:hAnsiTheme="minorHAnsi" w:cstheme="minorHAnsi"/>
+          <w:lang w:eastAsia="en-US"/>
+        </w:rPr>
+        <w:t>Detected violations are stored in a csv file.</w:t>
+      </w:r>
+    </w:p>
+    <w:p>
+      <w:pPr>
+        <w:pStyle w:val="NormalWeb"/>
+        <w:rPr>
+          <w:rFonts w:asciiTheme="minorHAnsi" w:eastAsiaTheme="minorHAnsi" w:hAnsiTheme="minorHAnsi" w:cstheme="minorHAnsi"/>
+          <w:lang w:eastAsia="en-US"/>
+        </w:rPr>
+      </w:pPr>
+    </w:p>
+    <w:p>
+      <w:pPr>
+        <w:pStyle w:val="NormalWeb"/>
+        <w:rPr>
+          <w:rFonts w:asciiTheme="minorHAnsi" w:eastAsiaTheme="minorHAnsi" w:hAnsiTheme="minorHAnsi" w:cstheme="minorHAnsi"/>
+          <w:lang w:eastAsia="en-US"/>
+        </w:rPr>
+      </w:pPr>
+    </w:p>
+    <w:p>
+      <w:pPr>
+        <w:pStyle w:val="NormalWeb"/>
+        <w:rPr>
+          <w:rFonts w:asciiTheme="minorHAnsi" w:eastAsiaTheme="minorHAnsi" w:hAnsiTheme="minorHAnsi" w:cstheme="minorHAnsi"/>
+          <w:b/>
+          <w:sz w:val="32"/>
+          <w:szCs w:val="32"/>
+          <w:lang w:eastAsia="en-US"/>
+        </w:rPr>
+      </w:pPr>
+      <w:r>
+        <w:rPr>
+          <w:rFonts w:asciiTheme="minorHAnsi" w:eastAsiaTheme="minorHAnsi" w:hAnsiTheme="minorHAnsi" w:cstheme="minorHAnsi"/>
+          <w:b/>
+          <w:sz w:val="32"/>
+          <w:szCs w:val="32"/>
+          <w:lang w:eastAsia="en-US"/>
+        </w:rPr>
+        <w:t>System Architecture</w:t>
+      </w:r>
+    </w:p>
+    <w:p>
+      <w:pPr>
+        <w:pStyle w:val="NormalWeb"/>
+        <w:rPr>
+          <w:rFonts w:asciiTheme="minorHAnsi" w:eastAsiaTheme="minorHAnsi" w:hAnsiTheme="minorHAnsi" w:cstheme="minorHAnsi"/>
+          <w:lang w:eastAsia="en-US"/>
+        </w:rPr>
+      </w:pPr>
+      <w:r>
+        <w:rPr>
+          <w:rFonts w:asciiTheme="minorHAnsi" w:eastAsiaTheme="minorHAnsi" w:hAnsiTheme="minorHAnsi" w:cstheme="minorHAnsi"/>
+          <w:lang w:eastAsia="en-US"/>
+        </w:rPr>
+        <w:t>Input (Image)</w:t>
+      </w:r>
+    </w:p>
+    <w:p>
+      <w:pPr>
+        <w:pStyle w:val="NormalWeb"/>
+        <w:rPr>
+          <w:rFonts w:asciiTheme="minorHAnsi" w:eastAsiaTheme="minorHAnsi" w:hAnsiTheme="minorHAnsi" w:cstheme="minorHAnsi"/>
+          <w:lang w:eastAsia="en-US"/>
+        </w:rPr>
+      </w:pPr>
+      <w:r>
+        <w:rPr>
+          <w:rFonts w:asciiTheme="minorHAnsi" w:eastAsiaTheme="minorHAnsi" w:hAnsiTheme="minorHAnsi" w:cstheme="minorHAnsi"/>
+          <w:lang w:eastAsia="en-US"/>
+        </w:rPr>
+        <w:t xml:space="preserve">        ↓</w:t>
+      </w:r>
+    </w:p>
+    <w:p>
+      <w:pPr>
+        <w:pStyle w:val="NormalWeb"/>
+        <w:rPr>
+          <w:rFonts w:asciiTheme="minorHAnsi" w:eastAsiaTheme="minorHAnsi" w:hAnsiTheme="minorHAnsi" w:cstheme="minorHAnsi"/>
+          <w:lang w:eastAsia="en-US"/>
+        </w:rPr>
+      </w:pPr>
+      <w:r>
+        <w:rPr>
+          <w:rFonts w:asciiTheme="minorHAnsi" w:eastAsiaTheme="minorHAnsi" w:hAnsiTheme="minorHAnsi" w:cstheme="minorHAnsi"/>
+          <w:lang w:eastAsia="en-US"/>
+        </w:rPr>
+        <w:t>YOLO Detection</w:t>
+      </w:r>
+    </w:p>
+    <w:p>
+      <w:pPr>
+        <w:pStyle w:val="NormalWeb"/>
+        <w:rPr>
+          <w:rFonts w:asciiTheme="minorHAnsi" w:eastAsiaTheme="minorHAnsi" w:hAnsiTheme="minorHAnsi" w:cstheme="minorHAnsi"/>
+          <w:lang w:eastAsia="en-US"/>
+        </w:rPr>
+      </w:pPr>
+      <w:r>
+        <w:rPr>
+          <w:rFonts w:asciiTheme="minorHAnsi" w:eastAsiaTheme="minorHAnsi" w:hAnsiTheme="minorHAnsi" w:cstheme="minorHAnsi"/>
+          <w:lang w:eastAsia="en-US"/>
+        </w:rPr>
+        <w:t xml:space="preserve">        ↓</w:t>
+      </w:r>
+    </w:p>
+    <w:p>
+      <w:pPr>
+        <w:pStyle w:val="NormalWeb"/>
+        <w:rPr>
+          <w:rFonts w:asciiTheme="minorHAnsi" w:eastAsiaTheme="minorHAnsi" w:hAnsiTheme="minorHAnsi" w:cstheme="minorHAnsi"/>
+          <w:lang w:eastAsia="en-US"/>
+        </w:rPr>
+      </w:pPr>
+      <w:r>
+        <w:rPr>
+          <w:rFonts w:asciiTheme="minorHAnsi" w:eastAsiaTheme="minorHAnsi" w:hAnsiTheme="minorHAnsi" w:cstheme="minorHAnsi"/>
+          <w:lang w:eastAsia="en-US"/>
+        </w:rPr>
+        <w:t>Helmet Check</w:t>
+      </w:r>
+    </w:p>
+    <w:p>
+      <w:pPr>
+        <w:pStyle w:val="NormalWeb"/>
+        <w:rPr>
+          <w:rFonts w:asciiTheme="minorHAnsi" w:eastAsiaTheme="minorHAnsi" w:hAnsiTheme="minorHAnsi" w:cstheme="minorHAnsi"/>
+          <w:lang w:eastAsia="en-US"/>
+        </w:rPr>
+      </w:pPr>
+      <w:r>
+        <w:rPr>
+          <w:rFonts w:asciiTheme="minorHAnsi" w:eastAsiaTheme="minorHAnsi" w:hAnsiTheme="minorHAnsi" w:cstheme="minorHAnsi"/>
+          <w:lang w:eastAsia="en-US"/>
+        </w:rPr>
+        <w:t xml:space="preserve">        ↓</w:t>
+      </w:r>
+    </w:p>
+    <w:p>
+      <w:pPr>
+        <w:pStyle w:val="NormalWeb"/>
+        <w:rPr>
+          <w:rFonts w:asciiTheme="minorHAnsi" w:eastAsiaTheme="minorHAnsi" w:hAnsiTheme="minorHAnsi" w:cstheme="minorHAnsi"/>
+          <w:lang w:eastAsia="en-US"/>
+        </w:rPr>
+      </w:pPr>
+      <w:r>
+        <w:rPr>
+          <w:rFonts w:asciiTheme="minorHAnsi" w:eastAsiaTheme="minorHAnsi" w:hAnsiTheme="minorHAnsi" w:cstheme="minorHAnsi"/>
+          <w:lang w:eastAsia="en-US"/>
+        </w:rPr>
+        <w:t>[If Violation]</w:t>
+      </w:r>
+    </w:p>
+    <w:p>
+      <w:pPr>
+        <w:pStyle w:val="NormalWeb"/>
+        <w:rPr>
+          <w:rFonts w:asciiTheme="minorHAnsi" w:eastAsiaTheme="minorHAnsi" w:hAnsiTheme="minorHAnsi" w:cstheme="minorHAnsi"/>
+          <w:lang w:eastAsia="en-US"/>
+        </w:rPr>
+      </w:pPr>
+      <w:r>
+        <w:rPr>
+          <w:rFonts w:asciiTheme="minorHAnsi" w:eastAsiaTheme="minorHAnsi" w:hAnsiTheme="minorHAnsi" w:cstheme="minorHAnsi"/>
+          <w:lang w:eastAsia="en-US"/>
+        </w:rPr>
+        <w:t xml:space="preserve">        ↓</w:t>
+      </w:r>
+    </w:p>
+    <w:p>
+      <w:pPr>
+        <w:pStyle w:val="NormalWeb"/>
+        <w:rPr>
+          <w:rFonts w:asciiTheme="minorHAnsi" w:eastAsiaTheme="minorHAnsi" w:hAnsiTheme="minorHAnsi" w:cstheme="minorHAnsi"/>
+          <w:lang w:eastAsia="en-US"/>
+        </w:rPr>
+      </w:pPr>
+      <w:r>
+        <w:rPr>
+          <w:rFonts w:asciiTheme="minorHAnsi" w:eastAsiaTheme="minorHAnsi" w:hAnsiTheme="minorHAnsi" w:cstheme="minorHAnsi"/>
+          <w:lang w:eastAsia="en-US"/>
+        </w:rPr>
+        <w:t>Plate Extraction</w:t>
+      </w:r>
+    </w:p>
+    <w:p>
+      <w:pPr>
+        <w:pStyle w:val="NormalWeb"/>
+        <w:rPr>
+          <w:rFonts w:asciiTheme="minorHAnsi" w:eastAsiaTheme="minorHAnsi" w:hAnsiTheme="minorHAnsi" w:cstheme="minorHAnsi"/>
+          <w:lang w:eastAsia="en-US"/>
+        </w:rPr>
+      </w:pPr>
+      <w:r>
+        <w:rPr>
+          <w:rFonts w:asciiTheme="minorHAnsi" w:eastAsiaTheme="minorHAnsi" w:hAnsiTheme="minorHAnsi" w:cstheme="minorHAnsi"/>
+          <w:lang w:eastAsia="en-US"/>
+        </w:rPr>
+        <w:t xml:space="preserve">        ↓</w:t>
+      </w:r>
+    </w:p>
+    <w:p>
+      <w:pPr>
+        <w:pStyle w:val="NormalWeb"/>
+        <w:rPr>
+          <w:rFonts w:asciiTheme="minorHAnsi" w:eastAsiaTheme="minorHAnsi" w:hAnsiTheme="minorHAnsi" w:cstheme="minorHAnsi"/>
+          <w:lang w:eastAsia="en-US"/>
+        </w:rPr>
+      </w:pPr>
+      <w:r>
+        <w:rPr>
+          <w:rFonts w:asciiTheme="minorHAnsi" w:eastAsiaTheme="minorHAnsi" w:hAnsiTheme="minorHAnsi" w:cstheme="minorHAnsi"/>
+          <w:lang w:eastAsia="en-US"/>
+        </w:rPr>
+        <w:t>OCR (Tesseract)</w:t>
+      </w:r>
+    </w:p>
+    <w:p>
+      <w:pPr>
+        <w:pStyle w:val="NormalWeb"/>
+        <w:rPr>
+          <w:rFonts w:asciiTheme="minorHAnsi" w:eastAsiaTheme="minorHAnsi" w:hAnsiTheme="minorHAnsi" w:cstheme="minorHAnsi"/>
+          <w:lang w:eastAsia="en-US"/>
+        </w:rPr>
+      </w:pPr>
+      <w:r>
+        <w:rPr>
+          <w:rFonts w:asciiTheme="minorHAnsi" w:eastAsiaTheme="minorHAnsi" w:hAnsiTheme="minorHAnsi" w:cstheme="minorHAnsi"/>
+          <w:lang w:eastAsia="en-US"/>
+        </w:rPr>
+        <w:t xml:space="preserve">        ↓</w:t>
+      </w:r>
+    </w:p>
+    <w:p>
+      <w:pPr>
+        <w:pStyle w:val="NormalWeb"/>
+        <w:rPr>
+          <w:rFonts w:asciiTheme="minorHAnsi" w:eastAsiaTheme="minorHAnsi" w:hAnsiTheme="minorHAnsi" w:cstheme="minorHAnsi"/>
+          <w:lang w:eastAsia="en-US"/>
+        </w:rPr>
+      </w:pPr>
+      <w:r>
+        <w:rPr>
+          <w:rFonts w:asciiTheme="minorHAnsi" w:eastAsiaTheme="minorHAnsi" w:hAnsiTheme="minorHAnsi" w:cstheme="minorHAnsi"/>
+          <w:lang w:eastAsia="en-US"/>
+        </w:rPr>
+        <w:t>Text Cleaning &amp; Correction</w:t>
+      </w:r>
+    </w:p>
+    <w:p>
+      <w:pPr>
+        <w:pStyle w:val="NormalWeb"/>
+        <w:rPr>
+          <w:rFonts w:asciiTheme="minorHAnsi" w:eastAsiaTheme="minorHAnsi" w:hAnsiTheme="minorHAnsi" w:cstheme="minorHAnsi"/>
+          <w:lang w:eastAsia="en-US"/>
+        </w:rPr>
+      </w:pPr>
+      <w:r>
+        <w:rPr>
+          <w:rFonts w:asciiTheme="minorHAnsi" w:eastAsiaTheme="minorHAnsi" w:hAnsiTheme="minorHAnsi" w:cstheme="minorHAnsi"/>
+          <w:lang w:eastAsia="en-US"/>
+        </w:rPr>
+        <w:t xml:space="preserve">        ↓</w:t>
+      </w:r>
+    </w:p>
+    <w:p>
+      <w:pPr>
+        <w:pStyle w:val="NormalWeb"/>
+        <w:rPr>
+          <w:rFonts w:asciiTheme="minorHAnsi" w:eastAsiaTheme="minorHAnsi" w:hAnsiTheme="minorHAnsi" w:cstheme="minorHAnsi"/>
+          <w:lang w:eastAsia="en-US"/>
+        </w:rPr>
+      </w:pPr>
+      <w:r>
+        <w:rPr>
+          <w:rFonts w:asciiTheme="minorHAnsi" w:eastAsiaTheme="minorHAnsi" w:hAnsiTheme="minorHAnsi" w:cstheme="minorHAnsi"/>
+          <w:lang w:eastAsia="en-US"/>
+        </w:rPr>
+        <w:t>CSV Storage + Display</w:t>
+      </w:r>
+    </w:p>
+    <w:p>
+      <w:pPr>
+        <w:pStyle w:val="NormalWeb"/>
+        <w:rPr>
+          <w:rFonts w:asciiTheme="minorHAnsi" w:eastAsiaTheme="minorHAnsi" w:hAnsiTheme="minorHAnsi" w:cstheme="minorHAnsi"/>
+          <w:b/>
+          <w:sz w:val="32"/>
+          <w:szCs w:val="32"/>
+          <w:lang w:eastAsia="en-US"/>
+        </w:rPr>
+      </w:pPr>
+      <w:r>
+        <w:rPr>
+          <w:rFonts w:asciiTheme="minorHAnsi" w:eastAsiaTheme="minorHAnsi" w:hAnsiTheme="minorHAnsi" w:cstheme="minorHAnsi"/>
+          <w:b/>
+          <w:sz w:val="32"/>
+          <w:szCs w:val="32"/>
+          <w:lang w:eastAsia="en-US"/>
+        </w:rPr>
+        <w:t>Implementation</w:t>
+      </w:r>
+    </w:p>
+    <w:p>
+      <w:pPr>
+        <w:pStyle w:val="NormalWeb"/>
+        <w:numPr>
+          <w:ilvl w:val="0"/>
+          <w:numId w:val="11"/>
+        </w:numPr>
+        <w:rPr>
+          <w:rFonts w:asciiTheme="minorHAnsi" w:hAnsiTheme="minorHAnsi" w:cstheme="minorHAnsi"/>
+        </w:rPr>
+      </w:pPr>
+      <w:r>
+        <w:rPr>
+          <w:rFonts w:asciiTheme="minorHAnsi" w:hAnsiTheme="minorHAnsi" w:cstheme="minorHAnsi"/>
+        </w:rPr>
+        <w:t>Image upload</w:t>
+      </w:r>
+    </w:p>
+    <w:p>
+      <w:pPr>
+        <w:pStyle w:val="NormalWeb"/>
+        <w:numPr>
+          <w:ilvl w:val="0"/>
+          <w:numId w:val="11"/>
+        </w:numPr>
+        <w:rPr>
+          <w:rFonts w:asciiTheme="minorHAnsi" w:hAnsiTheme="minorHAnsi" w:cstheme="minorHAnsi"/>
+        </w:rPr>
+      </w:pPr>
+      <w:r>
+        <w:rPr>
+          <w:rFonts w:asciiTheme="minorHAnsi" w:hAnsiTheme="minorHAnsi" w:cstheme="minorHAnsi"/>
+        </w:rPr>
+        <w:t>Image</w:t>
+      </w:r>
+      <w:r>
+        <w:rPr>
+          <w:rFonts w:asciiTheme="minorHAnsi" w:hAnsiTheme="minorHAnsi" w:cstheme="minorHAnsi"/>
+        </w:rPr>
+        <w:t xml:space="preserve"> processing</w:t>
+      </w:r>
+    </w:p>
+    <w:p>
+      <w:pPr>
+        <w:pStyle w:val="NormalWeb"/>
+        <w:numPr>
+          <w:ilvl w:val="0"/>
+          <w:numId w:val="11"/>
+        </w:numPr>
+        <w:rPr>
+          <w:rFonts w:asciiTheme="minorHAnsi" w:hAnsiTheme="minorHAnsi" w:cstheme="minorHAnsi"/>
+        </w:rPr>
+      </w:pPr>
+      <w:r>
+        <w:rPr>
+          <w:rFonts w:asciiTheme="minorHAnsi" w:hAnsiTheme="minorHAnsi" w:cstheme="minorHAnsi"/>
+        </w:rPr>
+        <w:t>Real-time detection</w:t>
+      </w:r>
+    </w:p>
+    <w:p>
+      <w:pPr>
+        <w:pStyle w:val="NormalWeb"/>
+        <w:numPr>
+          <w:ilvl w:val="0"/>
+          <w:numId w:val="11"/>
+        </w:numPr>
+        <w:rPr>
+          <w:rFonts w:asciiTheme="minorHAnsi" w:hAnsiTheme="minorHAnsi" w:cstheme="minorHAnsi"/>
+        </w:rPr>
+      </w:pPr>
+      <w:r>
+        <w:rPr>
+          <w:rFonts w:asciiTheme="minorHAnsi" w:hAnsiTheme="minorHAnsi" w:cstheme="minorHAnsi"/>
+        </w:rPr>
+        <w:t>OCR extraction</w:t>
+      </w:r>
+    </w:p>
+    <w:p>
+      <w:pPr>
+        <w:pStyle w:val="NormalWeb"/>
+        <w:numPr>
+          <w:ilvl w:val="0"/>
+          <w:numId w:val="11"/>
+        </w:numPr>
+        <w:rPr>
+          <w:rFonts w:asciiTheme="minorHAnsi" w:hAnsiTheme="minorHAnsi" w:cstheme="minorHAnsi"/>
+        </w:rPr>
+      </w:pPr>
+      <w:r>
+        <w:rPr>
+          <w:rFonts w:asciiTheme="minorHAnsi" w:hAnsiTheme="minorHAnsi" w:cstheme="minorHAnsi"/>
+        </w:rPr>
+        <w:t>CSV logging</w:t>
+      </w:r>
+    </w:p>
+    <w:p>
+      <w:pPr>
+        <w:pStyle w:val="NormalWeb"/>
+        <w:numPr>
+          <w:ilvl w:val="0"/>
+          <w:numId w:val="11"/>
+        </w:numPr>
+        <w:rPr>
+          <w:rFonts w:asciiTheme="minorHAnsi" w:hAnsiTheme="minorHAnsi" w:cstheme="minorHAnsi"/>
+        </w:rPr>
+      </w:pPr>
+      <w:r>
+        <w:rPr>
+          <w:rFonts w:asciiTheme="minorHAnsi" w:hAnsiTheme="minorHAnsi" w:cstheme="minorHAnsi"/>
+        </w:rPr>
+        <w:t>Streamlit UI</w:t>
+      </w:r>
+    </w:p>
+    <w:p>
+      <w:pPr>
+        <w:pStyle w:val="NormalWeb"/>
+        <w:rPr>
+          <w:rFonts w:asciiTheme="minorHAnsi" w:eastAsiaTheme="minorHAnsi" w:hAnsiTheme="minorHAnsi" w:cstheme="minorHAnsi"/>
+          <w:b/>
+          <w:sz w:val="32"/>
+          <w:szCs w:val="32"/>
+          <w:lang w:eastAsia="en-US"/>
+        </w:rPr>
+      </w:pPr>
+      <w:r>
+        <w:rPr>
+          <w:rFonts w:asciiTheme="minorHAnsi" w:eastAsiaTheme="minorHAnsi" w:hAnsiTheme="minorHAnsi" w:cstheme="minorHAnsi"/>
+          <w:b/>
+          <w:sz w:val="32"/>
+          <w:szCs w:val="32"/>
+          <w:lang w:eastAsia="en-US"/>
+        </w:rPr>
+        <w:t>Results</w:t>
+      </w:r>
+    </w:p>
+    <w:p>
+      <w:pPr>
+        <w:spacing w:before="100" w:beforeAutospacing="1" w:after="100" w:afterAutospacing="1" w:line="240" w:lineRule="auto"/>
+        <w:rPr>
+          <w:rFonts w:eastAsia="Times New Roman" w:cstheme="minorHAnsi"/>
+          <w:sz w:val="24"/>
+          <w:szCs w:val="24"/>
+          <w:lang w:eastAsia="en-IN"/>
+        </w:rPr>
+      </w:pPr>
+      <w:r>
+        <w:rPr>
+          <w:rFonts w:eastAsia="Times New Roman" w:cstheme="minorHAnsi"/>
+          <w:sz w:val="24"/>
+          <w:szCs w:val="24"/>
+          <w:lang w:eastAsia="en-IN"/>
+        </w:rPr>
+        <w:lastRenderedPageBreak/>
+        <w:t>  Successfully detects:</w:t>
+      </w:r>
+    </w:p>
+    <w:p>
+      <w:pPr>
+        <w:numPr>
+          <w:ilvl w:val="0"/>
+          <w:numId w:val="14"/>
+        </w:numPr>
+        <w:spacing w:before="100" w:beforeAutospacing="1" w:after="100" w:afterAutospacing="1" w:line="240" w:lineRule="auto"/>
+        <w:rPr>
+          <w:rFonts w:eastAsia="Times New Roman" w:cstheme="minorHAnsi"/>
+          <w:sz w:val="24"/>
+          <w:szCs w:val="24"/>
+          <w:lang w:eastAsia="en-IN"/>
+        </w:rPr>
+      </w:pPr>
+      <w:r>
+        <w:rPr>
+          <w:rFonts w:eastAsia="Times New Roman" w:cstheme="minorHAnsi"/>
+          <w:sz w:val="24"/>
+          <w:szCs w:val="24"/>
+          <w:lang w:eastAsia="en-IN"/>
+        </w:rPr>
+        <w:t>Riders</w:t>
+      </w:r>
+    </w:p>
+    <w:p>
+      <w:pPr>
+        <w:numPr>
+          <w:ilvl w:val="0"/>
+          <w:numId w:val="14"/>
+        </w:numPr>
+        <w:spacing w:before="100" w:beforeAutospacing="1" w:after="100" w:afterAutospacing="1" w:line="240" w:lineRule="auto"/>
+        <w:rPr>
+          <w:rFonts w:eastAsia="Times New Roman" w:cstheme="minorHAnsi"/>
+          <w:sz w:val="24"/>
+          <w:szCs w:val="24"/>
+          <w:lang w:eastAsia="en-IN"/>
+        </w:rPr>
+      </w:pPr>
+      <w:r>
+        <w:rPr>
+          <w:rFonts w:eastAsia="Times New Roman" w:cstheme="minorHAnsi"/>
+          <w:sz w:val="24"/>
+          <w:szCs w:val="24"/>
+          <w:lang w:eastAsia="en-IN"/>
+        </w:rPr>
+        <w:t>Helmet usage</w:t>
+      </w:r>
+    </w:p>
+    <w:p>
+      <w:pPr>
+        <w:numPr>
+          <w:ilvl w:val="0"/>
+          <w:numId w:val="14"/>
+        </w:numPr>
+        <w:spacing w:before="100" w:beforeAutospacing="1" w:after="100" w:afterAutospacing="1" w:line="240" w:lineRule="auto"/>
+        <w:rPr>
+          <w:rFonts w:eastAsia="Times New Roman" w:cstheme="minorHAnsi"/>
+          <w:sz w:val="24"/>
+          <w:szCs w:val="24"/>
+          <w:lang w:eastAsia="en-IN"/>
+        </w:rPr>
+      </w:pPr>
+      <w:r>
+        <w:rPr>
+          <w:rFonts w:eastAsia="Times New Roman" w:cstheme="minorHAnsi"/>
+          <w:sz w:val="24"/>
+          <w:szCs w:val="24"/>
+          <w:lang w:eastAsia="en-IN"/>
+        </w:rPr>
+        <w:t>Number plates</w:t>
+      </w:r>
+    </w:p>
+    <w:p>
+      <w:pPr>
+        <w:spacing w:before="100" w:beforeAutospacing="1" w:after="100" w:afterAutospacing="1" w:line="240" w:lineRule="auto"/>
+        <w:rPr>
+          <w:rFonts w:eastAsia="Times New Roman" w:cstheme="minorHAnsi"/>
+          <w:sz w:val="24"/>
+          <w:szCs w:val="24"/>
+          <w:lang w:eastAsia="en-IN"/>
+        </w:rPr>
+      </w:pPr>
+      <w:r>
+        <w:rPr>
+          <w:rFonts w:eastAsia="Times New Roman" w:cstheme="minorHAnsi"/>
+          <w:sz w:val="24"/>
+          <w:szCs w:val="24"/>
+          <w:lang w:eastAsia="en-IN"/>
+        </w:rPr>
+        <w:t>  OCR accuracy improved using:</w:t>
+      </w:r>
+    </w:p>
+    <w:p>
+      <w:pPr>
+        <w:numPr>
+          <w:ilvl w:val="0"/>
+          <w:numId w:val="15"/>
+        </w:numPr>
+        <w:spacing w:before="100" w:beforeAutospacing="1" w:after="100" w:afterAutospacing="1" w:line="240" w:lineRule="auto"/>
+        <w:rPr>
+          <w:rFonts w:eastAsia="Times New Roman" w:cstheme="minorHAnsi"/>
+          <w:sz w:val="24"/>
+          <w:szCs w:val="24"/>
+          <w:lang w:eastAsia="en-IN"/>
+        </w:rPr>
+      </w:pPr>
+      <w:r>
+        <w:rPr>
+          <w:rFonts w:eastAsia="Times New Roman" w:cstheme="minorHAnsi"/>
+          <w:sz w:val="24"/>
+          <w:szCs w:val="24"/>
+          <w:lang w:eastAsia="en-IN"/>
+        </w:rPr>
+        <w:t>Image preprocessing</w:t>
+      </w:r>
+    </w:p>
+    <w:p>
+      <w:pPr>
+        <w:numPr>
+          <w:ilvl w:val="0"/>
+          <w:numId w:val="15"/>
+        </w:numPr>
+        <w:spacing w:before="100" w:beforeAutospacing="1" w:after="100" w:afterAutospacing="1" w:line="240" w:lineRule="auto"/>
+        <w:rPr>
+          <w:rFonts w:eastAsia="Times New Roman" w:cstheme="minorHAnsi"/>
+          <w:sz w:val="24"/>
+          <w:szCs w:val="24"/>
+          <w:lang w:eastAsia="en-IN"/>
+        </w:rPr>
+      </w:pPr>
+      <w:r>
+        <w:rPr>
+          <w:rFonts w:eastAsia="Times New Roman" w:cstheme="minorHAnsi"/>
+          <w:sz w:val="24"/>
+          <w:szCs w:val="24"/>
+          <w:lang w:eastAsia="en-IN"/>
+        </w:rPr>
+        <w:t>Character correction logic</w:t>
+      </w:r>
+    </w:p>
+    <w:p>
+      <w:pPr>
+        <w:spacing w:before="100" w:beforeAutospacing="1" w:after="100" w:afterAutospacing="1" w:line="240" w:lineRule="auto"/>
+        <w:rPr>
+          <w:rFonts w:eastAsia="Times New Roman" w:cstheme="minorHAnsi"/>
+          <w:sz w:val="24"/>
+          <w:szCs w:val="24"/>
+          <w:lang w:eastAsia="en-IN"/>
+        </w:rPr>
+      </w:pPr>
+      <w:r>
+        <w:rPr>
+          <w:rFonts w:eastAsia="Times New Roman" w:cstheme="minorHAnsi"/>
+          <w:sz w:val="24"/>
+          <w:szCs w:val="24"/>
+          <w:lang w:eastAsia="en-IN"/>
+        </w:rPr>
+        <w:t>  Outputs:</w:t>
+      </w:r>
+    </w:p>
+    <w:p>
+      <w:pPr>
+        <w:numPr>
+          <w:ilvl w:val="0"/>
+          <w:numId w:val="16"/>
+        </w:numPr>
+        <w:spacing w:before="100" w:beforeAutospacing="1" w:after="100" w:afterAutospacing="1" w:line="240" w:lineRule="auto"/>
+        <w:rPr>
+          <w:rFonts w:eastAsia="Times New Roman" w:cstheme="minorHAnsi"/>
+          <w:sz w:val="24"/>
+          <w:szCs w:val="24"/>
+          <w:lang w:eastAsia="en-IN"/>
+        </w:rPr>
+      </w:pPr>
+      <w:r>
+        <w:rPr>
+          <w:rFonts w:eastAsia="Times New Roman" w:cstheme="minorHAnsi"/>
+          <w:sz w:val="24"/>
+          <w:szCs w:val="24"/>
+          <w:lang w:eastAsia="en-IN"/>
+        </w:rPr>
+        <w:t>Annotated image</w:t>
+      </w:r>
+      <w:bookmarkStart w:id="0" w:name="_GoBack"/>
+      <w:bookmarkEnd w:id="0"/>
+    </w:p>
+    <w:p>
+      <w:pPr>
+        <w:numPr>
+          <w:ilvl w:val="0"/>
+          <w:numId w:val="16"/>
+        </w:numPr>
+        <w:spacing w:before="100" w:beforeAutospacing="1" w:after="100" w:afterAutospacing="1" w:line="240" w:lineRule="auto"/>
+        <w:rPr>
+          <w:rFonts w:eastAsia="Times New Roman" w:cstheme="minorHAnsi"/>
+          <w:sz w:val="24"/>
+          <w:szCs w:val="24"/>
+          <w:lang w:eastAsia="en-IN"/>
+        </w:rPr>
+      </w:pPr>
+      <w:r>
+        <w:rPr>
+          <w:rFonts w:eastAsia="Times New Roman" w:cstheme="minorHAnsi"/>
+          <w:sz w:val="24"/>
+          <w:szCs w:val="24"/>
+          <w:lang w:eastAsia="en-IN"/>
+        </w:rPr>
+        <w:t>Extracted plate numbers</w:t>
+      </w:r>
+    </w:p>
+    <w:p>
+      <w:pPr>
+        <w:numPr>
+          <w:ilvl w:val="0"/>
+          <w:numId w:val="16"/>
+        </w:numPr>
+        <w:spacing w:before="100" w:beforeAutospacing="1" w:after="100" w:afterAutospacing="1" w:line="240" w:lineRule="auto"/>
+        <w:rPr>
+          <w:rFonts w:eastAsia="Times New Roman" w:cstheme="minorHAnsi"/>
+          <w:sz w:val="24"/>
+          <w:szCs w:val="24"/>
+          <w:lang w:eastAsia="en-IN"/>
+        </w:rPr>
+      </w:pPr>
+      <w:r>
+        <w:rPr>
+          <w:rFonts w:eastAsia="Times New Roman" w:cstheme="minorHAnsi"/>
+          <w:sz w:val="24"/>
+          <w:szCs w:val="24"/>
+          <w:lang w:eastAsia="en-IN"/>
+        </w:rPr>
+        <w:t>CSV log file</w:t>
+      </w:r>
+    </w:p>
+    <w:p>
+      <w:pPr>
+        <w:spacing w:before="100" w:beforeAutospacing="1" w:after="100" w:afterAutospacing="1" w:line="240" w:lineRule="auto"/>
         <w:rPr>
           <w:rFonts w:cstheme="minorHAnsi"/>
           <w:b/>
           <w:sz w:val="32"/>
           <w:szCs w:val="32"/>
         </w:rPr>
-        <w:t xml:space="preserve"> Detection Logic</w:t>
-      </w:r>
-    </w:p>
-    <w:p>
-      <w:pPr>
-        <w:rPr>
-          <w:rFonts w:cstheme="minorHAnsi"/>
-          <w:sz w:val="24"/>
-          <w:szCs w:val="24"/>
-        </w:rPr>
-      </w:pPr>
-      <w:r>
-        <w:rPr>
-          <w:rFonts w:cstheme="minorHAnsi"/>
-          <w:sz w:val="24"/>
-          <w:szCs w:val="24"/>
-        </w:rPr>
-        <w:t>IF "without helmet" detected:</w:t>
-      </w:r>
-    </w:p>
-    <w:p>
-      <w:pPr>
-        <w:rPr>
-          <w:rFonts w:cstheme="minorHAnsi"/>
-          <w:sz w:val="24"/>
-          <w:szCs w:val="24"/>
-        </w:rPr>
-      </w:pPr>
-      <w:r>
-        <w:rPr>
-          <w:rFonts w:cstheme="minorHAnsi"/>
-          <w:sz w:val="24"/>
-          <w:szCs w:val="24"/>
-        </w:rPr>
-        <w:t xml:space="preserve">    </w:t>
-      </w:r>
-      <w:proofErr w:type="gramStart"/>
-      <w:r>
-        <w:rPr>
-          <w:rFonts w:cstheme="minorHAnsi"/>
-          <w:sz w:val="24"/>
-          <w:szCs w:val="24"/>
-        </w:rPr>
-        <w:t>violation</w:t>
-      </w:r>
-      <w:proofErr w:type="gramEnd"/>
-      <w:r>
-        <w:rPr>
-          <w:rFonts w:cstheme="minorHAnsi"/>
-          <w:sz w:val="24"/>
-          <w:szCs w:val="24"/>
-        </w:rPr>
-        <w:t xml:space="preserve"> = True</w:t>
-      </w:r>
-    </w:p>
-    <w:p>
-      <w:pPr>
-        <w:rPr>
-          <w:rFonts w:cstheme="minorHAnsi"/>
-          <w:sz w:val="24"/>
-          <w:szCs w:val="24"/>
-        </w:rPr>
-      </w:pPr>
-      <w:r>
-        <w:rPr>
-          <w:rFonts w:cstheme="minorHAnsi"/>
-          <w:sz w:val="24"/>
-          <w:szCs w:val="24"/>
-        </w:rPr>
-        <w:t>ELSE:</w:t>
-      </w:r>
-    </w:p>
-    <w:p>
-      <w:pPr>
-        <w:rPr>
-          <w:rFonts w:cstheme="minorHAnsi"/>
-          <w:sz w:val="24"/>
-          <w:szCs w:val="24"/>
-        </w:rPr>
-      </w:pPr>
-      <w:r>
-        <w:rPr>
-          <w:rFonts w:cstheme="minorHAnsi"/>
-          <w:sz w:val="24"/>
-          <w:szCs w:val="24"/>
-        </w:rPr>
-        <w:t xml:space="preserve">    No violation</w:t>
-      </w:r>
-    </w:p>
-    <w:p>
-      <w:pPr>
+      </w:pPr>
+      <w:r>
         <w:rPr>
           <w:rFonts w:cstheme="minorHAnsi"/>
           <w:b/>
           <w:sz w:val="32"/>
           <w:szCs w:val="32"/>
         </w:rPr>
-      </w:pPr>
-      <w:proofErr w:type="gramStart"/>
-      <w:r>
-        <w:rPr>
-          <w:rFonts w:cstheme="minorHAnsi"/>
-          <w:b/>
-          <w:sz w:val="32"/>
-          <w:szCs w:val="32"/>
-        </w:rPr>
-        <w:t>3.Number</w:t>
-      </w:r>
-      <w:proofErr w:type="gramEnd"/>
-      <w:r>
-        <w:rPr>
-          <w:rFonts w:cstheme="minorHAnsi"/>
-          <w:b/>
-          <w:sz w:val="32"/>
-          <w:szCs w:val="32"/>
-        </w:rPr>
-        <w:t xml:space="preserve"> Plate Extraction</w:t>
-      </w:r>
-    </w:p>
-    <w:p>
-      <w:pPr>
-        <w:pStyle w:val="NormalWeb"/>
-        <w:numPr>
-          <w:ilvl w:val="0"/>
-          <w:numId w:val="12"/>
-        </w:numPr>
-        <w:rPr>
-          <w:rFonts w:asciiTheme="minorHAnsi" w:hAnsiTheme="minorHAnsi" w:cstheme="minorHAnsi"/>
-        </w:rPr>
-      </w:pPr>
-      <w:r>
-        <w:rPr>
-          <w:rFonts w:asciiTheme="minorHAnsi" w:hAnsiTheme="minorHAnsi" w:cstheme="minorHAnsi"/>
-        </w:rPr>
-        <w:t>Crop number plate region</w:t>
-      </w:r>
-    </w:p>
-    <w:p>
-      <w:pPr>
-        <w:pStyle w:val="NormalWeb"/>
-        <w:numPr>
-          <w:ilvl w:val="0"/>
-          <w:numId w:val="12"/>
-        </w:numPr>
-        <w:rPr>
-          <w:rFonts w:asciiTheme="minorHAnsi" w:hAnsiTheme="minorHAnsi" w:cstheme="minorHAnsi"/>
-        </w:rPr>
-      </w:pPr>
-      <w:r>
-        <w:rPr>
-          <w:rFonts w:asciiTheme="minorHAnsi" w:hAnsiTheme="minorHAnsi" w:cstheme="minorHAnsi"/>
-        </w:rPr>
-        <w:t>Convert to grayscale</w:t>
-      </w:r>
-    </w:p>
-    <w:p>
-      <w:pPr>
-        <w:pStyle w:val="NormalWeb"/>
-        <w:numPr>
-          <w:ilvl w:val="0"/>
-          <w:numId w:val="12"/>
-        </w:numPr>
-        <w:rPr>
-          <w:rFonts w:asciiTheme="minorHAnsi" w:hAnsiTheme="minorHAnsi" w:cstheme="minorHAnsi"/>
-        </w:rPr>
-      </w:pPr>
-      <w:r>
-        <w:rPr>
-          <w:rFonts w:asciiTheme="minorHAnsi" w:hAnsiTheme="minorHAnsi" w:cstheme="minorHAnsi"/>
-        </w:rPr>
-        <w:t>Apply CLAHE (contrast enhancement)</w:t>
-      </w:r>
-    </w:p>
-    <w:p>
-      <w:pPr>
-        <w:pStyle w:val="NormalWeb"/>
-        <w:numPr>
-          <w:ilvl w:val="0"/>
-          <w:numId w:val="12"/>
-        </w:numPr>
-        <w:rPr>
-          <w:rFonts w:asciiTheme="minorHAnsi" w:hAnsiTheme="minorHAnsi" w:cstheme="minorHAnsi"/>
-        </w:rPr>
-      </w:pPr>
-      <w:r>
-        <w:rPr>
-          <w:rFonts w:asciiTheme="minorHAnsi" w:hAnsiTheme="minorHAnsi" w:cstheme="minorHAnsi"/>
-        </w:rPr>
-        <w:t xml:space="preserve">Apply </w:t>
-      </w:r>
-      <w:proofErr w:type="spellStart"/>
-      <w:r>
-        <w:rPr>
-          <w:rFonts w:asciiTheme="minorHAnsi" w:hAnsiTheme="minorHAnsi" w:cstheme="minorHAnsi"/>
-        </w:rPr>
-        <w:t>thresholding</w:t>
-      </w:r>
-      <w:proofErr w:type="spellEnd"/>
-    </w:p>
-    <w:p>
-      <w:pPr>
-        <w:pStyle w:val="NormalWeb"/>
-        <w:numPr>
-          <w:ilvl w:val="0"/>
-          <w:numId w:val="12"/>
-        </w:numPr>
-        <w:rPr>
-          <w:rFonts w:asciiTheme="minorHAnsi" w:hAnsiTheme="minorHAnsi" w:cstheme="minorHAnsi"/>
-        </w:rPr>
-      </w:pPr>
-      <w:r>
-        <w:rPr>
-          <w:rFonts w:asciiTheme="minorHAnsi" w:hAnsiTheme="minorHAnsi" w:cstheme="minorHAnsi"/>
-        </w:rPr>
-        <w:t>Perform OCR</w:t>
-      </w:r>
-    </w:p>
-    <w:p>
-      <w:pPr>
-        <w:pStyle w:val="NormalWeb"/>
-        <w:rPr>
-          <w:rFonts w:asciiTheme="minorHAnsi" w:eastAsiaTheme="minorHAnsi" w:hAnsiTheme="minorHAnsi" w:cstheme="minorHAnsi"/>
-          <w:b/>
-          <w:sz w:val="32"/>
-          <w:szCs w:val="32"/>
-          <w:lang w:eastAsia="en-US"/>
-        </w:rPr>
-      </w:pPr>
-      <w:proofErr w:type="gramStart"/>
-      <w:r>
-        <w:rPr>
-          <w:rFonts w:asciiTheme="minorHAnsi" w:eastAsiaTheme="minorHAnsi" w:hAnsiTheme="minorHAnsi" w:cstheme="minorHAnsi"/>
-          <w:b/>
-          <w:sz w:val="32"/>
-          <w:szCs w:val="32"/>
-          <w:lang w:eastAsia="en-US"/>
-        </w:rPr>
-        <w:t>4.OCR</w:t>
-      </w:r>
-      <w:proofErr w:type="gramEnd"/>
-      <w:r>
-        <w:rPr>
-          <w:rFonts w:asciiTheme="minorHAnsi" w:eastAsiaTheme="minorHAnsi" w:hAnsiTheme="minorHAnsi" w:cstheme="minorHAnsi"/>
-          <w:b/>
-          <w:sz w:val="32"/>
-          <w:szCs w:val="32"/>
-          <w:lang w:eastAsia="en-US"/>
-        </w:rPr>
-        <w:t xml:space="preserve"> Post-processing</w:t>
-      </w:r>
-    </w:p>
-    <w:p>
-      <w:pPr>
-        <w:pStyle w:val="NormalWeb"/>
-        <w:rPr>
-          <w:rFonts w:asciiTheme="minorHAnsi" w:hAnsiTheme="minorHAnsi" w:cstheme="minorHAnsi"/>
-        </w:rPr>
-      </w:pPr>
-      <w:r>
-        <w:rPr>
-          <w:rFonts w:asciiTheme="minorHAnsi" w:hAnsiTheme="minorHAnsi" w:cstheme="minorHAnsi"/>
-        </w:rPr>
-        <w:t>OCR errors are corrected using character mapping:</w:t>
-      </w:r>
-    </w:p>
-    <w:p>
-      <w:pPr>
-        <w:pStyle w:val="NormalWeb"/>
-        <w:rPr>
-          <w:rFonts w:asciiTheme="minorHAnsi" w:hAnsiTheme="minorHAnsi" w:cstheme="minorHAnsi"/>
-        </w:rPr>
-      </w:pPr>
-      <w:r>
-        <w:rPr>
-          <w:rFonts w:asciiTheme="minorHAnsi" w:hAnsiTheme="minorHAnsi" w:cstheme="minorHAnsi"/>
-        </w:rPr>
-        <w:t>Example:</w:t>
-      </w:r>
-    </w:p>
-    <w:p>
-      <w:pPr>
-        <w:pStyle w:val="NormalWeb"/>
-        <w:rPr>
-          <w:rFonts w:asciiTheme="minorHAnsi" w:eastAsiaTheme="minorHAnsi" w:hAnsiTheme="minorHAnsi" w:cstheme="minorHAnsi"/>
-          <w:lang w:eastAsia="en-US"/>
-        </w:rPr>
-      </w:pPr>
-      <w:r>
-        <w:rPr>
-          <w:rFonts w:asciiTheme="minorHAnsi" w:eastAsiaTheme="minorHAnsi" w:hAnsiTheme="minorHAnsi" w:cstheme="minorHAnsi"/>
-          <w:lang w:eastAsia="en-US"/>
-        </w:rPr>
-        <w:t>O → 0</w:t>
-      </w:r>
-    </w:p>
-    <w:p>
-      <w:pPr>
-        <w:pStyle w:val="NormalWeb"/>
-        <w:rPr>
-          <w:rFonts w:asciiTheme="minorHAnsi" w:eastAsiaTheme="minorHAnsi" w:hAnsiTheme="minorHAnsi" w:cstheme="minorHAnsi"/>
-          <w:lang w:eastAsia="en-US"/>
-        </w:rPr>
-      </w:pPr>
-      <w:r>
-        <w:rPr>
-          <w:rFonts w:asciiTheme="minorHAnsi" w:eastAsiaTheme="minorHAnsi" w:hAnsiTheme="minorHAnsi" w:cstheme="minorHAnsi"/>
-          <w:lang w:eastAsia="en-US"/>
-        </w:rPr>
-        <w:t>S → 5</w:t>
-      </w:r>
-    </w:p>
-    <w:p>
-      <w:pPr>
-        <w:pStyle w:val="NormalWeb"/>
-        <w:rPr>
-          <w:rFonts w:asciiTheme="minorHAnsi" w:eastAsiaTheme="minorHAnsi" w:hAnsiTheme="minorHAnsi" w:cstheme="minorHAnsi"/>
-          <w:lang w:eastAsia="en-US"/>
-        </w:rPr>
-      </w:pPr>
-      <w:r>
-        <w:rPr>
-          <w:rFonts w:asciiTheme="minorHAnsi" w:eastAsiaTheme="minorHAnsi" w:hAnsiTheme="minorHAnsi" w:cstheme="minorHAnsi"/>
-          <w:lang w:eastAsia="en-US"/>
-        </w:rPr>
-        <w:t>B → 8</w:t>
-      </w:r>
-    </w:p>
-    <w:p>
-      <w:pPr>
-        <w:pStyle w:val="NormalWeb"/>
-        <w:rPr>
-          <w:rFonts w:asciiTheme="minorHAnsi" w:eastAsiaTheme="minorHAnsi" w:hAnsiTheme="minorHAnsi" w:cstheme="minorHAnsi"/>
-          <w:lang w:eastAsia="en-US"/>
-        </w:rPr>
-      </w:pPr>
-      <w:r>
-        <w:rPr>
-          <w:rFonts w:asciiTheme="minorHAnsi" w:eastAsiaTheme="minorHAnsi" w:hAnsiTheme="minorHAnsi" w:cstheme="minorHAnsi"/>
-          <w:lang w:eastAsia="en-US"/>
-        </w:rPr>
-        <w:t>G → 6</w:t>
-      </w:r>
-    </w:p>
-    <w:p>
-      <w:pPr>
-        <w:pStyle w:val="NormalWeb"/>
-        <w:rPr>
-          <w:rFonts w:asciiTheme="minorHAnsi" w:eastAsiaTheme="minorHAnsi" w:hAnsiTheme="minorHAnsi" w:cstheme="minorHAnsi"/>
-          <w:lang w:eastAsia="en-US"/>
-        </w:rPr>
-      </w:pPr>
-      <w:r>
-        <w:rPr>
-          <w:rFonts w:asciiTheme="minorHAnsi" w:eastAsiaTheme="minorHAnsi" w:hAnsiTheme="minorHAnsi" w:cstheme="minorHAnsi"/>
-          <w:lang w:eastAsia="en-US"/>
-        </w:rPr>
-        <w:t>Example Correction:</w:t>
-      </w:r>
-    </w:p>
-    <w:p>
-      <w:pPr>
-        <w:pStyle w:val="NormalWeb"/>
-        <w:rPr>
-          <w:rFonts w:asciiTheme="minorHAnsi" w:eastAsiaTheme="minorHAnsi" w:hAnsiTheme="minorHAnsi" w:cstheme="minorHAnsi"/>
-          <w:lang w:eastAsia="en-US"/>
-        </w:rPr>
-      </w:pPr>
-      <w:r>
-        <w:rPr>
-          <w:rFonts w:asciiTheme="minorHAnsi" w:eastAsiaTheme="minorHAnsi" w:hAnsiTheme="minorHAnsi" w:cstheme="minorHAnsi"/>
-          <w:lang w:eastAsia="en-US"/>
-        </w:rPr>
-        <w:t>Raw OCR: UPGSAESTICS</w:t>
-      </w:r>
-    </w:p>
-    <w:p>
-      <w:pPr>
-        <w:pStyle w:val="NormalWeb"/>
-        <w:rPr>
-          <w:rFonts w:asciiTheme="minorHAnsi" w:eastAsiaTheme="minorHAnsi" w:hAnsiTheme="minorHAnsi" w:cstheme="minorHAnsi"/>
-          <w:lang w:eastAsia="en-US"/>
-        </w:rPr>
-      </w:pPr>
-      <w:r>
-        <w:rPr>
-          <w:rFonts w:asciiTheme="minorHAnsi" w:eastAsiaTheme="minorHAnsi" w:hAnsiTheme="minorHAnsi" w:cstheme="minorHAnsi"/>
-          <w:lang w:eastAsia="en-US"/>
-        </w:rPr>
-        <w:t>Cleaned: UPGSAESTICS</w:t>
-      </w:r>
-    </w:p>
-    <w:p>
-      <w:pPr>
-        <w:pStyle w:val="NormalWeb"/>
-        <w:rPr>
-          <w:rFonts w:asciiTheme="minorHAnsi" w:eastAsiaTheme="minorHAnsi" w:hAnsiTheme="minorHAnsi" w:cstheme="minorHAnsi"/>
-          <w:lang w:eastAsia="en-US"/>
-        </w:rPr>
-      </w:pPr>
-      <w:r>
-        <w:rPr>
-          <w:rFonts w:asciiTheme="minorHAnsi" w:eastAsiaTheme="minorHAnsi" w:hAnsiTheme="minorHAnsi" w:cstheme="minorHAnsi"/>
-          <w:lang w:eastAsia="en-US"/>
-        </w:rPr>
-        <w:t>Corrected: UP65AE7169</w:t>
-      </w:r>
-    </w:p>
-    <w:p>
-      <w:pPr>
-        <w:pStyle w:val="NormalWeb"/>
-        <w:rPr>
-          <w:rFonts w:asciiTheme="minorHAnsi" w:eastAsiaTheme="minorHAnsi" w:hAnsiTheme="minorHAnsi" w:cstheme="minorHAnsi"/>
-          <w:b/>
-          <w:sz w:val="32"/>
-          <w:szCs w:val="32"/>
-          <w:lang w:eastAsia="en-US"/>
-        </w:rPr>
-      </w:pPr>
-      <w:proofErr w:type="gramStart"/>
-      <w:r>
-        <w:rPr>
-          <w:rFonts w:asciiTheme="minorHAnsi" w:eastAsiaTheme="minorHAnsi" w:hAnsiTheme="minorHAnsi" w:cstheme="minorHAnsi"/>
-          <w:b/>
-          <w:sz w:val="32"/>
-          <w:szCs w:val="32"/>
-          <w:lang w:eastAsia="en-US"/>
-        </w:rPr>
-        <w:t>5.Data</w:t>
-      </w:r>
-      <w:proofErr w:type="gramEnd"/>
-      <w:r>
-        <w:rPr>
-          <w:rFonts w:asciiTheme="minorHAnsi" w:eastAsiaTheme="minorHAnsi" w:hAnsiTheme="minorHAnsi" w:cstheme="minorHAnsi"/>
-          <w:b/>
-          <w:sz w:val="32"/>
-          <w:szCs w:val="32"/>
-          <w:lang w:eastAsia="en-US"/>
-        </w:rPr>
-        <w:t xml:space="preserve"> Logging</w:t>
-      </w:r>
-    </w:p>
-    <w:p>
-      <w:pPr>
-        <w:pStyle w:val="NormalWeb"/>
-        <w:rPr>
-          <w:rFonts w:asciiTheme="minorHAnsi" w:eastAsiaTheme="minorHAnsi" w:hAnsiTheme="minorHAnsi" w:cstheme="minorHAnsi"/>
-          <w:lang w:eastAsia="en-US"/>
-        </w:rPr>
-      </w:pPr>
-      <w:r>
-        <w:rPr>
-          <w:rFonts w:asciiTheme="minorHAnsi" w:eastAsiaTheme="minorHAnsi" w:hAnsiTheme="minorHAnsi" w:cstheme="minorHAnsi"/>
-          <w:lang w:eastAsia="en-US"/>
-        </w:rPr>
-        <w:t xml:space="preserve">Detected violations are stored in a </w:t>
-      </w:r>
-      <w:proofErr w:type="spellStart"/>
-      <w:r>
-        <w:rPr>
-          <w:rFonts w:asciiTheme="minorHAnsi" w:eastAsiaTheme="minorHAnsi" w:hAnsiTheme="minorHAnsi" w:cstheme="minorHAnsi"/>
-          <w:lang w:eastAsia="en-US"/>
-        </w:rPr>
-        <w:t>csv</w:t>
-      </w:r>
-      <w:proofErr w:type="spellEnd"/>
-      <w:r>
-        <w:rPr>
-          <w:rFonts w:asciiTheme="minorHAnsi" w:eastAsiaTheme="minorHAnsi" w:hAnsiTheme="minorHAnsi" w:cstheme="minorHAnsi"/>
-          <w:lang w:eastAsia="en-US"/>
-        </w:rPr>
-        <w:t xml:space="preserve"> file.</w:t>
-      </w:r>
-    </w:p>
-    <w:p>
-      <w:pPr>
-        <w:pStyle w:val="NormalWeb"/>
-        <w:rPr>
-          <w:rFonts w:asciiTheme="minorHAnsi" w:eastAsiaTheme="minorHAnsi" w:hAnsiTheme="minorHAnsi" w:cstheme="minorHAnsi"/>
-          <w:lang w:eastAsia="en-US"/>
-        </w:rPr>
-      </w:pPr>
-    </w:p>
-    <w:p>
-      <w:pPr>
-        <w:pStyle w:val="NormalWeb"/>
-        <w:rPr>
-          <w:rFonts w:asciiTheme="minorHAnsi" w:eastAsiaTheme="minorHAnsi" w:hAnsiTheme="minorHAnsi" w:cstheme="minorHAnsi"/>
-          <w:lang w:eastAsia="en-US"/>
-        </w:rPr>
-      </w:pPr>
-    </w:p>
-    <w:p>
-      <w:pPr>
-        <w:pStyle w:val="NormalWeb"/>
-        <w:rPr>
-          <w:rFonts w:asciiTheme="minorHAnsi" w:eastAsiaTheme="minorHAnsi" w:hAnsiTheme="minorHAnsi" w:cstheme="minorHAnsi"/>
-          <w:b/>
-          <w:sz w:val="32"/>
-          <w:szCs w:val="32"/>
-          <w:lang w:eastAsia="en-US"/>
-        </w:rPr>
-      </w:pPr>
-      <w:r>
-        <w:rPr>
-          <w:rFonts w:asciiTheme="minorHAnsi" w:eastAsiaTheme="minorHAnsi" w:hAnsiTheme="minorHAnsi" w:cstheme="minorHAnsi"/>
-          <w:b/>
-          <w:sz w:val="32"/>
-          <w:szCs w:val="32"/>
-          <w:lang w:eastAsia="en-US"/>
-        </w:rPr>
-        <w:t>System Architecture</w:t>
-      </w:r>
-    </w:p>
-    <w:p>
-      <w:pPr>
-        <w:pStyle w:val="NormalWeb"/>
-        <w:rPr>
-          <w:rFonts w:asciiTheme="minorHAnsi" w:eastAsiaTheme="minorHAnsi" w:hAnsiTheme="minorHAnsi" w:cstheme="minorHAnsi"/>
-          <w:lang w:eastAsia="en-US"/>
-        </w:rPr>
-      </w:pPr>
-      <w:r>
-        <w:rPr>
-          <w:rFonts w:asciiTheme="minorHAnsi" w:eastAsiaTheme="minorHAnsi" w:hAnsiTheme="minorHAnsi" w:cstheme="minorHAnsi"/>
-          <w:lang w:eastAsia="en-US"/>
-        </w:rPr>
-        <w:t>Input (Image/Video)</w:t>
-      </w:r>
-    </w:p>
-    <w:p>
-      <w:pPr>
-        <w:pStyle w:val="NormalWeb"/>
-        <w:rPr>
-          <w:rFonts w:asciiTheme="minorHAnsi" w:eastAsiaTheme="minorHAnsi" w:hAnsiTheme="minorHAnsi" w:cstheme="minorHAnsi"/>
-          <w:lang w:eastAsia="en-US"/>
-        </w:rPr>
-      </w:pPr>
-      <w:r>
-        <w:rPr>
-          <w:rFonts w:asciiTheme="minorHAnsi" w:eastAsiaTheme="minorHAnsi" w:hAnsiTheme="minorHAnsi" w:cstheme="minorHAnsi"/>
-          <w:lang w:eastAsia="en-US"/>
-        </w:rPr>
-        <w:t xml:space="preserve">        ↓</w:t>
-      </w:r>
-    </w:p>
-    <w:p>
-      <w:pPr>
-        <w:pStyle w:val="NormalWeb"/>
-        <w:rPr>
-          <w:rFonts w:asciiTheme="minorHAnsi" w:eastAsiaTheme="minorHAnsi" w:hAnsiTheme="minorHAnsi" w:cstheme="minorHAnsi"/>
-          <w:lang w:eastAsia="en-US"/>
-        </w:rPr>
-      </w:pPr>
-      <w:r>
-        <w:rPr>
-          <w:rFonts w:asciiTheme="minorHAnsi" w:eastAsiaTheme="minorHAnsi" w:hAnsiTheme="minorHAnsi" w:cstheme="minorHAnsi"/>
-          <w:lang w:eastAsia="en-US"/>
-        </w:rPr>
-        <w:t>YOLO</w:t>
-      </w:r>
-      <w:bookmarkStart w:id="0" w:name="_GoBack"/>
-      <w:r>
-        <w:rPr>
-          <w:rFonts w:asciiTheme="minorHAnsi" w:eastAsiaTheme="minorHAnsi" w:hAnsiTheme="minorHAnsi" w:cstheme="minorHAnsi"/>
-          <w:lang w:eastAsia="en-US"/>
-        </w:rPr>
-        <w:t xml:space="preserve"> Detection</w:t>
-      </w:r>
-      <w:bookmarkEnd w:id="0"/>
-    </w:p>
-    <w:p>
-      <w:pPr>
-        <w:pStyle w:val="NormalWeb"/>
-        <w:rPr>
-          <w:rFonts w:asciiTheme="minorHAnsi" w:eastAsiaTheme="minorHAnsi" w:hAnsiTheme="minorHAnsi" w:cstheme="minorHAnsi"/>
-          <w:lang w:eastAsia="en-US"/>
-        </w:rPr>
-      </w:pPr>
-      <w:r>
-        <w:rPr>
-          <w:rFonts w:asciiTheme="minorHAnsi" w:eastAsiaTheme="minorHAnsi" w:hAnsiTheme="minorHAnsi" w:cstheme="minorHAnsi"/>
-          <w:lang w:eastAsia="en-US"/>
-        </w:rPr>
-        <w:t xml:space="preserve">        ↓</w:t>
-      </w:r>
-    </w:p>
-    <w:p>
-      <w:pPr>
-        <w:pStyle w:val="NormalWeb"/>
-        <w:rPr>
-          <w:rFonts w:asciiTheme="minorHAnsi" w:eastAsiaTheme="minorHAnsi" w:hAnsiTheme="minorHAnsi" w:cstheme="minorHAnsi"/>
-          <w:lang w:eastAsia="en-US"/>
-        </w:rPr>
-      </w:pPr>
-      <w:r>
-        <w:rPr>
-          <w:rFonts w:asciiTheme="minorHAnsi" w:eastAsiaTheme="minorHAnsi" w:hAnsiTheme="minorHAnsi" w:cstheme="minorHAnsi"/>
-          <w:lang w:eastAsia="en-US"/>
-        </w:rPr>
-        <w:t>Helmet Check</w:t>
-      </w:r>
-    </w:p>
-    <w:p>
-      <w:pPr>
-        <w:pStyle w:val="NormalWeb"/>
-        <w:rPr>
-          <w:rFonts w:asciiTheme="minorHAnsi" w:eastAsiaTheme="minorHAnsi" w:hAnsiTheme="minorHAnsi" w:cstheme="minorHAnsi"/>
-          <w:lang w:eastAsia="en-US"/>
-        </w:rPr>
-      </w:pPr>
-      <w:r>
-        <w:rPr>
-          <w:rFonts w:asciiTheme="minorHAnsi" w:eastAsiaTheme="minorHAnsi" w:hAnsiTheme="minorHAnsi" w:cstheme="minorHAnsi"/>
-          <w:lang w:eastAsia="en-US"/>
-        </w:rPr>
-        <w:t xml:space="preserve">        ↓</w:t>
-      </w:r>
-    </w:p>
-    <w:p>
-      <w:pPr>
-        <w:pStyle w:val="NormalWeb"/>
-        <w:rPr>
-          <w:rFonts w:asciiTheme="minorHAnsi" w:eastAsiaTheme="minorHAnsi" w:hAnsiTheme="minorHAnsi" w:cstheme="minorHAnsi"/>
-          <w:lang w:eastAsia="en-US"/>
-        </w:rPr>
-      </w:pPr>
-      <w:r>
-        <w:rPr>
-          <w:rFonts w:asciiTheme="minorHAnsi" w:eastAsiaTheme="minorHAnsi" w:hAnsiTheme="minorHAnsi" w:cstheme="minorHAnsi"/>
-          <w:lang w:eastAsia="en-US"/>
-        </w:rPr>
-        <w:t>[If Violation]</w:t>
-      </w:r>
-    </w:p>
-    <w:p>
-      <w:pPr>
-        <w:pStyle w:val="NormalWeb"/>
-        <w:rPr>
-          <w:rFonts w:asciiTheme="minorHAnsi" w:eastAsiaTheme="minorHAnsi" w:hAnsiTheme="minorHAnsi" w:cstheme="minorHAnsi"/>
-          <w:lang w:eastAsia="en-US"/>
-        </w:rPr>
-      </w:pPr>
-      <w:r>
-        <w:rPr>
-          <w:rFonts w:asciiTheme="minorHAnsi" w:eastAsiaTheme="minorHAnsi" w:hAnsiTheme="minorHAnsi" w:cstheme="minorHAnsi"/>
-          <w:lang w:eastAsia="en-US"/>
-        </w:rPr>
-        <w:t xml:space="preserve">        ↓</w:t>
-      </w:r>
-    </w:p>
-    <w:p>
-      <w:pPr>
-        <w:pStyle w:val="NormalWeb"/>
-        <w:rPr>
-          <w:rFonts w:asciiTheme="minorHAnsi" w:eastAsiaTheme="minorHAnsi" w:hAnsiTheme="minorHAnsi" w:cstheme="minorHAnsi"/>
-          <w:lang w:eastAsia="en-US"/>
-        </w:rPr>
-      </w:pPr>
-      <w:r>
-        <w:rPr>
-          <w:rFonts w:asciiTheme="minorHAnsi" w:eastAsiaTheme="minorHAnsi" w:hAnsiTheme="minorHAnsi" w:cstheme="minorHAnsi"/>
-          <w:lang w:eastAsia="en-US"/>
-        </w:rPr>
-        <w:t>Plate Extraction</w:t>
-      </w:r>
-    </w:p>
-    <w:p>
-      <w:pPr>
-        <w:pStyle w:val="NormalWeb"/>
-        <w:rPr>
-          <w:rFonts w:asciiTheme="minorHAnsi" w:eastAsiaTheme="minorHAnsi" w:hAnsiTheme="minorHAnsi" w:cstheme="minorHAnsi"/>
-          <w:lang w:eastAsia="en-US"/>
-        </w:rPr>
-      </w:pPr>
-      <w:r>
-        <w:rPr>
-          <w:rFonts w:asciiTheme="minorHAnsi" w:eastAsiaTheme="minorHAnsi" w:hAnsiTheme="minorHAnsi" w:cstheme="minorHAnsi"/>
-          <w:lang w:eastAsia="en-US"/>
-        </w:rPr>
-        <w:t xml:space="preserve">        ↓</w:t>
-      </w:r>
-    </w:p>
-    <w:p>
-      <w:pPr>
-        <w:pStyle w:val="NormalWeb"/>
-        <w:rPr>
-          <w:rFonts w:asciiTheme="minorHAnsi" w:eastAsiaTheme="minorHAnsi" w:hAnsiTheme="minorHAnsi" w:cstheme="minorHAnsi"/>
-          <w:lang w:eastAsia="en-US"/>
-        </w:rPr>
-      </w:pPr>
-      <w:r>
-        <w:rPr>
-          <w:rFonts w:asciiTheme="minorHAnsi" w:eastAsiaTheme="minorHAnsi" w:hAnsiTheme="minorHAnsi" w:cstheme="minorHAnsi"/>
-          <w:lang w:eastAsia="en-US"/>
-        </w:rPr>
-        <w:t>OCR (</w:t>
-      </w:r>
-      <w:proofErr w:type="spellStart"/>
-      <w:r>
-        <w:rPr>
-          <w:rFonts w:asciiTheme="minorHAnsi" w:eastAsiaTheme="minorHAnsi" w:hAnsiTheme="minorHAnsi" w:cstheme="minorHAnsi"/>
-          <w:lang w:eastAsia="en-US"/>
-        </w:rPr>
-        <w:t>Tesseract</w:t>
-      </w:r>
-      <w:proofErr w:type="spellEnd"/>
-      <w:r>
-        <w:rPr>
-          <w:rFonts w:asciiTheme="minorHAnsi" w:eastAsiaTheme="minorHAnsi" w:hAnsiTheme="minorHAnsi" w:cstheme="minorHAnsi"/>
-          <w:lang w:eastAsia="en-US"/>
-        </w:rPr>
-        <w:t>)</w:t>
-      </w:r>
-    </w:p>
-    <w:p>
-      <w:pPr>
-        <w:pStyle w:val="NormalWeb"/>
-        <w:rPr>
-          <w:rFonts w:asciiTheme="minorHAnsi" w:eastAsiaTheme="minorHAnsi" w:hAnsiTheme="minorHAnsi" w:cstheme="minorHAnsi"/>
-          <w:lang w:eastAsia="en-US"/>
-        </w:rPr>
-      </w:pPr>
-      <w:r>
-        <w:rPr>
-          <w:rFonts w:asciiTheme="minorHAnsi" w:eastAsiaTheme="minorHAnsi" w:hAnsiTheme="minorHAnsi" w:cstheme="minorHAnsi"/>
-          <w:lang w:eastAsia="en-US"/>
-        </w:rPr>
-        <w:t xml:space="preserve">        ↓</w:t>
-      </w:r>
-    </w:p>
-    <w:p>
-      <w:pPr>
-        <w:pStyle w:val="NormalWeb"/>
-        <w:rPr>
-          <w:rFonts w:asciiTheme="minorHAnsi" w:eastAsiaTheme="minorHAnsi" w:hAnsiTheme="minorHAnsi" w:cstheme="minorHAnsi"/>
-          <w:lang w:eastAsia="en-US"/>
-        </w:rPr>
-      </w:pPr>
-      <w:r>
-        <w:rPr>
-          <w:rFonts w:asciiTheme="minorHAnsi" w:eastAsiaTheme="minorHAnsi" w:hAnsiTheme="minorHAnsi" w:cstheme="minorHAnsi"/>
-          <w:lang w:eastAsia="en-US"/>
-        </w:rPr>
-        <w:t>Text Cleaning &amp; Correction</w:t>
-      </w:r>
-    </w:p>
-    <w:p>
-      <w:pPr>
-        <w:pStyle w:val="NormalWeb"/>
-        <w:rPr>
-          <w:rFonts w:asciiTheme="minorHAnsi" w:eastAsiaTheme="minorHAnsi" w:hAnsiTheme="minorHAnsi" w:cstheme="minorHAnsi"/>
-          <w:lang w:eastAsia="en-US"/>
-        </w:rPr>
-      </w:pPr>
-      <w:r>
-        <w:rPr>
-          <w:rFonts w:asciiTheme="minorHAnsi" w:eastAsiaTheme="minorHAnsi" w:hAnsiTheme="minorHAnsi" w:cstheme="minorHAnsi"/>
-          <w:lang w:eastAsia="en-US"/>
-        </w:rPr>
-        <w:t xml:space="preserve">        ↓</w:t>
-      </w:r>
-    </w:p>
-    <w:p>
-      <w:pPr>
-        <w:pStyle w:val="NormalWeb"/>
-        <w:rPr>
-          <w:rFonts w:asciiTheme="minorHAnsi" w:eastAsiaTheme="minorHAnsi" w:hAnsiTheme="minorHAnsi" w:cstheme="minorHAnsi"/>
-          <w:lang w:eastAsia="en-US"/>
-        </w:rPr>
-      </w:pPr>
-      <w:r>
-        <w:rPr>
-          <w:rFonts w:asciiTheme="minorHAnsi" w:eastAsiaTheme="minorHAnsi" w:hAnsiTheme="minorHAnsi" w:cstheme="minorHAnsi"/>
-          <w:lang w:eastAsia="en-US"/>
-        </w:rPr>
-        <w:t>CSV Storage + Display</w:t>
-      </w:r>
-    </w:p>
-    <w:p>
-      <w:pPr>
-        <w:pStyle w:val="NormalWeb"/>
-        <w:rPr>
-          <w:rFonts w:asciiTheme="minorHAnsi" w:eastAsiaTheme="minorHAnsi" w:hAnsiTheme="minorHAnsi" w:cstheme="minorHAnsi"/>
-          <w:b/>
-          <w:sz w:val="32"/>
-          <w:szCs w:val="32"/>
-          <w:lang w:eastAsia="en-US"/>
-        </w:rPr>
-      </w:pPr>
-      <w:r>
-        <w:rPr>
-          <w:rFonts w:asciiTheme="minorHAnsi" w:eastAsiaTheme="minorHAnsi" w:hAnsiTheme="minorHAnsi" w:cstheme="minorHAnsi"/>
-          <w:b/>
-          <w:sz w:val="32"/>
-          <w:szCs w:val="32"/>
-          <w:lang w:eastAsia="en-US"/>
-        </w:rPr>
-        <w:t>Implementation</w:t>
-      </w:r>
-    </w:p>
-    <w:p>
-      <w:pPr>
-        <w:pStyle w:val="NormalWeb"/>
-        <w:numPr>
-          <w:ilvl w:val="0"/>
-          <w:numId w:val="11"/>
-        </w:numPr>
-        <w:rPr>
-          <w:rFonts w:asciiTheme="minorHAnsi" w:hAnsiTheme="minorHAnsi" w:cstheme="minorHAnsi"/>
-        </w:rPr>
-      </w:pPr>
-      <w:r>
-        <w:rPr>
-          <w:rFonts w:asciiTheme="minorHAnsi" w:hAnsiTheme="minorHAnsi" w:cstheme="minorHAnsi"/>
-        </w:rPr>
-        <w:t>Image upload</w:t>
-      </w:r>
-    </w:p>
-    <w:p>
-      <w:pPr>
-        <w:pStyle w:val="NormalWeb"/>
-        <w:numPr>
-          <w:ilvl w:val="0"/>
-          <w:numId w:val="11"/>
-        </w:numPr>
-        <w:rPr>
-          <w:rFonts w:asciiTheme="minorHAnsi" w:hAnsiTheme="minorHAnsi" w:cstheme="minorHAnsi"/>
-        </w:rPr>
-      </w:pPr>
-      <w:r>
-        <w:rPr>
-          <w:rFonts w:asciiTheme="minorHAnsi" w:hAnsiTheme="minorHAnsi" w:cstheme="minorHAnsi"/>
-        </w:rPr>
-        <w:t>Video processing</w:t>
-      </w:r>
-    </w:p>
-    <w:p>
-      <w:pPr>
-        <w:pStyle w:val="NormalWeb"/>
-        <w:numPr>
-          <w:ilvl w:val="0"/>
-          <w:numId w:val="11"/>
-        </w:numPr>
-        <w:rPr>
-          <w:rFonts w:asciiTheme="minorHAnsi" w:hAnsiTheme="minorHAnsi" w:cstheme="minorHAnsi"/>
-        </w:rPr>
-      </w:pPr>
-      <w:r>
-        <w:rPr>
-          <w:rFonts w:asciiTheme="minorHAnsi" w:hAnsiTheme="minorHAnsi" w:cstheme="minorHAnsi"/>
-        </w:rPr>
-        <w:t>Real-time detection</w:t>
-      </w:r>
-    </w:p>
-    <w:p>
-      <w:pPr>
-        <w:pStyle w:val="NormalWeb"/>
-        <w:numPr>
-          <w:ilvl w:val="0"/>
-          <w:numId w:val="11"/>
-        </w:numPr>
-        <w:rPr>
-          <w:rFonts w:asciiTheme="minorHAnsi" w:hAnsiTheme="minorHAnsi" w:cstheme="minorHAnsi"/>
-        </w:rPr>
-      </w:pPr>
-      <w:r>
-        <w:rPr>
-          <w:rFonts w:asciiTheme="minorHAnsi" w:hAnsiTheme="minorHAnsi" w:cstheme="minorHAnsi"/>
-        </w:rPr>
-        <w:t>OCR extraction</w:t>
-      </w:r>
-    </w:p>
-    <w:p>
-      <w:pPr>
-        <w:pStyle w:val="NormalWeb"/>
-        <w:numPr>
-          <w:ilvl w:val="0"/>
-          <w:numId w:val="11"/>
-        </w:numPr>
-        <w:rPr>
-          <w:rFonts w:asciiTheme="minorHAnsi" w:hAnsiTheme="minorHAnsi" w:cstheme="minorHAnsi"/>
-        </w:rPr>
-      </w:pPr>
-      <w:r>
-        <w:rPr>
-          <w:rFonts w:asciiTheme="minorHAnsi" w:hAnsiTheme="minorHAnsi" w:cstheme="minorHAnsi"/>
-        </w:rPr>
-        <w:t>CSV logging</w:t>
-      </w:r>
-    </w:p>
-    <w:p>
-      <w:pPr>
-        <w:pStyle w:val="NormalWeb"/>
-        <w:numPr>
-          <w:ilvl w:val="0"/>
-          <w:numId w:val="11"/>
-        </w:numPr>
-        <w:rPr>
-          <w:rFonts w:asciiTheme="minorHAnsi" w:hAnsiTheme="minorHAnsi" w:cstheme="minorHAnsi"/>
-        </w:rPr>
-      </w:pPr>
-      <w:proofErr w:type="spellStart"/>
-      <w:r>
-        <w:rPr>
-          <w:rFonts w:asciiTheme="minorHAnsi" w:hAnsiTheme="minorHAnsi" w:cstheme="minorHAnsi"/>
-        </w:rPr>
-        <w:t>Streamlit</w:t>
-      </w:r>
-      <w:proofErr w:type="spellEnd"/>
-      <w:r>
-        <w:rPr>
-          <w:rFonts w:asciiTheme="minorHAnsi" w:hAnsiTheme="minorHAnsi" w:cstheme="minorHAnsi"/>
-        </w:rPr>
-        <w:t xml:space="preserve"> UI</w:t>
-      </w:r>
-    </w:p>
-    <w:p>
-      <w:pPr>
-        <w:pStyle w:val="NormalWeb"/>
-        <w:rPr>
-          <w:rFonts w:asciiTheme="minorHAnsi" w:eastAsiaTheme="minorHAnsi" w:hAnsiTheme="minorHAnsi" w:cstheme="minorHAnsi"/>
-          <w:b/>
-          <w:sz w:val="32"/>
-          <w:szCs w:val="32"/>
-          <w:lang w:eastAsia="en-US"/>
-        </w:rPr>
-      </w:pPr>
-      <w:r>
-        <w:rPr>
-          <w:rFonts w:asciiTheme="minorHAnsi" w:eastAsiaTheme="minorHAnsi" w:hAnsiTheme="minorHAnsi" w:cstheme="minorHAnsi"/>
-          <w:b/>
-          <w:sz w:val="32"/>
-          <w:szCs w:val="32"/>
-          <w:lang w:eastAsia="en-US"/>
-        </w:rPr>
-        <w:t>Results</w:t>
-      </w:r>
-    </w:p>
-    <w:p>
-      <w:pPr>
-        <w:spacing w:before="100" w:beforeAutospacing="1" w:after="100" w:afterAutospacing="1" w:line="240" w:lineRule="auto"/>
-        <w:rPr>
-          <w:rFonts w:eastAsia="Times New Roman" w:cstheme="minorHAnsi"/>
-          <w:sz w:val="24"/>
-          <w:szCs w:val="24"/>
-          <w:lang w:eastAsia="en-IN"/>
-        </w:rPr>
-      </w:pPr>
-      <w:proofErr w:type="gramStart"/>
-      <w:r>
-        <w:rPr>
-          <w:rFonts w:eastAsia="Times New Roman" w:cstheme="minorHAnsi"/>
-          <w:sz w:val="24"/>
-          <w:szCs w:val="24"/>
-          <w:lang w:eastAsia="en-IN"/>
-        </w:rPr>
-        <w:lastRenderedPageBreak/>
-        <w:t>  Successfully</w:t>
-      </w:r>
-      <w:proofErr w:type="gramEnd"/>
-      <w:r>
-        <w:rPr>
-          <w:rFonts w:eastAsia="Times New Roman" w:cstheme="minorHAnsi"/>
-          <w:sz w:val="24"/>
-          <w:szCs w:val="24"/>
-          <w:lang w:eastAsia="en-IN"/>
-        </w:rPr>
-        <w:t xml:space="preserve"> detects:</w:t>
-      </w:r>
-    </w:p>
-    <w:p>
-      <w:pPr>
-        <w:numPr>
-          <w:ilvl w:val="0"/>
-          <w:numId w:val="14"/>
-        </w:numPr>
-        <w:spacing w:before="100" w:beforeAutospacing="1" w:after="100" w:afterAutospacing="1" w:line="240" w:lineRule="auto"/>
-        <w:rPr>
-          <w:rFonts w:eastAsia="Times New Roman" w:cstheme="minorHAnsi"/>
-          <w:sz w:val="24"/>
-          <w:szCs w:val="24"/>
-          <w:lang w:eastAsia="en-IN"/>
-        </w:rPr>
-      </w:pPr>
-      <w:r>
-        <w:rPr>
-          <w:rFonts w:eastAsia="Times New Roman" w:cstheme="minorHAnsi"/>
-          <w:sz w:val="24"/>
-          <w:szCs w:val="24"/>
-          <w:lang w:eastAsia="en-IN"/>
-        </w:rPr>
-        <w:t>Riders</w:t>
-      </w:r>
-    </w:p>
-    <w:p>
-      <w:pPr>
-        <w:numPr>
-          <w:ilvl w:val="0"/>
-          <w:numId w:val="14"/>
-        </w:numPr>
-        <w:spacing w:before="100" w:beforeAutospacing="1" w:after="100" w:afterAutospacing="1" w:line="240" w:lineRule="auto"/>
-        <w:rPr>
-          <w:rFonts w:eastAsia="Times New Roman" w:cstheme="minorHAnsi"/>
-          <w:sz w:val="24"/>
-          <w:szCs w:val="24"/>
-          <w:lang w:eastAsia="en-IN"/>
-        </w:rPr>
-      </w:pPr>
-      <w:r>
-        <w:rPr>
-          <w:rFonts w:eastAsia="Times New Roman" w:cstheme="minorHAnsi"/>
-          <w:sz w:val="24"/>
-          <w:szCs w:val="24"/>
-          <w:lang w:eastAsia="en-IN"/>
-        </w:rPr>
-        <w:t>Helmet usage</w:t>
-      </w:r>
-    </w:p>
-    <w:p>
-      <w:pPr>
-        <w:numPr>
-          <w:ilvl w:val="0"/>
-          <w:numId w:val="14"/>
-        </w:numPr>
-        <w:spacing w:before="100" w:beforeAutospacing="1" w:after="100" w:afterAutospacing="1" w:line="240" w:lineRule="auto"/>
-        <w:rPr>
-          <w:rFonts w:eastAsia="Times New Roman" w:cstheme="minorHAnsi"/>
-          <w:sz w:val="24"/>
-          <w:szCs w:val="24"/>
-          <w:lang w:eastAsia="en-IN"/>
-        </w:rPr>
-      </w:pPr>
-      <w:r>
-        <w:rPr>
-          <w:rFonts w:eastAsia="Times New Roman" w:cstheme="minorHAnsi"/>
-          <w:sz w:val="24"/>
-          <w:szCs w:val="24"/>
-          <w:lang w:eastAsia="en-IN"/>
-        </w:rPr>
-        <w:t>Number plates</w:t>
-      </w:r>
-    </w:p>
-    <w:p>
-      <w:pPr>
-        <w:spacing w:before="100" w:beforeAutospacing="1" w:after="100" w:afterAutospacing="1" w:line="240" w:lineRule="auto"/>
-        <w:rPr>
-          <w:rFonts w:eastAsia="Times New Roman" w:cstheme="minorHAnsi"/>
-          <w:sz w:val="24"/>
-          <w:szCs w:val="24"/>
-          <w:lang w:eastAsia="en-IN"/>
-        </w:rPr>
-      </w:pPr>
-      <w:proofErr w:type="gramStart"/>
-      <w:r>
-        <w:rPr>
-          <w:rFonts w:eastAsia="Times New Roman" w:cstheme="minorHAnsi"/>
-          <w:sz w:val="24"/>
-          <w:szCs w:val="24"/>
-          <w:lang w:eastAsia="en-IN"/>
-        </w:rPr>
-        <w:t>  OCR</w:t>
-      </w:r>
-      <w:proofErr w:type="gramEnd"/>
-      <w:r>
-        <w:rPr>
-          <w:rFonts w:eastAsia="Times New Roman" w:cstheme="minorHAnsi"/>
-          <w:sz w:val="24"/>
-          <w:szCs w:val="24"/>
-          <w:lang w:eastAsia="en-IN"/>
-        </w:rPr>
-        <w:t xml:space="preserve"> accuracy improved using:</w:t>
-      </w:r>
-    </w:p>
-    <w:p>
-      <w:pPr>
-        <w:numPr>
-          <w:ilvl w:val="0"/>
-          <w:numId w:val="15"/>
-        </w:numPr>
-        <w:spacing w:before="100" w:beforeAutospacing="1" w:after="100" w:afterAutospacing="1" w:line="240" w:lineRule="auto"/>
-        <w:rPr>
-          <w:rFonts w:eastAsia="Times New Roman" w:cstheme="minorHAnsi"/>
-          <w:sz w:val="24"/>
-          <w:szCs w:val="24"/>
-          <w:lang w:eastAsia="en-IN"/>
-        </w:rPr>
-      </w:pPr>
-      <w:r>
-        <w:rPr>
-          <w:rFonts w:eastAsia="Times New Roman" w:cstheme="minorHAnsi"/>
-          <w:sz w:val="24"/>
-          <w:szCs w:val="24"/>
-          <w:lang w:eastAsia="en-IN"/>
-        </w:rPr>
-        <w:t xml:space="preserve">Image </w:t>
-      </w:r>
-      <w:proofErr w:type="spellStart"/>
-      <w:r>
-        <w:rPr>
-          <w:rFonts w:eastAsia="Times New Roman" w:cstheme="minorHAnsi"/>
-          <w:sz w:val="24"/>
-          <w:szCs w:val="24"/>
-          <w:lang w:eastAsia="en-IN"/>
-        </w:rPr>
-        <w:t>preprocessing</w:t>
-      </w:r>
-      <w:proofErr w:type="spellEnd"/>
-    </w:p>
-    <w:p>
-      <w:pPr>
-        <w:numPr>
-          <w:ilvl w:val="0"/>
-          <w:numId w:val="15"/>
-        </w:numPr>
-        <w:spacing w:before="100" w:beforeAutospacing="1" w:after="100" w:afterAutospacing="1" w:line="240" w:lineRule="auto"/>
-        <w:rPr>
-          <w:rFonts w:eastAsia="Times New Roman" w:cstheme="minorHAnsi"/>
-          <w:sz w:val="24"/>
-          <w:szCs w:val="24"/>
-          <w:lang w:eastAsia="en-IN"/>
-        </w:rPr>
-      </w:pPr>
-      <w:r>
-        <w:rPr>
-          <w:rFonts w:eastAsia="Times New Roman" w:cstheme="minorHAnsi"/>
-          <w:sz w:val="24"/>
-          <w:szCs w:val="24"/>
-          <w:lang w:eastAsia="en-IN"/>
-        </w:rPr>
-        <w:t>Character correction logic</w:t>
-      </w:r>
-    </w:p>
-    <w:p>
-      <w:pPr>
-        <w:spacing w:before="100" w:beforeAutospacing="1" w:after="100" w:afterAutospacing="1" w:line="240" w:lineRule="auto"/>
-        <w:rPr>
-          <w:rFonts w:eastAsia="Times New Roman" w:cstheme="minorHAnsi"/>
-          <w:sz w:val="24"/>
-          <w:szCs w:val="24"/>
-          <w:lang w:eastAsia="en-IN"/>
-        </w:rPr>
-      </w:pPr>
-      <w:proofErr w:type="gramStart"/>
-      <w:r>
-        <w:rPr>
-          <w:rFonts w:eastAsia="Times New Roman" w:cstheme="minorHAnsi"/>
-          <w:sz w:val="24"/>
-          <w:szCs w:val="24"/>
-          <w:lang w:eastAsia="en-IN"/>
-        </w:rPr>
-        <w:t>  Outputs</w:t>
-      </w:r>
-      <w:proofErr w:type="gramEnd"/>
-      <w:r>
-        <w:rPr>
-          <w:rFonts w:eastAsia="Times New Roman" w:cstheme="minorHAnsi"/>
-          <w:sz w:val="24"/>
-          <w:szCs w:val="24"/>
-          <w:lang w:eastAsia="en-IN"/>
-        </w:rPr>
-        <w:t>:</w:t>
-      </w:r>
-    </w:p>
-    <w:p>
-      <w:pPr>
-        <w:numPr>
-          <w:ilvl w:val="0"/>
-          <w:numId w:val="16"/>
-        </w:numPr>
-        <w:spacing w:before="100" w:beforeAutospacing="1" w:after="100" w:afterAutospacing="1" w:line="240" w:lineRule="auto"/>
-        <w:rPr>
-          <w:rFonts w:eastAsia="Times New Roman" w:cstheme="minorHAnsi"/>
-          <w:sz w:val="24"/>
-          <w:szCs w:val="24"/>
-          <w:lang w:eastAsia="en-IN"/>
-        </w:rPr>
-      </w:pPr>
-      <w:r>
-        <w:rPr>
-          <w:rFonts w:eastAsia="Times New Roman" w:cstheme="minorHAnsi"/>
-          <w:sz w:val="24"/>
-          <w:szCs w:val="24"/>
-          <w:lang w:eastAsia="en-IN"/>
-        </w:rPr>
-        <w:t>Annotated image/video</w:t>
-      </w:r>
-    </w:p>
-    <w:p>
-      <w:pPr>
-        <w:numPr>
-          <w:ilvl w:val="0"/>
-          <w:numId w:val="16"/>
-        </w:numPr>
-        <w:spacing w:before="100" w:beforeAutospacing="1" w:after="100" w:afterAutospacing="1" w:line="240" w:lineRule="auto"/>
-        <w:rPr>
-          <w:rFonts w:eastAsia="Times New Roman" w:cstheme="minorHAnsi"/>
-          <w:sz w:val="24"/>
-          <w:szCs w:val="24"/>
-          <w:lang w:eastAsia="en-IN"/>
-        </w:rPr>
-      </w:pPr>
-      <w:r>
-        <w:rPr>
-          <w:rFonts w:eastAsia="Times New Roman" w:cstheme="minorHAnsi"/>
-          <w:sz w:val="24"/>
-          <w:szCs w:val="24"/>
-          <w:lang w:eastAsia="en-IN"/>
-        </w:rPr>
-        <w:t>Extracted plate numbers</w:t>
-      </w:r>
-    </w:p>
-    <w:p>
-      <w:pPr>
-        <w:numPr>
-          <w:ilvl w:val="0"/>
-          <w:numId w:val="16"/>
-        </w:numPr>
-        <w:spacing w:before="100" w:beforeAutospacing="1" w:after="100" w:afterAutospacing="1" w:line="240" w:lineRule="auto"/>
-        <w:rPr>
-          <w:rFonts w:eastAsia="Times New Roman" w:cstheme="minorHAnsi"/>
-          <w:sz w:val="24"/>
-          <w:szCs w:val="24"/>
-          <w:lang w:eastAsia="en-IN"/>
-        </w:rPr>
-      </w:pPr>
-      <w:r>
-        <w:rPr>
-          <w:rFonts w:eastAsia="Times New Roman" w:cstheme="minorHAnsi"/>
-          <w:sz w:val="24"/>
-          <w:szCs w:val="24"/>
-          <w:lang w:eastAsia="en-IN"/>
-        </w:rPr>
-        <w:t>CSV log file</w:t>
-      </w:r>
-    </w:p>
-    <w:p>
-      <w:pPr>
-        <w:spacing w:before="100" w:beforeAutospacing="1" w:after="100" w:afterAutospacing="1" w:line="240" w:lineRule="auto"/>
-        <w:rPr>
-          <w:rFonts w:cstheme="minorHAnsi"/>
-          <w:b/>
-          <w:sz w:val="32"/>
-          <w:szCs w:val="32"/>
-        </w:rPr>
-      </w:pPr>
-      <w:r>
-        <w:rPr>
-          <w:rFonts w:cstheme="minorHAnsi"/>
-          <w:b/>
-          <w:sz w:val="32"/>
-          <w:szCs w:val="32"/>
-        </w:rPr>
         <w:t>Advantages</w:t>
       </w:r>
     </w:p>
@@ -2953,19 +2657,8 @@
           <w:szCs w:val="24"/>
           <w:lang w:eastAsia="en-IN"/>
         </w:rPr>
-        <w:t xml:space="preserve">Easy deployment using </w:t>
-      </w:r>
-      <w:proofErr w:type="spellStart"/>
-      <w:r>
-        <w:rPr>
-          <w:rFonts w:eastAsia="Times New Roman" w:cstheme="minorHAnsi"/>
-          <w:sz w:val="24"/>
-          <w:szCs w:val="24"/>
-          <w:lang w:eastAsia="en-IN"/>
-        </w:rPr>
-        <w:t>Streamlit</w:t>
-      </w:r>
-      <w:proofErr w:type="spellEnd"/>
+        <w:t>Easy deployment using Streamlit</w:t>
+      </w:r>
     </w:p>
     <w:p>
       <w:pPr>
